--- a/SmartDoor-Research-Paper.docx
+++ b/SmartDoor-Research-Paper.docx
@@ -10,7 +10,6 @@
           <w:bCs w:val="false"/>
           <w:i w:val="false"/>
           <w:iCs w:val="false"/>
-          <w:caps w:val="false"/>
           <w:sz w:val="24"/>
           <w:szCs w:val="24"/>
         </w:rPr>
@@ -25,7 +24,6 @@
           <w:bCs w:val="false"/>
           <w:i w:val="false"/>
           <w:iCs w:val="false"/>
-          <w:caps w:val="false"/>
           <w:sz w:val="24"/>
           <w:szCs w:val="24"/>
         </w:rPr>
@@ -40,11 +38,28 @@
           <w:bCs w:val="false"/>
           <w:i w:val="false"/>
           <w:iCs w:val="false"/>
-          <w:caps w:val="false"/>
           <w:sz w:val="24"/>
           <w:szCs w:val="24"/>
         </w:rPr>
         <w:t xml:space="preserve"/>
+      </w:r>
+    </w:p>
+    <w:p>
+      <w:pPr>
+        <w:spacing w:after="200"/>
+        <w:jc w:val="center"/>
+      </w:pPr>
+      <w:r>
+        <w:rPr>
+          <w:rFonts w:ascii="Courier New" w:cs="Courier New" w:eastAsia="Courier New" w:hAnsi="Courier New"/>
+          <w:b/>
+          <w:bCs/>
+          <w:i w:val="false"/>
+          <w:iCs w:val="false"/>
+          <w:sz w:val="40"/>
+          <w:szCs w:val="40"/>
+        </w:rPr>
+        <w:t xml:space="preserve">SmartDoor: An Automatic Door Sensor for Room Security</w:t>
       </w:r>
     </w:p>
     <w:p>
@@ -59,22 +74,20 @@
           <w:bCs/>
           <w:i w:val="false"/>
           <w:iCs w:val="false"/>
-          <w:caps w:val="false"/>
-          <w:sz w:val="40"/>
-          <w:szCs w:val="40"/>
-        </w:rPr>
-        <w:t xml:space="preserve">SmartDoor: An Automatic Door Sensor for Room Security</w:t>
-      </w:r>
-    </w:p>
-    <w:p>
-      <w:r>
-        <w:rPr>
-          <w:rFonts w:ascii="Courier New" w:cs="Courier New" w:eastAsia="Courier New" w:hAnsi="Courier New"/>
-          <w:b w:val="false"/>
-          <w:bCs w:val="false"/>
-          <w:i w:val="false"/>
-          <w:iCs w:val="false"/>
-          <w:caps w:val="false"/>
+          <w:sz w:val="24"/>
+          <w:szCs w:val="24"/>
+        </w:rPr>
+        <w:t xml:space="preserve">(A Mini Scale-Model Prototype)</w:t>
+      </w:r>
+    </w:p>
+    <w:p>
+      <w:r>
+        <w:rPr>
+          <w:rFonts w:ascii="Courier New" w:cs="Courier New" w:eastAsia="Courier New" w:hAnsi="Courier New"/>
+          <w:b w:val="false"/>
+          <w:bCs w:val="false"/>
+          <w:i w:val="false"/>
+          <w:iCs w:val="false"/>
           <w:sz w:val="24"/>
           <w:szCs w:val="24"/>
         </w:rPr>
@@ -89,7 +102,6 @@
           <w:bCs w:val="false"/>
           <w:i w:val="false"/>
           <w:iCs w:val="false"/>
-          <w:caps w:val="false"/>
           <w:sz w:val="24"/>
           <w:szCs w:val="24"/>
         </w:rPr>
@@ -108,7 +120,6 @@
           <w:bCs w:val="false"/>
           <w:i w:val="false"/>
           <w:iCs w:val="false"/>
-          <w:caps w:val="false"/>
           <w:sz w:val="24"/>
           <w:szCs w:val="24"/>
         </w:rPr>
@@ -127,7 +138,6 @@
           <w:bCs w:val="false"/>
           <w:i w:val="false"/>
           <w:iCs w:val="false"/>
-          <w:caps w:val="false"/>
           <w:sz w:val="24"/>
           <w:szCs w:val="24"/>
         </w:rPr>
@@ -146,7 +156,6 @@
           <w:bCs w:val="false"/>
           <w:i w:val="false"/>
           <w:iCs w:val="false"/>
-          <w:caps w:val="false"/>
           <w:sz w:val="24"/>
           <w:szCs w:val="24"/>
         </w:rPr>
@@ -165,7 +174,6 @@
           <w:bCs w:val="false"/>
           <w:i w:val="false"/>
           <w:iCs w:val="false"/>
-          <w:caps w:val="false"/>
           <w:sz w:val="24"/>
           <w:szCs w:val="24"/>
         </w:rPr>
@@ -180,7 +188,6 @@
           <w:bCs w:val="false"/>
           <w:i w:val="false"/>
           <w:iCs w:val="false"/>
-          <w:caps w:val="false"/>
           <w:sz w:val="24"/>
           <w:szCs w:val="24"/>
         </w:rPr>
@@ -195,7 +202,6 @@
           <w:bCs w:val="false"/>
           <w:i w:val="false"/>
           <w:iCs w:val="false"/>
-          <w:caps w:val="false"/>
           <w:sz w:val="24"/>
           <w:szCs w:val="24"/>
         </w:rPr>
@@ -214,7 +220,6 @@
           <w:bCs/>
           <w:i w:val="false"/>
           <w:iCs w:val="false"/>
-          <w:caps w:val="false"/>
           <w:sz w:val="24"/>
           <w:szCs w:val="24"/>
         </w:rPr>
@@ -233,7 +238,6 @@
           <w:bCs w:val="false"/>
           <w:i w:val="false"/>
           <w:iCs w:val="false"/>
-          <w:caps w:val="false"/>
           <w:sz w:val="24"/>
           <w:szCs w:val="24"/>
         </w:rPr>
@@ -252,7 +256,6 @@
           <w:bCs w:val="false"/>
           <w:i w:val="false"/>
           <w:iCs w:val="false"/>
-          <w:caps w:val="false"/>
           <w:sz w:val="24"/>
           <w:szCs w:val="24"/>
         </w:rPr>
@@ -271,7 +274,6 @@
           <w:bCs w:val="false"/>
           <w:i w:val="false"/>
           <w:iCs w:val="false"/>
-          <w:caps w:val="false"/>
           <w:sz w:val="24"/>
           <w:szCs w:val="24"/>
         </w:rPr>
@@ -286,7 +288,6 @@
           <w:bCs w:val="false"/>
           <w:i w:val="false"/>
           <w:iCs w:val="false"/>
-          <w:caps w:val="false"/>
           <w:sz w:val="24"/>
           <w:szCs w:val="24"/>
         </w:rPr>
@@ -301,22 +302,6 @@
           <w:bCs w:val="false"/>
           <w:i w:val="false"/>
           <w:iCs w:val="false"/>
-          <w:caps w:val="false"/>
-          <w:sz w:val="24"/>
-          <w:szCs w:val="24"/>
-        </w:rPr>
-        <w:t xml:space="preserve"/>
-      </w:r>
-    </w:p>
-    <w:p>
-      <w:r>
-        <w:rPr>
-          <w:rFonts w:ascii="Courier New" w:cs="Courier New" w:eastAsia="Courier New" w:hAnsi="Courier New"/>
-          <w:b w:val="false"/>
-          <w:bCs w:val="false"/>
-          <w:i w:val="false"/>
-          <w:iCs w:val="false"/>
-          <w:caps w:val="false"/>
           <w:sz w:val="24"/>
           <w:szCs w:val="24"/>
         </w:rPr>
@@ -335,7 +320,6 @@
           <w:bCs w:val="false"/>
           <w:i w:val="false"/>
           <w:iCs w:val="false"/>
-          <w:caps w:val="false"/>
           <w:sz w:val="24"/>
           <w:szCs w:val="24"/>
         </w:rPr>
@@ -359,7 +343,6 @@
           <w:bCs/>
           <w:i w:val="false"/>
           <w:iCs w:val="false"/>
-          <w:caps w:val="false"/>
           <w:sz w:val="24"/>
           <w:szCs w:val="24"/>
         </w:rPr>
@@ -378,7 +361,6 @@
           <w:bCs w:val="false"/>
           <w:i w:val="false"/>
           <w:iCs w:val="false"/>
-          <w:caps w:val="false"/>
           <w:sz w:val="24"/>
           <w:szCs w:val="24"/>
         </w:rPr>
@@ -396,7 +378,6 @@
           <w:bCs w:val="false"/>
           <w:i w:val="false"/>
           <w:iCs w:val="false"/>
-          <w:caps w:val="false"/>
           <w:sz w:val="24"/>
           <w:szCs w:val="24"/>
         </w:rPr>
@@ -417,7 +398,6 @@
           <w:bCs w:val="false"/>
           <w:i w:val="false"/>
           <w:iCs w:val="false"/>
-          <w:caps w:val="false"/>
           <w:sz w:val="24"/>
           <w:szCs w:val="24"/>
         </w:rPr>
@@ -435,7 +415,6 @@
           <w:bCs w:val="false"/>
           <w:i w:val="false"/>
           <w:iCs w:val="false"/>
-          <w:caps w:val="false"/>
           <w:sz w:val="24"/>
           <w:szCs w:val="24"/>
         </w:rPr>
@@ -456,7 +435,6 @@
           <w:bCs w:val="false"/>
           <w:i w:val="false"/>
           <w:iCs w:val="false"/>
-          <w:caps w:val="false"/>
           <w:sz w:val="24"/>
           <w:szCs w:val="24"/>
         </w:rPr>
@@ -474,7 +452,6 @@
           <w:bCs w:val="false"/>
           <w:i w:val="false"/>
           <w:iCs w:val="false"/>
-          <w:caps w:val="false"/>
           <w:sz w:val="24"/>
           <w:szCs w:val="24"/>
         </w:rPr>
@@ -495,7 +472,6 @@
           <w:bCs w:val="false"/>
           <w:i w:val="false"/>
           <w:iCs w:val="false"/>
-          <w:caps w:val="false"/>
           <w:sz w:val="24"/>
           <w:szCs w:val="24"/>
         </w:rPr>
@@ -513,7 +489,6 @@
           <w:bCs w:val="false"/>
           <w:i w:val="false"/>
           <w:iCs w:val="false"/>
-          <w:caps w:val="false"/>
           <w:sz w:val="24"/>
           <w:szCs w:val="24"/>
         </w:rPr>
@@ -534,7 +509,6 @@
           <w:bCs w:val="false"/>
           <w:i w:val="false"/>
           <w:iCs w:val="false"/>
-          <w:caps w:val="false"/>
           <w:sz w:val="24"/>
           <w:szCs w:val="24"/>
         </w:rPr>
@@ -552,7 +526,6 @@
           <w:bCs w:val="false"/>
           <w:i w:val="false"/>
           <w:iCs w:val="false"/>
-          <w:caps w:val="false"/>
           <w:sz w:val="24"/>
           <w:szCs w:val="24"/>
         </w:rPr>
@@ -573,7 +546,6 @@
           <w:bCs w:val="false"/>
           <w:i w:val="false"/>
           <w:iCs w:val="false"/>
-          <w:caps w:val="false"/>
           <w:sz w:val="24"/>
           <w:szCs w:val="24"/>
         </w:rPr>
@@ -592,7 +564,6 @@
           <w:bCs w:val="false"/>
           <w:i w:val="false"/>
           <w:iCs w:val="false"/>
-          <w:caps w:val="false"/>
           <w:sz w:val="24"/>
           <w:szCs w:val="24"/>
         </w:rPr>
@@ -613,7 +584,6 @@
           <w:bCs w:val="false"/>
           <w:i w:val="false"/>
           <w:iCs w:val="false"/>
-          <w:caps w:val="false"/>
           <w:sz w:val="24"/>
           <w:szCs w:val="24"/>
         </w:rPr>
@@ -632,11 +602,10 @@
           <w:bCs w:val="false"/>
           <w:i w:val="false"/>
           <w:iCs w:val="false"/>
-          <w:caps w:val="false"/>
-          <w:sz w:val="24"/>
-          <w:szCs w:val="24"/>
-        </w:rPr>
-        <w:t xml:space="preserve">Experimental Matrix</w:t>
+          <w:sz w:val="24"/>
+          <w:szCs w:val="24"/>
+        </w:rPr>
+        <w:t xml:space="preserve">Estimated Cost of Materials</w:t>
       </w:r>
       <w:r>
         <w:rPr>
@@ -653,29 +622,10 @@
           <w:bCs w:val="false"/>
           <w:i w:val="false"/>
           <w:iCs w:val="false"/>
-          <w:caps w:val="false"/>
-          <w:sz w:val="24"/>
-          <w:szCs w:val="24"/>
-        </w:rPr>
-        <w:t xml:space="preserve">X</w:t>
-      </w:r>
-    </w:p>
-    <w:p>
-      <w:pPr>
-        <w:spacing w:after="110"/>
-      </w:pPr>
-      <w:r>
-        <w:rPr>
-          <w:rFonts w:ascii="Courier New" w:cs="Courier New" w:eastAsia="Courier New" w:hAnsi="Courier New"/>
-          <w:b w:val="false"/>
-          <w:bCs w:val="false"/>
-          <w:i w:val="false"/>
-          <w:iCs w:val="false"/>
-          <w:caps w:val="false"/>
-          <w:sz w:val="24"/>
-          <w:szCs w:val="24"/>
-        </w:rPr>
-        <w:t xml:space="preserve">Procedure:</w:t>
+          <w:sz w:val="24"/>
+          <w:szCs w:val="24"/>
+        </w:rPr>
+        <w:t xml:space="preserve">IX</w:t>
       </w:r>
     </w:p>
     <w:p>
@@ -690,11 +640,10 @@
           <w:bCs w:val="false"/>
           <w:i w:val="false"/>
           <w:iCs w:val="false"/>
-          <w:caps w:val="false"/>
-          <w:sz w:val="24"/>
-          <w:szCs w:val="24"/>
-        </w:rPr>
-        <w:t xml:space="preserve">Preparation and Calibration</w:t>
+          <w:sz w:val="24"/>
+          <w:szCs w:val="24"/>
+        </w:rPr>
+        <w:t xml:space="preserve">Experimental Matrix</w:t>
       </w:r>
       <w:r>
         <w:rPr>
@@ -711,11 +660,27 @@
           <w:bCs w:val="false"/>
           <w:i w:val="false"/>
           <w:iCs w:val="false"/>
-          <w:caps w:val="false"/>
-          <w:sz w:val="24"/>
-          <w:szCs w:val="24"/>
-        </w:rPr>
-        <w:t xml:space="preserve">XI</w:t>
+          <w:sz w:val="24"/>
+          <w:szCs w:val="24"/>
+        </w:rPr>
+        <w:t xml:space="preserve">X</w:t>
+      </w:r>
+    </w:p>
+    <w:p>
+      <w:pPr>
+        <w:spacing w:after="110"/>
+      </w:pPr>
+      <w:r>
+        <w:rPr>
+          <w:rFonts w:ascii="Courier New" w:cs="Courier New" w:eastAsia="Courier New" w:hAnsi="Courier New"/>
+          <w:b w:val="false"/>
+          <w:bCs w:val="false"/>
+          <w:i w:val="false"/>
+          <w:iCs w:val="false"/>
+          <w:sz w:val="24"/>
+          <w:szCs w:val="24"/>
+        </w:rPr>
+        <w:t xml:space="preserve">Procedure:</w:t>
       </w:r>
     </w:p>
     <w:p>
@@ -730,11 +695,10 @@
           <w:bCs w:val="false"/>
           <w:i w:val="false"/>
           <w:iCs w:val="false"/>
-          <w:caps w:val="false"/>
-          <w:sz w:val="24"/>
-          <w:szCs w:val="24"/>
-        </w:rPr>
-        <w:t xml:space="preserve">Construction</w:t>
+          <w:sz w:val="24"/>
+          <w:szCs w:val="24"/>
+        </w:rPr>
+        <w:t xml:space="preserve">Preparation and Calibration</w:t>
       </w:r>
       <w:r>
         <w:rPr>
@@ -751,7 +715,6 @@
           <w:bCs w:val="false"/>
           <w:i w:val="false"/>
           <w:iCs w:val="false"/>
-          <w:caps w:val="false"/>
           <w:sz w:val="24"/>
           <w:szCs w:val="24"/>
         </w:rPr>
@@ -770,11 +733,10 @@
           <w:bCs w:val="false"/>
           <w:i w:val="false"/>
           <w:iCs w:val="false"/>
-          <w:caps w:val="false"/>
-          <w:sz w:val="24"/>
-          <w:szCs w:val="24"/>
-        </w:rPr>
-        <w:t xml:space="preserve">Baseline Collection</w:t>
+          <w:sz w:val="24"/>
+          <w:szCs w:val="24"/>
+        </w:rPr>
+        <w:t xml:space="preserve">Construction</w:t>
       </w:r>
       <w:r>
         <w:rPr>
@@ -791,7 +753,6 @@
           <w:bCs w:val="false"/>
           <w:i w:val="false"/>
           <w:iCs w:val="false"/>
-          <w:caps w:val="false"/>
           <w:sz w:val="24"/>
           <w:szCs w:val="24"/>
         </w:rPr>
@@ -810,11 +771,10 @@
           <w:bCs w:val="false"/>
           <w:i w:val="false"/>
           <w:iCs w:val="false"/>
-          <w:caps w:val="false"/>
-          <w:sz w:val="24"/>
-          <w:szCs w:val="24"/>
-        </w:rPr>
-        <w:t xml:space="preserve">Experimentation</w:t>
+          <w:sz w:val="24"/>
+          <w:szCs w:val="24"/>
+        </w:rPr>
+        <w:t xml:space="preserve">Baseline Collection</w:t>
       </w:r>
       <w:r>
         <w:rPr>
@@ -831,7 +791,6 @@
           <w:bCs w:val="false"/>
           <w:i w:val="false"/>
           <w:iCs w:val="false"/>
-          <w:caps w:val="false"/>
           <w:sz w:val="24"/>
           <w:szCs w:val="24"/>
         </w:rPr>
@@ -850,11 +809,10 @@
           <w:bCs w:val="false"/>
           <w:i w:val="false"/>
           <w:iCs w:val="false"/>
-          <w:caps w:val="false"/>
-          <w:sz w:val="24"/>
-          <w:szCs w:val="24"/>
-        </w:rPr>
-        <w:t xml:space="preserve">Safety and Decommissioning</w:t>
+          <w:sz w:val="24"/>
+          <w:szCs w:val="24"/>
+        </w:rPr>
+        <w:t xml:space="preserve">Experimentation</w:t>
       </w:r>
       <w:r>
         <w:rPr>
@@ -871,7 +829,6 @@
           <w:bCs w:val="false"/>
           <w:i w:val="false"/>
           <w:iCs w:val="false"/>
-          <w:caps w:val="false"/>
           <w:sz w:val="24"/>
           <w:szCs w:val="24"/>
         </w:rPr>
@@ -890,7 +847,44 @@
           <w:bCs w:val="false"/>
           <w:i w:val="false"/>
           <w:iCs w:val="false"/>
-          <w:caps w:val="false"/>
+          <w:sz w:val="24"/>
+          <w:szCs w:val="24"/>
+        </w:rPr>
+        <w:t xml:space="preserve">Safety and Decommissioning</w:t>
+      </w:r>
+      <w:r>
+        <w:rPr>
+          <w:rFonts w:ascii="Courier New" w:cs="Courier New" w:eastAsia="Courier New" w:hAnsi="Courier New"/>
+          <w:sz w:val="24"/>
+          <w:szCs w:val="24"/>
+        </w:rPr>
+        <w:ptab w:alignment="right" w:relativeTo="margin" w:leader="dot"/>
+      </w:r>
+      <w:r>
+        <w:rPr>
+          <w:rFonts w:ascii="Courier New" w:cs="Courier New" w:eastAsia="Courier New" w:hAnsi="Courier New"/>
+          <w:b w:val="false"/>
+          <w:bCs w:val="false"/>
+          <w:i w:val="false"/>
+          <w:iCs w:val="false"/>
+          <w:sz w:val="24"/>
+          <w:szCs w:val="24"/>
+        </w:rPr>
+        <w:t xml:space="preserve">XI</w:t>
+      </w:r>
+    </w:p>
+    <w:p>
+      <w:pPr>
+        <w:spacing w:after="110"/>
+        <w:ind w:left="576"/>
+      </w:pPr>
+      <w:r>
+        <w:rPr>
+          <w:rFonts w:ascii="Courier New" w:cs="Courier New" w:eastAsia="Courier New" w:hAnsi="Courier New"/>
+          <w:b w:val="false"/>
+          <w:bCs w:val="false"/>
+          <w:i w:val="false"/>
+          <w:iCs w:val="false"/>
           <w:sz w:val="24"/>
           <w:szCs w:val="24"/>
         </w:rPr>
@@ -911,7 +905,6 @@
           <w:bCs w:val="false"/>
           <w:i w:val="false"/>
           <w:iCs w:val="false"/>
-          <w:caps w:val="false"/>
           <w:sz w:val="24"/>
           <w:szCs w:val="24"/>
         </w:rPr>
@@ -935,7 +928,6 @@
           <w:bCs/>
           <w:i w:val="false"/>
           <w:iCs w:val="false"/>
-          <w:caps w:val="false"/>
           <w:sz w:val="24"/>
           <w:szCs w:val="24"/>
         </w:rPr>
@@ -954,11 +946,28 @@
           <w:bCs/>
           <w:i w:val="false"/>
           <w:iCs w:val="false"/>
-          <w:caps w:val="false"/>
           <w:sz w:val="24"/>
           <w:szCs w:val="24"/>
         </w:rPr>
         <w:t xml:space="preserve">SmartDoor: An Automatic Door Sensor</w:t>
+      </w:r>
+    </w:p>
+    <w:p>
+      <w:pPr>
+        <w:spacing w:after="60"/>
+        <w:jc w:val="center"/>
+      </w:pPr>
+      <w:r>
+        <w:rPr>
+          <w:rFonts w:ascii="Courier New" w:cs="Courier New" w:eastAsia="Courier New" w:hAnsi="Courier New"/>
+          <w:b/>
+          <w:bCs/>
+          <w:i w:val="false"/>
+          <w:iCs w:val="false"/>
+          <w:sz w:val="24"/>
+          <w:szCs w:val="24"/>
+        </w:rPr>
+        <w:t xml:space="preserve">for Room Security</w:t>
       </w:r>
     </w:p>
     <w:p>
@@ -973,11 +982,10 @@
           <w:bCs/>
           <w:i w:val="false"/>
           <w:iCs w:val="false"/>
-          <w:caps w:val="false"/>
-          <w:sz w:val="24"/>
-          <w:szCs w:val="24"/>
-        </w:rPr>
-        <w:t xml:space="preserve">for Room Security</w:t>
+          <w:sz w:val="24"/>
+          <w:szCs w:val="24"/>
+        </w:rPr>
+        <w:t xml:space="preserve">(A Mini Scale-Model Prototype)</w:t>
       </w:r>
     </w:p>
     <w:p>
@@ -992,11 +1000,10 @@
           <w:bCs w:val="false"/>
           <w:i w:val="false"/>
           <w:iCs w:val="false"/>
-          <w:caps w:val="false"/>
-          <w:sz w:val="24"/>
-          <w:szCs w:val="24"/>
-        </w:rPr>
-        <w:t xml:space="preserve">Unauthorized entry into private rooms is a persistent security and privacy concern in schools, boarding houses, offices, and residences. Ordinary doors give no indication that someone has approached or opened them, and manual locks depend entirely on the occupant remembering to secure the door. As a result, rooms containing personal belongings, records, and equipment are often left accessible to anyone who walks in, and the occupant has no way of knowing that an entry has occurred.</w:t>
+          <w:sz w:val="24"/>
+          <w:szCs w:val="24"/>
+        </w:rPr>
+        <w:t xml:space="preserve">Unauthorized entry into private rooms is a persistent security and privacy concern in schools, boarding houses, offices, and residences. An ordinary door is passive: it neither records nor reports who approaches it, and it depends entirely on the occupant remembering to lock it. Rooms holding personal belongings, records, and equipment are therefore often left accessible to anyone who walks in, and the occupant has no way of knowing that an entry has taken place.</w:t>
       </w:r>
     </w:p>
     <w:p>
@@ -1011,11 +1018,10 @@
           <w:bCs w:val="false"/>
           <w:i w:val="false"/>
           <w:iCs w:val="false"/>
-          <w:caps w:val="false"/>
-          <w:sz w:val="24"/>
-          <w:szCs w:val="24"/>
-        </w:rPr>
-        <w:t xml:space="preserve">This study aimed to design, construct, and evaluate a low-cost Arduino-based automatic door sensor system, hereafter referred to as SmartDoor, that detects a person approaching a door, verifies whether that person is authorized, and responds by opening the door for permitted users or alerting the room owner when an unverified entry is attempted. The prototype used an Arduino Uno microcontroller, an HC-SR04 ultrasonic distance sensor, an HC-SR501 passive infrared motion sensor, an RC522 radio-frequency identification reader, a servo motor driving a scale-model door, a reed switch reporting door state, a buzzer, indicator lights, and an ESP8266 Wi-Fi module for notifications. The system was evaluated in terms of detection distance, detection success rate, response time, false positive and false negative counts, alert delivery time, the proportion of unauthorized attempts denied, current draw, and continuous operating time.</w:t>
+          <w:sz w:val="24"/>
+          <w:szCs w:val="24"/>
+        </w:rPr>
+        <w:t xml:space="preserve">This study aimed to design, construct, and evaluate a low-cost automatic door sensor system, referred to as SmartDoor, built as a mini scale model rather than a full-size installation. The prototype detects a person approaching the door, verifies whether that person is authorized, opens the model door for a recognized credential, and raises an audible and visual alarm when an unrecognized attempt is made. It uses an Arduino Uno R3, an HC-SR04 ultrasonic distance sensor, an HC-SR501 passive infrared motion sensor, an RC522 radio-frequency identification reader with a registered keyfob and an unregistered card, an SG90 micro servo driving a foam-board door panel, a ball tilt switch reporting door movement, a liquid-crystal display showing system status, a buzzer, and indicator lights. Almost every component was already available in a standard Arduino learning kit, so the total additional cost of the prototype was approximately PHP 150.00 to PHP 300.00.</w:t>
       </w:r>
     </w:p>
     <w:p>
@@ -1030,11 +1036,10 @@
           <w:bCs w:val="false"/>
           <w:i w:val="false"/>
           <w:iCs w:val="false"/>
-          <w:caps w:val="false"/>
-          <w:sz w:val="24"/>
-          <w:szCs w:val="24"/>
-        </w:rPr>
-        <w:t xml:space="preserve">The prototype was tested on a scale-model door frame under controlled indoor conditions, with three to five trials recorded for every measurement. Baseline data were collected from the same doorway operating manually and without sensing, and were compared against data collected with SmartDoor active. Findings are expected to indicate whether a low-cost microcontroller-based door sensor can detect approaching persons reliably, distinguish authorized from unauthorized users, and notify an occupant quickly enough to be useful, suggesting potential application by students, boarding-house tenants, small offices, and schools that require affordable room-level security rather than commercial access-control installations. The system is intended as a supplementary security measure and is not presented as a replacement for physical locks or institutional security personnel.</w:t>
+          <w:sz w:val="24"/>
+          <w:szCs w:val="24"/>
+        </w:rPr>
+        <w:t xml:space="preserve">The mini model was tested on a foam-board door and frame under controlled indoor conditions, with three to five trials recorded for every measurement. Baseline data were collected from the same model doorway operating manually, without sensing or alarm, and compared against data collected with SmartDoor active. Findings are expected to indicate whether a low-cost microcontroller-based door sensor can detect approaching persons reliably, distinguish a registered credential from an unregistered one, and raise an alarm quickly enough to be useful. Because the door is scaled but the approaching person is not, detection and authorization results are considered indicative of full-size behaviour, while door movement time and motor loading are specific to the model and are not claimed to scale. The system is presented as a supplementary security aid and a demonstration of the concept, not as a replacement for mechanical locks or security personnel.</w:t>
       </w:r>
     </w:p>
     <w:p>
@@ -1054,7 +1059,6 @@
           <w:bCs/>
           <w:i w:val="false"/>
           <w:iCs w:val="false"/>
-          <w:caps w:val="false"/>
           <w:sz w:val="24"/>
           <w:szCs w:val="24"/>
         </w:rPr>
@@ -1073,7 +1077,6 @@
           <w:bCs w:val="false"/>
           <w:i w:val="false"/>
           <w:iCs w:val="false"/>
-          <w:caps w:val="false"/>
           <w:sz w:val="24"/>
           <w:szCs w:val="24"/>
         </w:rPr>
@@ -1092,7 +1095,6 @@
           <w:bCs w:val="false"/>
           <w:i w:val="false"/>
           <w:iCs w:val="false"/>
-          <w:caps w:val="false"/>
           <w:sz w:val="24"/>
           <w:szCs w:val="24"/>
         </w:rPr>
@@ -1111,11 +1113,10 @@
           <w:bCs w:val="false"/>
           <w:i w:val="false"/>
           <w:iCs w:val="false"/>
-          <w:caps w:val="false"/>
-          <w:sz w:val="24"/>
-          <w:szCs w:val="24"/>
-        </w:rPr>
-        <w:t xml:space="preserve">Appreciation is likewise extended to the school administration for permitting the construction and testing of the prototype within school premises, and to the classmates and faculty who volunteered as participants during the detection trials.</w:t>
+          <w:sz w:val="24"/>
+          <w:szCs w:val="24"/>
+        </w:rPr>
+        <w:t xml:space="preserve">Appreciation is likewise extended to the school administration for permitting the construction and testing of the model within school premises and for the use of the Arduino learning kit and laboratory instruments, and to the classmates and faculty who volunteered as participants during the detection trials.</w:t>
       </w:r>
     </w:p>
     <w:p>
@@ -1130,7 +1131,6 @@
           <w:bCs w:val="false"/>
           <w:i w:val="false"/>
           <w:iCs w:val="false"/>
-          <w:caps w:val="false"/>
           <w:sz w:val="24"/>
           <w:szCs w:val="24"/>
         </w:rPr>
@@ -1154,7 +1154,6 @@
           <w:bCs/>
           <w:i w:val="false"/>
           <w:iCs w:val="false"/>
-          <w:caps w:val="false"/>
           <w:sz w:val="24"/>
           <w:szCs w:val="24"/>
         </w:rPr>
@@ -1173,11 +1172,10 @@
           <w:bCs w:val="false"/>
           <w:i w:val="false"/>
           <w:iCs w:val="false"/>
-          <w:caps w:val="false"/>
-          <w:sz w:val="24"/>
-          <w:szCs w:val="24"/>
-        </w:rPr>
-        <w:t xml:space="preserve">Room security is a basic concern in any shared environment. Unauthorized entry into a private room can lead to the loss of personal belongings, the disclosure of confidential records, and a general sense of unease among occupants. Robbery and theft remain among the most frequently reported crimes in the Philippines (Philippine National Police [PNP], n.d.), and a substantial portion of these incidents involve entry into spaces that were unlocked, unattended, or unmonitored. Conventional doors are passive: they neither record nor report who approaches them, and they rely completely on the occupant to lock them. For students in boarding houses, teachers with classroom storage, and offices holding records, this leaves an obvious gap between the moment an intruder approaches a door and the moment anyone becomes aware of it.</w:t>
+          <w:sz w:val="24"/>
+          <w:szCs w:val="24"/>
+        </w:rPr>
+        <w:t xml:space="preserve">Room security is a basic concern in any shared environment. Unauthorized entry into a private room can lead to the loss of personal belongings, the disclosure of confidential records, and a general sense of unease among occupants. Robbery and theft remain among the most frequently reported crimes in the Philippines (Philippine National Police [PNP], n.d.), and many such incidents involve entry into spaces that were unlocked, unattended, or unmonitored. Conventional doors are passive: they neither record nor report who approaches them, and they rely completely on the occupant to lock them. For students in boarding houses, teachers with classroom storage, and offices holding records, this leaves a gap between the moment an intruder approaches a door and the moment anyone becomes aware of it.</w:t>
       </w:r>
     </w:p>
     <w:p>
@@ -1192,11 +1190,10 @@
           <w:bCs w:val="false"/>
           <w:i w:val="false"/>
           <w:iCs w:val="false"/>
-          <w:caps w:val="false"/>
-          <w:sz w:val="24"/>
-          <w:szCs w:val="24"/>
-        </w:rPr>
-        <w:t xml:space="preserve">Commercial access-control and surveillance systems address this gap, but their cost, installation requirements, and dependence on continuous mains power and network service place them beyond the reach of many households and public schools. Low-cost microcontroller platforms offer an alternative. The Arduino platform provides an inexpensive, well-documented environment for reading sensors and driving actuators (Arduino, n.d.), and the broader development of connected devices has made it practical for small embedded systems to sense their surroundings and report events to a user's phone. The Internet of Things has been described as a network of everyday objects equipped with sensing and communication capability, enabling them to be monitored and controlled remotely (Atzori, Iera, &amp; Morabito, 2010; Gubbi, Buyya, Marusic, &amp; Palaniswami, 2013). Applying this idea at the scale of a single doorway allows a room to report its own status rather than depending on an occupant's presence.</w:t>
+          <w:sz w:val="24"/>
+          <w:szCs w:val="24"/>
+        </w:rPr>
+        <w:t xml:space="preserve">Commercial access-control and surveillance systems address this gap, but their cost, installation requirements, and dependence on continuous mains power place them beyond the reach of many households and public schools. Low-cost microcontroller platforms offer an alternative. The Arduino platform provides an inexpensive, well-documented environment for reading sensors and driving actuators (Arduino, n.d.), and the broader development of connected devices has made it practical for small embedded systems to sense their surroundings and report events (Atzori, Iera, &amp; Morabito, 2010; Gubbi, Buyya, Marusic, &amp; Palaniswami, 2013). Applying this idea to a single doorway allows a room to signal its own status rather than depending on an occupant's presence. Because most of the required components are contained in a standard Arduino learning kit already available in the school, the approach is affordable enough to be reproduced by other students.</w:t>
       </w:r>
     </w:p>
     <w:p>
@@ -1211,11 +1208,10 @@
           <w:bCs w:val="false"/>
           <w:i w:val="false"/>
           <w:iCs w:val="false"/>
-          <w:caps w:val="false"/>
-          <w:sz w:val="24"/>
-          <w:szCs w:val="24"/>
-        </w:rPr>
-        <w:t xml:space="preserve">Two sensing methods are commonly used to detect a person near a door. A passive infrared sensor detects the infrared radiation emitted by a warm body moving within its field of view, making it well suited to confirming that a detected object is a person rather than an inanimate obstruction. An ultrasonic sensor emits a high-frequency pulse and measures the time taken for the echo to return, giving a numerical distance to whatever is in front of it. Each has a characteristic weakness: passive infrared sensors may be triggered by heat sources or miss a person who remains still, while ultrasonic sensors register any reflective object regardless of whether it is a person. This study combines both so that a detection event requires agreement between motion and distance, with the intention of reducing false triggers. Authorization is handled separately through radio-frequency identification, in which a reader identifies a nearby tag by its unique code, allowing the system to distinguish a recognized occupant from an unrecognized visitor.</w:t>
+          <w:sz w:val="24"/>
+          <w:szCs w:val="24"/>
+        </w:rPr>
+        <w:t xml:space="preserve">Two sensing methods are commonly used to detect a person near a door. A passive infrared sensor detects the infrared radiation emitted by a warm body moving within its field of view, making it suitable for confirming that a detected object is a person rather than an inanimate obstruction. An ultrasonic sensor emits a high-frequency pulse and measures the time taken for the echo to return, giving a numerical distance to whatever is in front of it. Each has a characteristic weakness: passive infrared sensors may be triggered by heat sources or miss a person who remains still, while ultrasonic sensors register any reflective object regardless of whether it is a person. This study combines both so that a detection event requires agreement between motion and distance, with the intention of reducing false triggers. Authorization is handled separately through radio-frequency identification, in which a reader identifies a nearby tag by its unique code, allowing the system to distinguish a registered keyfob from an unregistered card.</w:t>
       </w:r>
     </w:p>
     <w:p>
@@ -1230,11 +1226,10 @@
           <w:bCs w:val="false"/>
           <w:i w:val="false"/>
           <w:iCs w:val="false"/>
-          <w:caps w:val="false"/>
-          <w:sz w:val="24"/>
-          <w:szCs w:val="24"/>
-        </w:rPr>
-        <w:t xml:space="preserve">This study focuses on the design, construction, and evaluation of SmartDoor, a stationary door-mounted prototype combining ultrasonic and infrared sensing, radio-frequency identification for authorization, a servo-driven door mechanism, and wireless notification to the room owner. The prototype is evaluated as a room-level security aid under controlled indoor conditions, and is not presented as a certified access-control installation, a fire-safety device, or a replacement for mechanical locks. The development of this prototype is significant because it combines robotics, programming, sensor integration, and security engineering in a single project that can be built from widely available components at low cost. The intended users are students, boarding-house tenants, small offices, and schools that need affordable, room-level awareness of who approaches and enters a door, rather than large-scale commercial security systems. The study also seeks to determine whether such a system can respond quickly and consistently enough to be practically useful, while accounting for its power requirements and the cost of the components involved.</w:t>
+          <w:sz w:val="24"/>
+          <w:szCs w:val="24"/>
+        </w:rPr>
+        <w:t xml:space="preserve">This study focuses on the design, construction, and evaluation of SmartDoor as a mini scale-model prototype. A reduced-size door and frame are used so that the system can be built, mounted, powered, and tested safely indoors by junior high school researchers, without modifying any functioning doorway and without the mass, torque, and mains wiring that a full-size door would require. The model reproduces the geometry and the logic of a real installation: a person approaches, the sensors detect, a credential is checked, the door opens or the alarm sounds. The prototype is evaluated as a demonstration of this concept rather than as a certified access-control installation, a fire-safety device, or a replacement for mechanical locks. The intended users are students, boarding-house tenants, small offices, and schools needing affordable, room-level awareness of who approaches and enters a door. The study also seeks to determine whether such a system can respond quickly and consistently enough to be practically useful, while accounting for its power requirements and the very low cost of the components involved.</w:t>
       </w:r>
     </w:p>
     <w:p>
@@ -1254,7 +1249,6 @@
           <w:bCs/>
           <w:i w:val="false"/>
           <w:iCs w:val="false"/>
-          <w:caps w:val="false"/>
           <w:sz w:val="24"/>
           <w:szCs w:val="24"/>
         </w:rPr>
@@ -1264,7 +1258,6 @@
     <w:p>
       <w:pPr>
         <w:spacing w:after="180" w:before="260"/>
-        <w:jc w:val="left"/>
       </w:pPr>
       <w:r>
         <w:rPr>
@@ -1273,11 +1266,45 @@
           <w:bCs/>
           <w:i w:val="false"/>
           <w:iCs w:val="false"/>
-          <w:caps w:val="false"/>
           <w:sz w:val="24"/>
           <w:szCs w:val="24"/>
         </w:rPr>
         <w:t xml:space="preserve">I. MATERIALS NEEDED</w:t>
+      </w:r>
+    </w:p>
+    <w:p>
+      <w:pPr>
+        <w:spacing w:after="240"/>
+        <w:jc w:val="both"/>
+      </w:pPr>
+      <w:r>
+        <w:rPr>
+          <w:rFonts w:ascii="Courier New" w:cs="Courier New" w:eastAsia="Courier New" w:hAnsi="Courier New"/>
+          <w:b w:val="false"/>
+          <w:bCs w:val="false"/>
+          <w:i w:val="false"/>
+          <w:iCs w:val="false"/>
+          <w:sz w:val="24"/>
+          <w:szCs w:val="24"/>
+        </w:rPr>
+        <w:t xml:space="preserve">The materials are grouped by source. Items 1 to 12 were already contained in the Arduino Advanced Upgraded Learning Kit available to the researchers and carried no additional cost. Items 13 to 15 were the only materials purchased for this study.</w:t>
+      </w:r>
+    </w:p>
+    <w:p>
+      <w:pPr>
+        <w:spacing w:after="180" w:before="260"/>
+      </w:pPr>
+      <w:r>
+        <w:rPr>
+          <w:rFonts w:ascii="Courier New" w:cs="Courier New" w:eastAsia="Courier New" w:hAnsi="Courier New"/>
+          <w:b/>
+          <w:bCs/>
+          <w:i w:val="false"/>
+          <w:iCs w:val="false"/>
+          <w:sz w:val="24"/>
+          <w:szCs w:val="24"/>
+        </w:rPr>
+        <w:t xml:space="preserve">A. Components Available in the Arduino Learning Kit</w:t>
       </w:r>
     </w:p>
     <w:p>
@@ -1297,24 +1324,22 @@
           <w:bCs/>
           <w:i w:val="false"/>
           <w:iCs w:val="false"/>
-          <w:caps w:val="false"/>
-          <w:sz w:val="24"/>
-          <w:szCs w:val="24"/>
-        </w:rPr>
-        <w:t xml:space="preserve">Arduino Uno (ATmega328P).</w:t>
-      </w:r>
-      <w:r>
-        <w:rPr>
-          <w:rFonts w:ascii="Courier New" w:cs="Courier New" w:eastAsia="Courier New" w:hAnsi="Courier New"/>
-          <w:b w:val="false"/>
-          <w:bCs w:val="false"/>
-          <w:i w:val="false"/>
-          <w:iCs w:val="false"/>
-          <w:caps w:val="false"/>
-          <w:sz w:val="24"/>
-          <w:szCs w:val="24"/>
-        </w:rPr>
-        <w:t xml:space="preserve"> The brain or microcontroller of the system, which reads all sensor inputs, applies the access logic, and drives the door motor and alarm outputs. It has a clock speed of 16 MHz, 32 KB of flash memory, 2 KB of SRAM, 14 digital input/output pins, and 6 analog inputs.</w:t>
+          <w:sz w:val="24"/>
+          <w:szCs w:val="24"/>
+        </w:rPr>
+        <w:t xml:space="preserve">Arduino Uno R3 (ATmega328P).</w:t>
+      </w:r>
+      <w:r>
+        <w:rPr>
+          <w:rFonts w:ascii="Courier New" w:cs="Courier New" w:eastAsia="Courier New" w:hAnsi="Courier New"/>
+          <w:b w:val="false"/>
+          <w:bCs w:val="false"/>
+          <w:i w:val="false"/>
+          <w:iCs w:val="false"/>
+          <w:sz w:val="24"/>
+          <w:szCs w:val="24"/>
+        </w:rPr>
+        <w:t xml:space="preserve"> The brain or microcontroller of the system, which reads all sensor inputs, applies the access logic, and drives the servo, display, and alarm outputs. It has a clock speed of 16 MHz, 32 KB of flash memory, 2 KB of SRAM, 14 digital input/output pins, and 6 analog inputs. Its onboard regulator and barrel jack allow the 9 V battery to be connected directly.</w:t>
       </w:r>
     </w:p>
     <w:p>
@@ -1334,24 +1359,22 @@
           <w:bCs/>
           <w:i w:val="false"/>
           <w:iCs w:val="false"/>
-          <w:caps w:val="false"/>
-          <w:sz w:val="24"/>
-          <w:szCs w:val="24"/>
-        </w:rPr>
-        <w:t xml:space="preserve">HC-SR04 Ultrasonic Sensor.</w:t>
-      </w:r>
-      <w:r>
-        <w:rPr>
-          <w:rFonts w:ascii="Courier New" w:cs="Courier New" w:eastAsia="Courier New" w:hAnsi="Courier New"/>
-          <w:b w:val="false"/>
-          <w:bCs w:val="false"/>
-          <w:i w:val="false"/>
-          <w:iCs w:val="false"/>
-          <w:caps w:val="false"/>
-          <w:sz w:val="24"/>
-          <w:szCs w:val="24"/>
-        </w:rPr>
-        <w:t xml:space="preserve"> Measures the distance between the door and any object in front of it by emitting a high-frequency pulse and timing the returning echo. It has a working range of approximately 2 cm to 400 cm with a resolution of about 0.3 cm, and provides the numerical approach distance used to trigger the system.</w:t>
+          <w:sz w:val="24"/>
+          <w:szCs w:val="24"/>
+        </w:rPr>
+        <w:t xml:space="preserve">SG90 9 g Micro Servo Motor.</w:t>
+      </w:r>
+      <w:r>
+        <w:rPr>
+          <w:rFonts w:ascii="Courier New" w:cs="Courier New" w:eastAsia="Courier New" w:hAnsi="Courier New"/>
+          <w:b w:val="false"/>
+          <w:bCs w:val="false"/>
+          <w:i w:val="false"/>
+          <w:iCs w:val="false"/>
+          <w:sz w:val="24"/>
+          <w:szCs w:val="24"/>
+        </w:rPr>
+        <w:t xml:space="preserve"> Actuates the mini door panel, rotating a short lever arm to swing the model door open and return it to the closed position. It provides approximately 1.8 kg-cm of torque, which is sufficient for a lightweight foam-board panel and appropriate to the reduced scale of the model.</w:t>
       </w:r>
     </w:p>
     <w:p>
@@ -1371,24 +1394,22 @@
           <w:bCs/>
           <w:i w:val="false"/>
           <w:iCs w:val="false"/>
-          <w:caps w:val="false"/>
-          <w:sz w:val="24"/>
-          <w:szCs w:val="24"/>
-        </w:rPr>
-        <w:t xml:space="preserve">HC-SR501 Passive Infrared (PIR) Motion Sensor.</w:t>
-      </w:r>
-      <w:r>
-        <w:rPr>
-          <w:rFonts w:ascii="Courier New" w:cs="Courier New" w:eastAsia="Courier New" w:hAnsi="Courier New"/>
-          <w:b w:val="false"/>
-          <w:bCs w:val="false"/>
-          <w:i w:val="false"/>
-          <w:iCs w:val="false"/>
-          <w:caps w:val="false"/>
-          <w:sz w:val="24"/>
-          <w:szCs w:val="24"/>
-        </w:rPr>
-        <w:t xml:space="preserve"> Detects the infrared radiation emitted by a moving human body, confirming that a detected object is a person rather than an inanimate obstruction. It has an adjustable detection range of approximately 3 m to 7 m and a field of view of about 110 degrees, with adjustable sensitivity and time-delay settings.</w:t>
+          <w:sz w:val="24"/>
+          <w:szCs w:val="24"/>
+        </w:rPr>
+        <w:t xml:space="preserve">RC522 RFID Reader Module with Keyfob and Card.</w:t>
+      </w:r>
+      <w:r>
+        <w:rPr>
+          <w:rFonts w:ascii="Courier New" w:cs="Courier New" w:eastAsia="Courier New" w:hAnsi="Courier New"/>
+          <w:b w:val="false"/>
+          <w:bCs w:val="false"/>
+          <w:i w:val="false"/>
+          <w:iCs w:val="false"/>
+          <w:sz w:val="24"/>
+          <w:szCs w:val="24"/>
+        </w:rPr>
+        <w:t xml:space="preserve"> Identifies users by reading the unique code stored in a radio-frequency identification tag held near the reader. It operates at 13.56 MHz over the SPI interface at a reading distance of a few centimetres. The keyfob supplied with the module is registered in the program as the authorized credential, while the accompanying white card is deliberately left unregistered so that it can serve as the unauthorized credential during testing.</w:t>
       </w:r>
     </w:p>
     <w:p>
@@ -1408,24 +1429,22 @@
           <w:bCs/>
           <w:i w:val="false"/>
           <w:iCs w:val="false"/>
-          <w:caps w:val="false"/>
-          <w:sz w:val="24"/>
-          <w:szCs w:val="24"/>
-        </w:rPr>
-        <w:t xml:space="preserve">RC522 RFID Reader Module with Tags.</w:t>
-      </w:r>
-      <w:r>
-        <w:rPr>
-          <w:rFonts w:ascii="Courier New" w:cs="Courier New" w:eastAsia="Courier New" w:hAnsi="Courier New"/>
-          <w:b w:val="false"/>
-          <w:bCs w:val="false"/>
-          <w:i w:val="false"/>
-          <w:iCs w:val="false"/>
-          <w:caps w:val="false"/>
-          <w:sz w:val="24"/>
-          <w:szCs w:val="24"/>
-        </w:rPr>
-        <w:t xml:space="preserve"> Identifies authorized users by reading the unique code stored in a radio-frequency identification card or keyfob held near the reader. It operates at 13.56 MHz over the SPI interface at a reading distance of a few centimetres, and supplies the credential check that separates authorized entry from an unauthorized attempt.</w:t>
+          <w:sz w:val="24"/>
+          <w:szCs w:val="24"/>
+        </w:rPr>
+        <w:t xml:space="preserve">LCD 1602 Display with I2C Backpack.</w:t>
+      </w:r>
+      <w:r>
+        <w:rPr>
+          <w:rFonts w:ascii="Courier New" w:cs="Courier New" w:eastAsia="Courier New" w:hAnsi="Courier New"/>
+          <w:b w:val="false"/>
+          <w:bCs w:val="false"/>
+          <w:i w:val="false"/>
+          <w:iCs w:val="false"/>
+          <w:sz w:val="24"/>
+          <w:szCs w:val="24"/>
+        </w:rPr>
+        <w:t xml:space="preserve"> Displays the current system state, such as standby, access granted, access denied, or door open, so that the behaviour of the system is visible to an observer during trials. The I2C interface reduces the wiring to two signal lines.</w:t>
       </w:r>
     </w:p>
     <w:p>
@@ -1445,24 +1464,22 @@
           <w:bCs/>
           <w:i w:val="false"/>
           <w:iCs w:val="false"/>
-          <w:caps w:val="false"/>
-          <w:sz w:val="24"/>
-          <w:szCs w:val="24"/>
-        </w:rPr>
-        <w:t xml:space="preserve">4x4 Matrix Keypad.</w:t>
-      </w:r>
-      <w:r>
-        <w:rPr>
-          <w:rFonts w:ascii="Courier New" w:cs="Courier New" w:eastAsia="Courier New" w:hAnsi="Courier New"/>
-          <w:b w:val="false"/>
-          <w:bCs w:val="false"/>
-          <w:i w:val="false"/>
-          <w:iCs w:val="false"/>
-          <w:caps w:val="false"/>
-          <w:sz w:val="24"/>
-          <w:szCs w:val="24"/>
-        </w:rPr>
-        <w:t xml:space="preserve"> Provides a secondary means of authorization through the entry of a numeric personal identification number, allowing access when a tag is unavailable and serving as a backup credential path.</w:t>
+          <w:sz w:val="24"/>
+          <w:szCs w:val="24"/>
+        </w:rPr>
+        <w:t xml:space="preserve">Piezoelectric Buzzer.</w:t>
+      </w:r>
+      <w:r>
+        <w:rPr>
+          <w:rFonts w:ascii="Courier New" w:cs="Courier New" w:eastAsia="Courier New" w:hAnsi="Courier New"/>
+          <w:b w:val="false"/>
+          <w:bCs w:val="false"/>
+          <w:i w:val="false"/>
+          <w:iCs w:val="false"/>
+          <w:sz w:val="24"/>
+          <w:szCs w:val="24"/>
+        </w:rPr>
+        <w:t xml:space="preserve"> Produces an audible alarm when an unregistered credential is presented or when the door is moved without authorization, giving an immediate local warning to anyone nearby.</w:t>
       </w:r>
     </w:p>
     <w:p>
@@ -1482,24 +1499,22 @@
           <w:bCs/>
           <w:i w:val="false"/>
           <w:iCs w:val="false"/>
-          <w:caps w:val="false"/>
-          <w:sz w:val="24"/>
-          <w:szCs w:val="24"/>
-        </w:rPr>
-        <w:t xml:space="preserve">SG90 or MG996R Servo Motor.</w:t>
-      </w:r>
-      <w:r>
-        <w:rPr>
-          <w:rFonts w:ascii="Courier New" w:cs="Courier New" w:eastAsia="Courier New" w:hAnsi="Courier New"/>
-          <w:b w:val="false"/>
-          <w:bCs w:val="false"/>
-          <w:i w:val="false"/>
-          <w:iCs w:val="false"/>
-          <w:caps w:val="false"/>
-          <w:sz w:val="24"/>
-          <w:szCs w:val="24"/>
-        </w:rPr>
-        <w:t xml:space="preserve"> Actuates the scale-model door, rotating a lever arm to swing the door open and return it to the closed position. The SG90 provides approximately 1.8 kg-cm of torque for the light model door, while the MG996R provides approximately 10 kg-cm where a heavier model panel is used.</w:t>
+          <w:sz w:val="24"/>
+          <w:szCs w:val="24"/>
+        </w:rPr>
+        <w:t xml:space="preserve">Indicator LEDs (Red and Green) with Resistors.</w:t>
+      </w:r>
+      <w:r>
+        <w:rPr>
+          <w:rFonts w:ascii="Courier New" w:cs="Courier New" w:eastAsia="Courier New" w:hAnsi="Courier New"/>
+          <w:b w:val="false"/>
+          <w:bCs w:val="false"/>
+          <w:i w:val="false"/>
+          <w:iCs w:val="false"/>
+          <w:sz w:val="24"/>
+          <w:szCs w:val="24"/>
+        </w:rPr>
+        <w:t xml:space="preserve"> Give a simple visual indication of system status, with green signalling an accepted credential and red signalling a refused attempt. Series resistors of 220 ohms limit the forward current.</w:t>
       </w:r>
     </w:p>
     <w:p>
@@ -1519,24 +1534,22 @@
           <w:bCs/>
           <w:i w:val="false"/>
           <w:iCs w:val="false"/>
-          <w:caps w:val="false"/>
-          <w:sz w:val="24"/>
-          <w:szCs w:val="24"/>
-        </w:rPr>
-        <w:t xml:space="preserve">Magnetic Reed Switch.</w:t>
-      </w:r>
-      <w:r>
-        <w:rPr>
-          <w:rFonts w:ascii="Courier New" w:cs="Courier New" w:eastAsia="Courier New" w:hAnsi="Courier New"/>
-          <w:b w:val="false"/>
-          <w:bCs w:val="false"/>
-          <w:i w:val="false"/>
-          <w:iCs w:val="false"/>
-          <w:caps w:val="false"/>
-          <w:sz w:val="24"/>
-          <w:szCs w:val="24"/>
-        </w:rPr>
-        <w:t xml:space="preserve"> Reports whether the door is physically open or closed by closing a contact when a magnet mounted on the door aligns with the switch on the frame. This allows the system to confirm that a commanded movement actually occurred and to detect a door forced open without authorization.</w:t>
+          <w:sz w:val="24"/>
+          <w:szCs w:val="24"/>
+        </w:rPr>
+        <w:t xml:space="preserve">Ball (Tilt) Switch.</w:t>
+      </w:r>
+      <w:r>
+        <w:rPr>
+          <w:rFonts w:ascii="Courier New" w:cs="Courier New" w:eastAsia="Courier New" w:hAnsi="Courier New"/>
+          <w:b w:val="false"/>
+          <w:bCs w:val="false"/>
+          <w:i w:val="false"/>
+          <w:iCs w:val="false"/>
+          <w:sz w:val="24"/>
+          <w:szCs w:val="24"/>
+        </w:rPr>
+        <w:t xml:space="preserve"> Mounted on the moving door panel, it closes or opens its contact as the panel swings, allowing the system to confirm that a commanded movement actually occurred and to detect a model door pushed open without authorization. It performs the same function as a magnetic reed switch at no additional cost.</w:t>
       </w:r>
     </w:p>
     <w:p>
@@ -1556,24 +1569,22 @@
           <w:bCs/>
           <w:i w:val="false"/>
           <w:iCs w:val="false"/>
-          <w:caps w:val="false"/>
-          <w:sz w:val="24"/>
-          <w:szCs w:val="24"/>
-        </w:rPr>
-        <w:t xml:space="preserve">ESP8266 Wi-Fi Module (ESP-01 or NodeMCU).</w:t>
-      </w:r>
-      <w:r>
-        <w:rPr>
-          <w:rFonts w:ascii="Courier New" w:cs="Courier New" w:eastAsia="Courier New" w:hAnsi="Courier New"/>
-          <w:b w:val="false"/>
-          <w:bCs w:val="false"/>
-          <w:i w:val="false"/>
-          <w:iCs w:val="false"/>
-          <w:caps w:val="false"/>
-          <w:sz w:val="24"/>
-          <w:szCs w:val="24"/>
-        </w:rPr>
-        <w:t xml:space="preserve"> Sends notifications to the room owner's mobile phone when an entry or an unauthorized attempt is recorded. It provides 2.4 GHz wireless connectivity and communicates with the Arduino over a serial connection.</w:t>
+          <w:sz w:val="24"/>
+          <w:szCs w:val="24"/>
+        </w:rPr>
+        <w:t xml:space="preserve">MB-102 Breadboard.</w:t>
+      </w:r>
+      <w:r>
+        <w:rPr>
+          <w:rFonts w:ascii="Courier New" w:cs="Courier New" w:eastAsia="Courier New" w:hAnsi="Courier New"/>
+          <w:b w:val="false"/>
+          <w:bCs w:val="false"/>
+          <w:i w:val="false"/>
+          <w:iCs w:val="false"/>
+          <w:sz w:val="24"/>
+          <w:szCs w:val="24"/>
+        </w:rPr>
+        <w:t xml:space="preserve"> Holds the circuit during assembly and testing, allowing connections to be changed without soldering, which suits a prototype that will be adjusted between trials.</w:t>
       </w:r>
     </w:p>
     <w:p>
@@ -1593,24 +1604,22 @@
           <w:bCs/>
           <w:i w:val="false"/>
           <w:iCs w:val="false"/>
-          <w:caps w:val="false"/>
-          <w:sz w:val="24"/>
-          <w:szCs w:val="24"/>
-        </w:rPr>
-        <w:t xml:space="preserve">16x2 LCD with I2C Backpack.</w:t>
-      </w:r>
-      <w:r>
-        <w:rPr>
-          <w:rFonts w:ascii="Courier New" w:cs="Courier New" w:eastAsia="Courier New" w:hAnsi="Courier New"/>
-          <w:b w:val="false"/>
-          <w:bCs w:val="false"/>
-          <w:i w:val="false"/>
-          <w:iCs w:val="false"/>
-          <w:caps w:val="false"/>
-          <w:sz w:val="24"/>
-          <w:szCs w:val="24"/>
-        </w:rPr>
-        <w:t xml:space="preserve"> Displays the current system state, such as standby, authorized entry, denied entry, or door open, so that a user can see what the system is doing. The I2C interface reduces the wiring to two signal lines.</w:t>
+          <w:sz w:val="24"/>
+          <w:szCs w:val="24"/>
+        </w:rPr>
+        <w:t xml:space="preserve">Jumper Wires and Female-to-Male Cables.</w:t>
+      </w:r>
+      <w:r>
+        <w:rPr>
+          <w:rFonts w:ascii="Courier New" w:cs="Courier New" w:eastAsia="Courier New" w:hAnsi="Courier New"/>
+          <w:b w:val="false"/>
+          <w:bCs w:val="false"/>
+          <w:i w:val="false"/>
+          <w:iCs w:val="false"/>
+          <w:sz w:val="24"/>
+          <w:szCs w:val="24"/>
+        </w:rPr>
+        <w:t xml:space="preserve"> Connect the Arduino to the sensors, the reader, the display, and the servo. The female-to-male cables are used for the sensor modules, whose pins are male headers.</w:t>
       </w:r>
     </w:p>
     <w:p>
@@ -1630,24 +1639,22 @@
           <w:bCs/>
           <w:i w:val="false"/>
           <w:iCs w:val="false"/>
-          <w:caps w:val="false"/>
-          <w:sz w:val="24"/>
-          <w:szCs w:val="24"/>
-        </w:rPr>
-        <w:t xml:space="preserve">Piezoelectric Buzzer.</w:t>
-      </w:r>
-      <w:r>
-        <w:rPr>
-          <w:rFonts w:ascii="Courier New" w:cs="Courier New" w:eastAsia="Courier New" w:hAnsi="Courier New"/>
-          <w:b w:val="false"/>
-          <w:bCs w:val="false"/>
-          <w:i w:val="false"/>
-          <w:iCs w:val="false"/>
-          <w:caps w:val="false"/>
-          <w:sz w:val="24"/>
-          <w:szCs w:val="24"/>
-        </w:rPr>
-        <w:t xml:space="preserve"> Produces an audible alarm when an unauthorized entry is attempted or when the door is forced open, giving an immediate local warning.</w:t>
+          <w:sz w:val="24"/>
+          <w:szCs w:val="24"/>
+        </w:rPr>
+        <w:t xml:space="preserve">9 V Battery with DC Plug.</w:t>
+      </w:r>
+      <w:r>
+        <w:rPr>
+          <w:rFonts w:ascii="Courier New" w:cs="Courier New" w:eastAsia="Courier New" w:hAnsi="Courier New"/>
+          <w:b w:val="false"/>
+          <w:bCs w:val="false"/>
+          <w:i w:val="false"/>
+          <w:iCs w:val="false"/>
+          <w:sz w:val="24"/>
+          <w:szCs w:val="24"/>
+        </w:rPr>
+        <w:t xml:space="preserve"> Supplies power to the prototype independently of a computer or wall outlet, plugging directly into the barrel jack of the Arduino Uno R3. Battery operation allows the system to continue functioning during a power interruption, which is when a mains-dependent device would otherwise fail.</w:t>
       </w:r>
     </w:p>
     <w:p>
@@ -1667,24 +1674,22 @@
           <w:bCs/>
           <w:i w:val="false"/>
           <w:iCs w:val="false"/>
-          <w:caps w:val="false"/>
-          <w:sz w:val="24"/>
-          <w:szCs w:val="24"/>
-        </w:rPr>
-        <w:t xml:space="preserve">Indicator LEDs (Red and Green) with Resistors.</w:t>
-      </w:r>
-      <w:r>
-        <w:rPr>
-          <w:rFonts w:ascii="Courier New" w:cs="Courier New" w:eastAsia="Courier New" w:hAnsi="Courier New"/>
-          <w:b w:val="false"/>
-          <w:bCs w:val="false"/>
-          <w:i w:val="false"/>
-          <w:iCs w:val="false"/>
-          <w:caps w:val="false"/>
-          <w:sz w:val="24"/>
-          <w:szCs w:val="24"/>
-        </w:rPr>
-        <w:t xml:space="preserve"> Give a simple visual indication of system status, with green signalling an accepted credential and red signalling a refused or unverified attempt. Series resistors of 220 ohms limit the forward current.</w:t>
+          <w:sz w:val="24"/>
+          <w:szCs w:val="24"/>
+        </w:rPr>
+        <w:t xml:space="preserve">Push Switch with Cap.</w:t>
+      </w:r>
+      <w:r>
+        <w:rPr>
+          <w:rFonts w:ascii="Courier New" w:cs="Courier New" w:eastAsia="Courier New" w:hAnsi="Courier New"/>
+          <w:b w:val="false"/>
+          <w:bCs w:val="false"/>
+          <w:i w:val="false"/>
+          <w:iCs w:val="false"/>
+          <w:sz w:val="24"/>
+          <w:szCs w:val="24"/>
+        </w:rPr>
+        <w:t xml:space="preserve"> Provides manual power or reset control during testing, and is used to return the system to its standby state after a triggered alarm.</w:t>
       </w:r>
     </w:p>
     <w:p>
@@ -1704,24 +1709,39 @@
           <w:bCs/>
           <w:i w:val="false"/>
           <w:iCs w:val="false"/>
-          <w:caps w:val="false"/>
-          <w:sz w:val="24"/>
-          <w:szCs w:val="24"/>
-        </w:rPr>
-        <w:t xml:space="preserve">Buck Converter (Adjustable Step-Down DC-DC).</w:t>
-      </w:r>
-      <w:r>
-        <w:rPr>
-          <w:rFonts w:ascii="Courier New" w:cs="Courier New" w:eastAsia="Courier New" w:hAnsi="Courier New"/>
-          <w:b w:val="false"/>
-          <w:bCs w:val="false"/>
-          <w:i w:val="false"/>
-          <w:iCs w:val="false"/>
-          <w:caps w:val="false"/>
-          <w:sz w:val="24"/>
-          <w:szCs w:val="24"/>
-        </w:rPr>
-        <w:t xml:space="preserve"> Regulates and steps down the supply voltage to the stable 5 V required by the Arduino, sensors, and servo, ensuring consistent power delivery and protecting the components from voltage fluctuation.</w:t>
+          <w:sz w:val="24"/>
+          <w:szCs w:val="24"/>
+        </w:rPr>
+        <w:t xml:space="preserve">USB Type-B Cable.</w:t>
+      </w:r>
+      <w:r>
+        <w:rPr>
+          <w:rFonts w:ascii="Courier New" w:cs="Courier New" w:eastAsia="Courier New" w:hAnsi="Courier New"/>
+          <w:b w:val="false"/>
+          <w:bCs w:val="false"/>
+          <w:i w:val="false"/>
+          <w:iCs w:val="false"/>
+          <w:sz w:val="24"/>
+          <w:szCs w:val="24"/>
+        </w:rPr>
+        <w:t xml:space="preserve"> Connects the Arduino to a computer for uploading the program and for reading the serial monitor during calibration.</w:t>
+      </w:r>
+    </w:p>
+    <w:p>
+      <w:pPr>
+        <w:spacing w:after="180" w:before="260"/>
+      </w:pPr>
+      <w:r>
+        <w:rPr>
+          <w:rFonts w:ascii="Courier New" w:cs="Courier New" w:eastAsia="Courier New" w:hAnsi="Courier New"/>
+          <w:b/>
+          <w:bCs/>
+          <w:i w:val="false"/>
+          <w:iCs w:val="false"/>
+          <w:sz w:val="24"/>
+          <w:szCs w:val="24"/>
+        </w:rPr>
+        <w:t xml:space="preserve">B. Materials Purchased for This Study</w:t>
       </w:r>
     </w:p>
     <w:p>
@@ -1729,7 +1749,7 @@
         <w:pStyle w:val="ListParagraph"/>
         <w:numPr>
           <w:ilvl w:val="0"/>
-          <w:numId w:val="2"/>
+          <w:numId w:val="3"/>
         </w:numPr>
         <w:spacing w:after="180"/>
         <w:jc w:val="both"/>
@@ -1741,24 +1761,22 @@
           <w:bCs/>
           <w:i w:val="false"/>
           <w:iCs w:val="false"/>
-          <w:caps w:val="false"/>
-          <w:sz w:val="24"/>
-          <w:szCs w:val="24"/>
-        </w:rPr>
-        <w:t xml:space="preserve">12 V Rechargeable Battery Pack with Charging Module.</w:t>
-      </w:r>
-      <w:r>
-        <w:rPr>
-          <w:rFonts w:ascii="Courier New" w:cs="Courier New" w:eastAsia="Courier New" w:hAnsi="Courier New"/>
-          <w:b w:val="false"/>
-          <w:bCs w:val="false"/>
-          <w:i w:val="false"/>
-          <w:iCs w:val="false"/>
-          <w:caps w:val="false"/>
-          <w:sz w:val="24"/>
-          <w:szCs w:val="24"/>
-        </w:rPr>
-        <w:t xml:space="preserve"> Supplies electrical energy to the prototype and allows continued operation during a power interruption, which is when a mains-dependent security device would otherwise fail.</w:t>
+          <w:sz w:val="24"/>
+          <w:szCs w:val="24"/>
+        </w:rPr>
+        <w:t xml:space="preserve">HC-SR04 Ultrasonic Sensor.</w:t>
+      </w:r>
+      <w:r>
+        <w:rPr>
+          <w:rFonts w:ascii="Courier New" w:cs="Courier New" w:eastAsia="Courier New" w:hAnsi="Courier New"/>
+          <w:b w:val="false"/>
+          <w:bCs w:val="false"/>
+          <w:i w:val="false"/>
+          <w:iCs w:val="false"/>
+          <w:sz w:val="24"/>
+          <w:szCs w:val="24"/>
+        </w:rPr>
+        <w:t xml:space="preserve"> Measures the distance between the door and any object in front of it by emitting a high-frequency pulse and timing the returning echo. It has a working range of approximately 2 cm to 400 cm with a resolution of about 0.3 cm, and provides the numerical approach distance used to trigger the system.</w:t>
       </w:r>
     </w:p>
     <w:p>
@@ -1766,7 +1784,7 @@
         <w:pStyle w:val="ListParagraph"/>
         <w:numPr>
           <w:ilvl w:val="0"/>
-          <w:numId w:val="2"/>
+          <w:numId w:val="3"/>
         </w:numPr>
         <w:spacing w:after="180"/>
         <w:jc w:val="both"/>
@@ -1778,24 +1796,22 @@
           <w:bCs/>
           <w:i w:val="false"/>
           <w:iCs w:val="false"/>
-          <w:caps w:val="false"/>
-          <w:sz w:val="24"/>
-          <w:szCs w:val="24"/>
-        </w:rPr>
-        <w:t xml:space="preserve">On/Off Switch and Inline Fuse.</w:t>
-      </w:r>
-      <w:r>
-        <w:rPr>
-          <w:rFonts w:ascii="Courier New" w:cs="Courier New" w:eastAsia="Courier New" w:hAnsi="Courier New"/>
-          <w:b w:val="false"/>
-          <w:bCs w:val="false"/>
-          <w:i w:val="false"/>
-          <w:iCs w:val="false"/>
-          <w:caps w:val="false"/>
-          <w:sz w:val="24"/>
-          <w:szCs w:val="24"/>
-        </w:rPr>
-        <w:t xml:space="preserve"> Provides basic power control and electrical protection, allowing safe disconnection and helping prevent damage from an electrical overload or short circuit.</w:t>
+          <w:sz w:val="24"/>
+          <w:szCs w:val="24"/>
+        </w:rPr>
+        <w:t xml:space="preserve">HC-SR501 Passive Infrared (PIR) Motion Sensor.</w:t>
+      </w:r>
+      <w:r>
+        <w:rPr>
+          <w:rFonts w:ascii="Courier New" w:cs="Courier New" w:eastAsia="Courier New" w:hAnsi="Courier New"/>
+          <w:b w:val="false"/>
+          <w:bCs w:val="false"/>
+          <w:i w:val="false"/>
+          <w:iCs w:val="false"/>
+          <w:sz w:val="24"/>
+          <w:szCs w:val="24"/>
+        </w:rPr>
+        <w:t xml:space="preserve"> Detects the infrared radiation emitted by a moving human body, confirming that a detected object is a person rather than an inanimate obstruction. It has an adjustable detection range of approximately 3 m to 7 m and a field of view of about 110 degrees, with adjustable sensitivity and time-delay settings.</w:t>
       </w:r>
     </w:p>
     <w:p>
@@ -1803,7 +1819,7 @@
         <w:pStyle w:val="ListParagraph"/>
         <w:numPr>
           <w:ilvl w:val="0"/>
-          <w:numId w:val="2"/>
+          <w:numId w:val="3"/>
         </w:numPr>
         <w:spacing w:after="180"/>
         <w:jc w:val="both"/>
@@ -1815,72 +1831,2084 @@
           <w:bCs/>
           <w:i w:val="false"/>
           <w:iCs w:val="false"/>
-          <w:caps w:val="false"/>
-          <w:sz w:val="24"/>
-          <w:szCs w:val="24"/>
-        </w:rPr>
-        <w:t xml:space="preserve">Scale-Model Door and Frame.</w:t>
-      </w:r>
-      <w:r>
-        <w:rPr>
-          <w:rFonts w:ascii="Courier New" w:cs="Courier New" w:eastAsia="Courier New" w:hAnsi="Courier New"/>
-          <w:b w:val="false"/>
-          <w:bCs w:val="false"/>
-          <w:i w:val="false"/>
-          <w:iCs w:val="false"/>
-          <w:caps w:val="false"/>
-          <w:sz w:val="24"/>
-          <w:szCs w:val="24"/>
-        </w:rPr>
-        <w:t xml:space="preserve"> Serves as the test platform on which the sensors, motor, and reed switch are mounted, reproducing the geometry of a standard doorway at reduced size so that trials can be conducted safely and repeatably indoors.</w:t>
-      </w:r>
-    </w:p>
-    <w:p>
-      <w:pPr>
-        <w:pStyle w:val="ListParagraph"/>
-        <w:numPr>
-          <w:ilvl w:val="0"/>
-          <w:numId w:val="2"/>
-        </w:numPr>
+          <w:sz w:val="24"/>
+          <w:szCs w:val="24"/>
+        </w:rPr>
+        <w:t xml:space="preserve">Foam Board, Miniature Hinges, and Adhesive.</w:t>
+      </w:r>
+      <w:r>
+        <w:rPr>
+          <w:rFonts w:ascii="Courier New" w:cs="Courier New" w:eastAsia="Courier New" w:hAnsi="Courier New"/>
+          <w:b w:val="false"/>
+          <w:bCs w:val="false"/>
+          <w:i w:val="false"/>
+          <w:iCs w:val="false"/>
+          <w:sz w:val="24"/>
+          <w:szCs w:val="24"/>
+        </w:rPr>
+        <w:t xml:space="preserve"> Form the mini door panel and frame on which all components are mounted. Foam board is used because it is light enough to be moved by a 9 g micro servo, rigid enough to hold its shape, and easily cut to the reduced dimensions of the model.</w:t>
+      </w:r>
+    </w:p>
+    <w:p>
+      <w:pPr>
+        <w:spacing w:after="200"/>
+        <w:jc w:val="both"/>
+      </w:pPr>
+      <w:r>
+        <w:rPr>
+          <w:rFonts w:ascii="Courier New" w:cs="Courier New" w:eastAsia="Courier New" w:hAnsi="Courier New"/>
+          <w:b w:val="false"/>
+          <w:bCs w:val="false"/>
+          <w:i w:val="false"/>
+          <w:iCs w:val="false"/>
+          <w:sz w:val="24"/>
+          <w:szCs w:val="24"/>
+        </w:rPr>
+        <w:t xml:space="preserve">A digital multimeter, a tape measure, and a stopwatch are also used during testing. These are laboratory instruments borrowed from the school rather than materials purchased for the prototype, and they are therefore excluded from the costing below.</w:t>
+      </w:r>
+    </w:p>
+    <w:p>
+      <w:pPr>
+        <w:spacing w:after="180" w:before="260"/>
+      </w:pPr>
+      <w:r>
+        <w:rPr>
+          <w:rFonts w:ascii="Courier New" w:cs="Courier New" w:eastAsia="Courier New" w:hAnsi="Courier New"/>
+          <w:b/>
+          <w:bCs/>
+          <w:i w:val="false"/>
+          <w:iCs w:val="false"/>
+          <w:sz w:val="24"/>
+          <w:szCs w:val="24"/>
+        </w:rPr>
+        <w:t xml:space="preserve">II. ESTIMATED COST OF MATERIALS</w:t>
+      </w:r>
+    </w:p>
+    <w:p>
+      <w:pPr>
         <w:spacing w:after="180"/>
         <w:jc w:val="both"/>
       </w:pPr>
       <w:r>
         <w:rPr>
           <w:rFonts w:ascii="Courier New" w:cs="Courier New" w:eastAsia="Courier New" w:hAnsi="Courier New"/>
+          <w:b w:val="false"/>
+          <w:bCs w:val="false"/>
+          <w:i w:val="false"/>
+          <w:iCs w:val="false"/>
+          <w:sz w:val="24"/>
+          <w:szCs w:val="24"/>
+        </w:rPr>
+        <w:t xml:space="preserve">Table 1 presents the estimated cost of the materials. Because the learning kit was already available, the study required the purchase of only two sensors and the model-making materials. Prices are indicative of local online and hardware retailers and exclude shipping.</w:t>
+      </w:r>
+    </w:p>
+    <w:p>
+      <w:pPr>
+        <w:spacing w:after="180"/>
+      </w:pPr>
+      <w:r>
+        <w:rPr>
+          <w:rFonts w:ascii="Courier New" w:cs="Courier New" w:eastAsia="Courier New" w:hAnsi="Courier New"/>
           <w:b/>
           <w:bCs/>
           <w:i w:val="false"/>
           <w:iCs w:val="false"/>
-          <w:caps w:val="false"/>
-          <w:sz w:val="24"/>
-          <w:szCs w:val="24"/>
-        </w:rPr>
-        <w:t xml:space="preserve">Hinges, Mounting Brackets, Screws, and Enclosure.</w:t>
-      </w:r>
-      <w:r>
-        <w:rPr>
-          <w:rFonts w:ascii="Courier New" w:cs="Courier New" w:eastAsia="Courier New" w:hAnsi="Courier New"/>
-          <w:b w:val="false"/>
-          <w:bCs w:val="false"/>
-          <w:i w:val="false"/>
-          <w:iCs w:val="false"/>
-          <w:caps w:val="false"/>
-          <w:sz w:val="24"/>
-          <w:szCs w:val="24"/>
-        </w:rPr>
-        <w:t xml:space="preserve"> Fix the door panel to the frame and hold the electronics in a protective housing, keeping wiring and boards clear of the moving door.</w:t>
-      </w:r>
-    </w:p>
-    <w:p>
-      <w:pPr>
-        <w:pStyle w:val="ListParagraph"/>
-        <w:numPr>
-          <w:ilvl w:val="0"/>
-          <w:numId w:val="2"/>
-        </w:numPr>
-        <w:spacing w:after="180"/>
+          <w:sz w:val="24"/>
+          <w:szCs w:val="24"/>
+        </w:rPr>
+        <w:t xml:space="preserve">Table 1. Estimated Cost of Materials</w:t>
+      </w:r>
+    </w:p>
+    <w:tbl>
+      <w:tblPr>
+        <w:tblW w:type="dxa" w:w="9027"/>
+        <w:tblBorders>
+          <w:top w:val="single" w:sz="6"/>
+          <w:left w:val="single" w:sz="6"/>
+          <w:bottom w:val="single" w:sz="6"/>
+          <w:right w:val="single" w:sz="6"/>
+          <w:insideH w:val="single" w:sz="4"/>
+          <w:insideV w:val="single" w:sz="4"/>
+        </w:tblBorders>
+      </w:tblPr>
+      <w:tblGrid>
+        <w:gridCol w:w="3500"/>
+        <w:gridCol w:w="2500"/>
+        <w:gridCol w:w="900"/>
+        <w:gridCol w:w="2127"/>
+      </w:tblGrid>
+      <w:tr>
+        <w:trPr>
+          <w:tblHeader/>
+        </w:trPr>
+        <w:tc>
+          <w:tcPr>
+            <w:tcW w:type="dxa" w:w="3500"/>
+            <w:shd w:fill="D9D9D9" w:val="clear"/>
+            <w:tcMar>
+              <w:top w:type="dxa" w:w="60"/>
+              <w:left w:type="dxa" w:w="90"/>
+              <w:bottom w:type="dxa" w:w="60"/>
+              <w:right w:type="dxa" w:w="90"/>
+            </w:tcMar>
+          </w:tcPr>
+          <w:p>
+            <w:pPr>
+              <w:jc w:val="center"/>
+            </w:pPr>
+            <w:r>
+              <w:rPr>
+                <w:rFonts w:ascii="Courier New" w:cs="Courier New" w:eastAsia="Courier New" w:hAnsi="Courier New"/>
+                <w:b/>
+                <w:bCs/>
+                <w:i w:val="false"/>
+                <w:iCs w:val="false"/>
+                <w:sz w:val="24"/>
+                <w:szCs w:val="24"/>
+              </w:rPr>
+              <w:t xml:space="preserve">Material</w:t>
+            </w:r>
+          </w:p>
+        </w:tc>
+        <w:tc>
+          <w:tcPr>
+            <w:tcW w:type="dxa" w:w="2500"/>
+            <w:shd w:fill="D9D9D9" w:val="clear"/>
+            <w:tcMar>
+              <w:top w:type="dxa" w:w="60"/>
+              <w:left w:type="dxa" w:w="90"/>
+              <w:bottom w:type="dxa" w:w="60"/>
+              <w:right w:type="dxa" w:w="90"/>
+            </w:tcMar>
+          </w:tcPr>
+          <w:p>
+            <w:pPr>
+              <w:jc w:val="center"/>
+            </w:pPr>
+            <w:r>
+              <w:rPr>
+                <w:rFonts w:ascii="Courier New" w:cs="Courier New" w:eastAsia="Courier New" w:hAnsi="Courier New"/>
+                <w:b/>
+                <w:bCs/>
+                <w:i w:val="false"/>
+                <w:iCs w:val="false"/>
+                <w:sz w:val="24"/>
+                <w:szCs w:val="24"/>
+              </w:rPr>
+              <w:t xml:space="preserve">Source</w:t>
+            </w:r>
+          </w:p>
+        </w:tc>
+        <w:tc>
+          <w:tcPr>
+            <w:tcW w:type="dxa" w:w="900"/>
+            <w:shd w:fill="D9D9D9" w:val="clear"/>
+            <w:tcMar>
+              <w:top w:type="dxa" w:w="60"/>
+              <w:left w:type="dxa" w:w="90"/>
+              <w:bottom w:type="dxa" w:w="60"/>
+              <w:right w:type="dxa" w:w="90"/>
+            </w:tcMar>
+          </w:tcPr>
+          <w:p>
+            <w:pPr>
+              <w:jc w:val="center"/>
+            </w:pPr>
+            <w:r>
+              <w:rPr>
+                <w:rFonts w:ascii="Courier New" w:cs="Courier New" w:eastAsia="Courier New" w:hAnsi="Courier New"/>
+                <w:b/>
+                <w:bCs/>
+                <w:i w:val="false"/>
+                <w:iCs w:val="false"/>
+                <w:sz w:val="24"/>
+                <w:szCs w:val="24"/>
+              </w:rPr>
+              <w:t xml:space="preserve">Qty</w:t>
+            </w:r>
+          </w:p>
+        </w:tc>
+        <w:tc>
+          <w:tcPr>
+            <w:tcW w:type="dxa" w:w="2127"/>
+            <w:shd w:fill="D9D9D9" w:val="clear"/>
+            <w:tcMar>
+              <w:top w:type="dxa" w:w="60"/>
+              <w:left w:type="dxa" w:w="90"/>
+              <w:bottom w:type="dxa" w:w="60"/>
+              <w:right w:type="dxa" w:w="90"/>
+            </w:tcMar>
+          </w:tcPr>
+          <w:p>
+            <w:pPr>
+              <w:jc w:val="center"/>
+            </w:pPr>
+            <w:r>
+              <w:rPr>
+                <w:rFonts w:ascii="Courier New" w:cs="Courier New" w:eastAsia="Courier New" w:hAnsi="Courier New"/>
+                <w:b/>
+                <w:bCs/>
+                <w:i w:val="false"/>
+                <w:iCs w:val="false"/>
+                <w:sz w:val="24"/>
+                <w:szCs w:val="24"/>
+              </w:rPr>
+              <w:t xml:space="preserve">Estimated Cost (PHP)</w:t>
+            </w:r>
+          </w:p>
+        </w:tc>
+      </w:tr>
+      <w:tr>
+        <w:tc>
+          <w:tcPr>
+            <w:tcW w:type="dxa" w:w="3500"/>
+            <w:tcMar>
+              <w:top w:type="dxa" w:w="60"/>
+              <w:left w:type="dxa" w:w="90"/>
+              <w:bottom w:type="dxa" w:w="60"/>
+              <w:right w:type="dxa" w:w="90"/>
+            </w:tcMar>
+          </w:tcPr>
+          <w:p>
+            <w:pPr>
+              <w:jc w:val="left"/>
+            </w:pPr>
+            <w:r>
+              <w:rPr>
+                <w:rFonts w:ascii="Courier New" w:cs="Courier New" w:eastAsia="Courier New" w:hAnsi="Courier New"/>
+                <w:b w:val="false"/>
+                <w:bCs w:val="false"/>
+                <w:i w:val="false"/>
+                <w:iCs w:val="false"/>
+                <w:sz w:val="24"/>
+                <w:szCs w:val="24"/>
+              </w:rPr>
+              <w:t xml:space="preserve">Arduino Uno R3</w:t>
+            </w:r>
+          </w:p>
+        </w:tc>
+        <w:tc>
+          <w:tcPr>
+            <w:tcW w:type="dxa" w:w="2500"/>
+            <w:tcMar>
+              <w:top w:type="dxa" w:w="60"/>
+              <w:left w:type="dxa" w:w="90"/>
+              <w:bottom w:type="dxa" w:w="60"/>
+              <w:right w:type="dxa" w:w="90"/>
+            </w:tcMar>
+          </w:tcPr>
+          <w:p>
+            <w:pPr>
+              <w:jc w:val="left"/>
+            </w:pPr>
+            <w:r>
+              <w:rPr>
+                <w:rFonts w:ascii="Courier New" w:cs="Courier New" w:eastAsia="Courier New" w:hAnsi="Courier New"/>
+                <w:b w:val="false"/>
+                <w:bCs w:val="false"/>
+                <w:i w:val="false"/>
+                <w:iCs w:val="false"/>
+                <w:sz w:val="24"/>
+                <w:szCs w:val="24"/>
+              </w:rPr>
+              <w:t xml:space="preserve">Learning kit (on hand)</w:t>
+            </w:r>
+          </w:p>
+        </w:tc>
+        <w:tc>
+          <w:tcPr>
+            <w:tcW w:type="dxa" w:w="900"/>
+            <w:tcMar>
+              <w:top w:type="dxa" w:w="60"/>
+              <w:left w:type="dxa" w:w="90"/>
+              <w:bottom w:type="dxa" w:w="60"/>
+              <w:right w:type="dxa" w:w="90"/>
+            </w:tcMar>
+          </w:tcPr>
+          <w:p>
+            <w:pPr>
+              <w:jc w:val="center"/>
+            </w:pPr>
+            <w:r>
+              <w:rPr>
+                <w:rFonts w:ascii="Courier New" w:cs="Courier New" w:eastAsia="Courier New" w:hAnsi="Courier New"/>
+                <w:b w:val="false"/>
+                <w:bCs w:val="false"/>
+                <w:i w:val="false"/>
+                <w:iCs w:val="false"/>
+                <w:sz w:val="24"/>
+                <w:szCs w:val="24"/>
+              </w:rPr>
+              <w:t xml:space="preserve">1</w:t>
+            </w:r>
+          </w:p>
+        </w:tc>
+        <w:tc>
+          <w:tcPr>
+            <w:tcW w:type="dxa" w:w="2127"/>
+            <w:tcMar>
+              <w:top w:type="dxa" w:w="60"/>
+              <w:left w:type="dxa" w:w="90"/>
+              <w:bottom w:type="dxa" w:w="60"/>
+              <w:right w:type="dxa" w:w="90"/>
+            </w:tcMar>
+          </w:tcPr>
+          <w:p>
+            <w:pPr>
+              <w:jc w:val="right"/>
+            </w:pPr>
+            <w:r>
+              <w:rPr>
+                <w:rFonts w:ascii="Courier New" w:cs="Courier New" w:eastAsia="Courier New" w:hAnsi="Courier New"/>
+                <w:b w:val="false"/>
+                <w:bCs w:val="false"/>
+                <w:i w:val="false"/>
+                <w:iCs w:val="false"/>
+                <w:sz w:val="24"/>
+                <w:szCs w:val="24"/>
+              </w:rPr>
+              <w:t xml:space="preserve">0.00</w:t>
+            </w:r>
+          </w:p>
+        </w:tc>
+      </w:tr>
+      <w:tr>
+        <w:tc>
+          <w:tcPr>
+            <w:tcW w:type="dxa" w:w="3500"/>
+            <w:tcMar>
+              <w:top w:type="dxa" w:w="60"/>
+              <w:left w:type="dxa" w:w="90"/>
+              <w:bottom w:type="dxa" w:w="60"/>
+              <w:right w:type="dxa" w:w="90"/>
+            </w:tcMar>
+          </w:tcPr>
+          <w:p>
+            <w:pPr>
+              <w:jc w:val="left"/>
+            </w:pPr>
+            <w:r>
+              <w:rPr>
+                <w:rFonts w:ascii="Courier New" w:cs="Courier New" w:eastAsia="Courier New" w:hAnsi="Courier New"/>
+                <w:b w:val="false"/>
+                <w:bCs w:val="false"/>
+                <w:i w:val="false"/>
+                <w:iCs w:val="false"/>
+                <w:sz w:val="24"/>
+                <w:szCs w:val="24"/>
+              </w:rPr>
+              <w:t xml:space="preserve">SG90 9 g Micro Servo</w:t>
+            </w:r>
+          </w:p>
+        </w:tc>
+        <w:tc>
+          <w:tcPr>
+            <w:tcW w:type="dxa" w:w="2500"/>
+            <w:tcMar>
+              <w:top w:type="dxa" w:w="60"/>
+              <w:left w:type="dxa" w:w="90"/>
+              <w:bottom w:type="dxa" w:w="60"/>
+              <w:right w:type="dxa" w:w="90"/>
+            </w:tcMar>
+          </w:tcPr>
+          <w:p>
+            <w:pPr>
+              <w:jc w:val="left"/>
+            </w:pPr>
+            <w:r>
+              <w:rPr>
+                <w:rFonts w:ascii="Courier New" w:cs="Courier New" w:eastAsia="Courier New" w:hAnsi="Courier New"/>
+                <w:b w:val="false"/>
+                <w:bCs w:val="false"/>
+                <w:i w:val="false"/>
+                <w:iCs w:val="false"/>
+                <w:sz w:val="24"/>
+                <w:szCs w:val="24"/>
+              </w:rPr>
+              <w:t xml:space="preserve">Learning kit (on hand)</w:t>
+            </w:r>
+          </w:p>
+        </w:tc>
+        <w:tc>
+          <w:tcPr>
+            <w:tcW w:type="dxa" w:w="900"/>
+            <w:tcMar>
+              <w:top w:type="dxa" w:w="60"/>
+              <w:left w:type="dxa" w:w="90"/>
+              <w:bottom w:type="dxa" w:w="60"/>
+              <w:right w:type="dxa" w:w="90"/>
+            </w:tcMar>
+          </w:tcPr>
+          <w:p>
+            <w:pPr>
+              <w:jc w:val="center"/>
+            </w:pPr>
+            <w:r>
+              <w:rPr>
+                <w:rFonts w:ascii="Courier New" w:cs="Courier New" w:eastAsia="Courier New" w:hAnsi="Courier New"/>
+                <w:b w:val="false"/>
+                <w:bCs w:val="false"/>
+                <w:i w:val="false"/>
+                <w:iCs w:val="false"/>
+                <w:sz w:val="24"/>
+                <w:szCs w:val="24"/>
+              </w:rPr>
+              <w:t xml:space="preserve">1</w:t>
+            </w:r>
+          </w:p>
+        </w:tc>
+        <w:tc>
+          <w:tcPr>
+            <w:tcW w:type="dxa" w:w="2127"/>
+            <w:tcMar>
+              <w:top w:type="dxa" w:w="60"/>
+              <w:left w:type="dxa" w:w="90"/>
+              <w:bottom w:type="dxa" w:w="60"/>
+              <w:right w:type="dxa" w:w="90"/>
+            </w:tcMar>
+          </w:tcPr>
+          <w:p>
+            <w:pPr>
+              <w:jc w:val="right"/>
+            </w:pPr>
+            <w:r>
+              <w:rPr>
+                <w:rFonts w:ascii="Courier New" w:cs="Courier New" w:eastAsia="Courier New" w:hAnsi="Courier New"/>
+                <w:b w:val="false"/>
+                <w:bCs w:val="false"/>
+                <w:i w:val="false"/>
+                <w:iCs w:val="false"/>
+                <w:sz w:val="24"/>
+                <w:szCs w:val="24"/>
+              </w:rPr>
+              <w:t xml:space="preserve">0.00</w:t>
+            </w:r>
+          </w:p>
+        </w:tc>
+      </w:tr>
+      <w:tr>
+        <w:tc>
+          <w:tcPr>
+            <w:tcW w:type="dxa" w:w="3500"/>
+            <w:tcMar>
+              <w:top w:type="dxa" w:w="60"/>
+              <w:left w:type="dxa" w:w="90"/>
+              <w:bottom w:type="dxa" w:w="60"/>
+              <w:right w:type="dxa" w:w="90"/>
+            </w:tcMar>
+          </w:tcPr>
+          <w:p>
+            <w:pPr>
+              <w:jc w:val="left"/>
+            </w:pPr>
+            <w:r>
+              <w:rPr>
+                <w:rFonts w:ascii="Courier New" w:cs="Courier New" w:eastAsia="Courier New" w:hAnsi="Courier New"/>
+                <w:b w:val="false"/>
+                <w:bCs w:val="false"/>
+                <w:i w:val="false"/>
+                <w:iCs w:val="false"/>
+                <w:sz w:val="24"/>
+                <w:szCs w:val="24"/>
+              </w:rPr>
+              <w:t xml:space="preserve">RC522 RFID Module, Keyfob, Card</w:t>
+            </w:r>
+          </w:p>
+        </w:tc>
+        <w:tc>
+          <w:tcPr>
+            <w:tcW w:type="dxa" w:w="2500"/>
+            <w:tcMar>
+              <w:top w:type="dxa" w:w="60"/>
+              <w:left w:type="dxa" w:w="90"/>
+              <w:bottom w:type="dxa" w:w="60"/>
+              <w:right w:type="dxa" w:w="90"/>
+            </w:tcMar>
+          </w:tcPr>
+          <w:p>
+            <w:pPr>
+              <w:jc w:val="left"/>
+            </w:pPr>
+            <w:r>
+              <w:rPr>
+                <w:rFonts w:ascii="Courier New" w:cs="Courier New" w:eastAsia="Courier New" w:hAnsi="Courier New"/>
+                <w:b w:val="false"/>
+                <w:bCs w:val="false"/>
+                <w:i w:val="false"/>
+                <w:iCs w:val="false"/>
+                <w:sz w:val="24"/>
+                <w:szCs w:val="24"/>
+              </w:rPr>
+              <w:t xml:space="preserve">Learning kit (on hand)</w:t>
+            </w:r>
+          </w:p>
+        </w:tc>
+        <w:tc>
+          <w:tcPr>
+            <w:tcW w:type="dxa" w:w="900"/>
+            <w:tcMar>
+              <w:top w:type="dxa" w:w="60"/>
+              <w:left w:type="dxa" w:w="90"/>
+              <w:bottom w:type="dxa" w:w="60"/>
+              <w:right w:type="dxa" w:w="90"/>
+            </w:tcMar>
+          </w:tcPr>
+          <w:p>
+            <w:pPr>
+              <w:jc w:val="center"/>
+            </w:pPr>
+            <w:r>
+              <w:rPr>
+                <w:rFonts w:ascii="Courier New" w:cs="Courier New" w:eastAsia="Courier New" w:hAnsi="Courier New"/>
+                <w:b w:val="false"/>
+                <w:bCs w:val="false"/>
+                <w:i w:val="false"/>
+                <w:iCs w:val="false"/>
+                <w:sz w:val="24"/>
+                <w:szCs w:val="24"/>
+              </w:rPr>
+              <w:t xml:space="preserve">1 set</w:t>
+            </w:r>
+          </w:p>
+        </w:tc>
+        <w:tc>
+          <w:tcPr>
+            <w:tcW w:type="dxa" w:w="2127"/>
+            <w:tcMar>
+              <w:top w:type="dxa" w:w="60"/>
+              <w:left w:type="dxa" w:w="90"/>
+              <w:bottom w:type="dxa" w:w="60"/>
+              <w:right w:type="dxa" w:w="90"/>
+            </w:tcMar>
+          </w:tcPr>
+          <w:p>
+            <w:pPr>
+              <w:jc w:val="right"/>
+            </w:pPr>
+            <w:r>
+              <w:rPr>
+                <w:rFonts w:ascii="Courier New" w:cs="Courier New" w:eastAsia="Courier New" w:hAnsi="Courier New"/>
+                <w:b w:val="false"/>
+                <w:bCs w:val="false"/>
+                <w:i w:val="false"/>
+                <w:iCs w:val="false"/>
+                <w:sz w:val="24"/>
+                <w:szCs w:val="24"/>
+              </w:rPr>
+              <w:t xml:space="preserve">0.00</w:t>
+            </w:r>
+          </w:p>
+        </w:tc>
+      </w:tr>
+      <w:tr>
+        <w:tc>
+          <w:tcPr>
+            <w:tcW w:type="dxa" w:w="3500"/>
+            <w:tcMar>
+              <w:top w:type="dxa" w:w="60"/>
+              <w:left w:type="dxa" w:w="90"/>
+              <w:bottom w:type="dxa" w:w="60"/>
+              <w:right w:type="dxa" w:w="90"/>
+            </w:tcMar>
+          </w:tcPr>
+          <w:p>
+            <w:pPr>
+              <w:jc w:val="left"/>
+            </w:pPr>
+            <w:r>
+              <w:rPr>
+                <w:rFonts w:ascii="Courier New" w:cs="Courier New" w:eastAsia="Courier New" w:hAnsi="Courier New"/>
+                <w:b w:val="false"/>
+                <w:bCs w:val="false"/>
+                <w:i w:val="false"/>
+                <w:iCs w:val="false"/>
+                <w:sz w:val="24"/>
+                <w:szCs w:val="24"/>
+              </w:rPr>
+              <w:t xml:space="preserve">LCD 1602 with I2C Backpack</w:t>
+            </w:r>
+          </w:p>
+        </w:tc>
+        <w:tc>
+          <w:tcPr>
+            <w:tcW w:type="dxa" w:w="2500"/>
+            <w:tcMar>
+              <w:top w:type="dxa" w:w="60"/>
+              <w:left w:type="dxa" w:w="90"/>
+              <w:bottom w:type="dxa" w:w="60"/>
+              <w:right w:type="dxa" w:w="90"/>
+            </w:tcMar>
+          </w:tcPr>
+          <w:p>
+            <w:pPr>
+              <w:jc w:val="left"/>
+            </w:pPr>
+            <w:r>
+              <w:rPr>
+                <w:rFonts w:ascii="Courier New" w:cs="Courier New" w:eastAsia="Courier New" w:hAnsi="Courier New"/>
+                <w:b w:val="false"/>
+                <w:bCs w:val="false"/>
+                <w:i w:val="false"/>
+                <w:iCs w:val="false"/>
+                <w:sz w:val="24"/>
+                <w:szCs w:val="24"/>
+              </w:rPr>
+              <w:t xml:space="preserve">Learning kit (on hand)</w:t>
+            </w:r>
+          </w:p>
+        </w:tc>
+        <w:tc>
+          <w:tcPr>
+            <w:tcW w:type="dxa" w:w="900"/>
+            <w:tcMar>
+              <w:top w:type="dxa" w:w="60"/>
+              <w:left w:type="dxa" w:w="90"/>
+              <w:bottom w:type="dxa" w:w="60"/>
+              <w:right w:type="dxa" w:w="90"/>
+            </w:tcMar>
+          </w:tcPr>
+          <w:p>
+            <w:pPr>
+              <w:jc w:val="center"/>
+            </w:pPr>
+            <w:r>
+              <w:rPr>
+                <w:rFonts w:ascii="Courier New" w:cs="Courier New" w:eastAsia="Courier New" w:hAnsi="Courier New"/>
+                <w:b w:val="false"/>
+                <w:bCs w:val="false"/>
+                <w:i w:val="false"/>
+                <w:iCs w:val="false"/>
+                <w:sz w:val="24"/>
+                <w:szCs w:val="24"/>
+              </w:rPr>
+              <w:t xml:space="preserve">1</w:t>
+            </w:r>
+          </w:p>
+        </w:tc>
+        <w:tc>
+          <w:tcPr>
+            <w:tcW w:type="dxa" w:w="2127"/>
+            <w:tcMar>
+              <w:top w:type="dxa" w:w="60"/>
+              <w:left w:type="dxa" w:w="90"/>
+              <w:bottom w:type="dxa" w:w="60"/>
+              <w:right w:type="dxa" w:w="90"/>
+            </w:tcMar>
+          </w:tcPr>
+          <w:p>
+            <w:pPr>
+              <w:jc w:val="right"/>
+            </w:pPr>
+            <w:r>
+              <w:rPr>
+                <w:rFonts w:ascii="Courier New" w:cs="Courier New" w:eastAsia="Courier New" w:hAnsi="Courier New"/>
+                <w:b w:val="false"/>
+                <w:bCs w:val="false"/>
+                <w:i w:val="false"/>
+                <w:iCs w:val="false"/>
+                <w:sz w:val="24"/>
+                <w:szCs w:val="24"/>
+              </w:rPr>
+              <w:t xml:space="preserve">0.00</w:t>
+            </w:r>
+          </w:p>
+        </w:tc>
+      </w:tr>
+      <w:tr>
+        <w:tc>
+          <w:tcPr>
+            <w:tcW w:type="dxa" w:w="3500"/>
+            <w:tcMar>
+              <w:top w:type="dxa" w:w="60"/>
+              <w:left w:type="dxa" w:w="90"/>
+              <w:bottom w:type="dxa" w:w="60"/>
+              <w:right w:type="dxa" w:w="90"/>
+            </w:tcMar>
+          </w:tcPr>
+          <w:p>
+            <w:pPr>
+              <w:jc w:val="left"/>
+            </w:pPr>
+            <w:r>
+              <w:rPr>
+                <w:rFonts w:ascii="Courier New" w:cs="Courier New" w:eastAsia="Courier New" w:hAnsi="Courier New"/>
+                <w:b w:val="false"/>
+                <w:bCs w:val="false"/>
+                <w:i w:val="false"/>
+                <w:iCs w:val="false"/>
+                <w:sz w:val="24"/>
+                <w:szCs w:val="24"/>
+              </w:rPr>
+              <w:t xml:space="preserve">Piezoelectric Buzzer</w:t>
+            </w:r>
+          </w:p>
+        </w:tc>
+        <w:tc>
+          <w:tcPr>
+            <w:tcW w:type="dxa" w:w="2500"/>
+            <w:tcMar>
+              <w:top w:type="dxa" w:w="60"/>
+              <w:left w:type="dxa" w:w="90"/>
+              <w:bottom w:type="dxa" w:w="60"/>
+              <w:right w:type="dxa" w:w="90"/>
+            </w:tcMar>
+          </w:tcPr>
+          <w:p>
+            <w:pPr>
+              <w:jc w:val="left"/>
+            </w:pPr>
+            <w:r>
+              <w:rPr>
+                <w:rFonts w:ascii="Courier New" w:cs="Courier New" w:eastAsia="Courier New" w:hAnsi="Courier New"/>
+                <w:b w:val="false"/>
+                <w:bCs w:val="false"/>
+                <w:i w:val="false"/>
+                <w:iCs w:val="false"/>
+                <w:sz w:val="24"/>
+                <w:szCs w:val="24"/>
+              </w:rPr>
+              <w:t xml:space="preserve">Learning kit (on hand)</w:t>
+            </w:r>
+          </w:p>
+        </w:tc>
+        <w:tc>
+          <w:tcPr>
+            <w:tcW w:type="dxa" w:w="900"/>
+            <w:tcMar>
+              <w:top w:type="dxa" w:w="60"/>
+              <w:left w:type="dxa" w:w="90"/>
+              <w:bottom w:type="dxa" w:w="60"/>
+              <w:right w:type="dxa" w:w="90"/>
+            </w:tcMar>
+          </w:tcPr>
+          <w:p>
+            <w:pPr>
+              <w:jc w:val="center"/>
+            </w:pPr>
+            <w:r>
+              <w:rPr>
+                <w:rFonts w:ascii="Courier New" w:cs="Courier New" w:eastAsia="Courier New" w:hAnsi="Courier New"/>
+                <w:b w:val="false"/>
+                <w:bCs w:val="false"/>
+                <w:i w:val="false"/>
+                <w:iCs w:val="false"/>
+                <w:sz w:val="24"/>
+                <w:szCs w:val="24"/>
+              </w:rPr>
+              <w:t xml:space="preserve">1</w:t>
+            </w:r>
+          </w:p>
+        </w:tc>
+        <w:tc>
+          <w:tcPr>
+            <w:tcW w:type="dxa" w:w="2127"/>
+            <w:tcMar>
+              <w:top w:type="dxa" w:w="60"/>
+              <w:left w:type="dxa" w:w="90"/>
+              <w:bottom w:type="dxa" w:w="60"/>
+              <w:right w:type="dxa" w:w="90"/>
+            </w:tcMar>
+          </w:tcPr>
+          <w:p>
+            <w:pPr>
+              <w:jc w:val="right"/>
+            </w:pPr>
+            <w:r>
+              <w:rPr>
+                <w:rFonts w:ascii="Courier New" w:cs="Courier New" w:eastAsia="Courier New" w:hAnsi="Courier New"/>
+                <w:b w:val="false"/>
+                <w:bCs w:val="false"/>
+                <w:i w:val="false"/>
+                <w:iCs w:val="false"/>
+                <w:sz w:val="24"/>
+                <w:szCs w:val="24"/>
+              </w:rPr>
+              <w:t xml:space="preserve">0.00</w:t>
+            </w:r>
+          </w:p>
+        </w:tc>
+      </w:tr>
+      <w:tr>
+        <w:tc>
+          <w:tcPr>
+            <w:tcW w:type="dxa" w:w="3500"/>
+            <w:tcMar>
+              <w:top w:type="dxa" w:w="60"/>
+              <w:left w:type="dxa" w:w="90"/>
+              <w:bottom w:type="dxa" w:w="60"/>
+              <w:right w:type="dxa" w:w="90"/>
+            </w:tcMar>
+          </w:tcPr>
+          <w:p>
+            <w:pPr>
+              <w:jc w:val="left"/>
+            </w:pPr>
+            <w:r>
+              <w:rPr>
+                <w:rFonts w:ascii="Courier New" w:cs="Courier New" w:eastAsia="Courier New" w:hAnsi="Courier New"/>
+                <w:b w:val="false"/>
+                <w:bCs w:val="false"/>
+                <w:i w:val="false"/>
+                <w:iCs w:val="false"/>
+                <w:sz w:val="24"/>
+                <w:szCs w:val="24"/>
+              </w:rPr>
+              <w:t xml:space="preserve">LEDs (red, green) and Resistors</w:t>
+            </w:r>
+          </w:p>
+        </w:tc>
+        <w:tc>
+          <w:tcPr>
+            <w:tcW w:type="dxa" w:w="2500"/>
+            <w:tcMar>
+              <w:top w:type="dxa" w:w="60"/>
+              <w:left w:type="dxa" w:w="90"/>
+              <w:bottom w:type="dxa" w:w="60"/>
+              <w:right w:type="dxa" w:w="90"/>
+            </w:tcMar>
+          </w:tcPr>
+          <w:p>
+            <w:pPr>
+              <w:jc w:val="left"/>
+            </w:pPr>
+            <w:r>
+              <w:rPr>
+                <w:rFonts w:ascii="Courier New" w:cs="Courier New" w:eastAsia="Courier New" w:hAnsi="Courier New"/>
+                <w:b w:val="false"/>
+                <w:bCs w:val="false"/>
+                <w:i w:val="false"/>
+                <w:iCs w:val="false"/>
+                <w:sz w:val="24"/>
+                <w:szCs w:val="24"/>
+              </w:rPr>
+              <w:t xml:space="preserve">Learning kit (on hand)</w:t>
+            </w:r>
+          </w:p>
+        </w:tc>
+        <w:tc>
+          <w:tcPr>
+            <w:tcW w:type="dxa" w:w="900"/>
+            <w:tcMar>
+              <w:top w:type="dxa" w:w="60"/>
+              <w:left w:type="dxa" w:w="90"/>
+              <w:bottom w:type="dxa" w:w="60"/>
+              <w:right w:type="dxa" w:w="90"/>
+            </w:tcMar>
+          </w:tcPr>
+          <w:p>
+            <w:pPr>
+              <w:jc w:val="center"/>
+            </w:pPr>
+            <w:r>
+              <w:rPr>
+                <w:rFonts w:ascii="Courier New" w:cs="Courier New" w:eastAsia="Courier New" w:hAnsi="Courier New"/>
+                <w:b w:val="false"/>
+                <w:bCs w:val="false"/>
+                <w:i w:val="false"/>
+                <w:iCs w:val="false"/>
+                <w:sz w:val="24"/>
+                <w:szCs w:val="24"/>
+              </w:rPr>
+              <w:t xml:space="preserve">2 / 2</w:t>
+            </w:r>
+          </w:p>
+        </w:tc>
+        <w:tc>
+          <w:tcPr>
+            <w:tcW w:type="dxa" w:w="2127"/>
+            <w:tcMar>
+              <w:top w:type="dxa" w:w="60"/>
+              <w:left w:type="dxa" w:w="90"/>
+              <w:bottom w:type="dxa" w:w="60"/>
+              <w:right w:type="dxa" w:w="90"/>
+            </w:tcMar>
+          </w:tcPr>
+          <w:p>
+            <w:pPr>
+              <w:jc w:val="right"/>
+            </w:pPr>
+            <w:r>
+              <w:rPr>
+                <w:rFonts w:ascii="Courier New" w:cs="Courier New" w:eastAsia="Courier New" w:hAnsi="Courier New"/>
+                <w:b w:val="false"/>
+                <w:bCs w:val="false"/>
+                <w:i w:val="false"/>
+                <w:iCs w:val="false"/>
+                <w:sz w:val="24"/>
+                <w:szCs w:val="24"/>
+              </w:rPr>
+              <w:t xml:space="preserve">0.00</w:t>
+            </w:r>
+          </w:p>
+        </w:tc>
+      </w:tr>
+      <w:tr>
+        <w:tc>
+          <w:tcPr>
+            <w:tcW w:type="dxa" w:w="3500"/>
+            <w:tcMar>
+              <w:top w:type="dxa" w:w="60"/>
+              <w:left w:type="dxa" w:w="90"/>
+              <w:bottom w:type="dxa" w:w="60"/>
+              <w:right w:type="dxa" w:w="90"/>
+            </w:tcMar>
+          </w:tcPr>
+          <w:p>
+            <w:pPr>
+              <w:jc w:val="left"/>
+            </w:pPr>
+            <w:r>
+              <w:rPr>
+                <w:rFonts w:ascii="Courier New" w:cs="Courier New" w:eastAsia="Courier New" w:hAnsi="Courier New"/>
+                <w:b w:val="false"/>
+                <w:bCs w:val="false"/>
+                <w:i w:val="false"/>
+                <w:iCs w:val="false"/>
+                <w:sz w:val="24"/>
+                <w:szCs w:val="24"/>
+              </w:rPr>
+              <w:t xml:space="preserve">Ball (Tilt) Switch</w:t>
+            </w:r>
+          </w:p>
+        </w:tc>
+        <w:tc>
+          <w:tcPr>
+            <w:tcW w:type="dxa" w:w="2500"/>
+            <w:tcMar>
+              <w:top w:type="dxa" w:w="60"/>
+              <w:left w:type="dxa" w:w="90"/>
+              <w:bottom w:type="dxa" w:w="60"/>
+              <w:right w:type="dxa" w:w="90"/>
+            </w:tcMar>
+          </w:tcPr>
+          <w:p>
+            <w:pPr>
+              <w:jc w:val="left"/>
+            </w:pPr>
+            <w:r>
+              <w:rPr>
+                <w:rFonts w:ascii="Courier New" w:cs="Courier New" w:eastAsia="Courier New" w:hAnsi="Courier New"/>
+                <w:b w:val="false"/>
+                <w:bCs w:val="false"/>
+                <w:i w:val="false"/>
+                <w:iCs w:val="false"/>
+                <w:sz w:val="24"/>
+                <w:szCs w:val="24"/>
+              </w:rPr>
+              <w:t xml:space="preserve">Learning kit (on hand)</w:t>
+            </w:r>
+          </w:p>
+        </w:tc>
+        <w:tc>
+          <w:tcPr>
+            <w:tcW w:type="dxa" w:w="900"/>
+            <w:tcMar>
+              <w:top w:type="dxa" w:w="60"/>
+              <w:left w:type="dxa" w:w="90"/>
+              <w:bottom w:type="dxa" w:w="60"/>
+              <w:right w:type="dxa" w:w="90"/>
+            </w:tcMar>
+          </w:tcPr>
+          <w:p>
+            <w:pPr>
+              <w:jc w:val="center"/>
+            </w:pPr>
+            <w:r>
+              <w:rPr>
+                <w:rFonts w:ascii="Courier New" w:cs="Courier New" w:eastAsia="Courier New" w:hAnsi="Courier New"/>
+                <w:b w:val="false"/>
+                <w:bCs w:val="false"/>
+                <w:i w:val="false"/>
+                <w:iCs w:val="false"/>
+                <w:sz w:val="24"/>
+                <w:szCs w:val="24"/>
+              </w:rPr>
+              <w:t xml:space="preserve">1</w:t>
+            </w:r>
+          </w:p>
+        </w:tc>
+        <w:tc>
+          <w:tcPr>
+            <w:tcW w:type="dxa" w:w="2127"/>
+            <w:tcMar>
+              <w:top w:type="dxa" w:w="60"/>
+              <w:left w:type="dxa" w:w="90"/>
+              <w:bottom w:type="dxa" w:w="60"/>
+              <w:right w:type="dxa" w:w="90"/>
+            </w:tcMar>
+          </w:tcPr>
+          <w:p>
+            <w:pPr>
+              <w:jc w:val="right"/>
+            </w:pPr>
+            <w:r>
+              <w:rPr>
+                <w:rFonts w:ascii="Courier New" w:cs="Courier New" w:eastAsia="Courier New" w:hAnsi="Courier New"/>
+                <w:b w:val="false"/>
+                <w:bCs w:val="false"/>
+                <w:i w:val="false"/>
+                <w:iCs w:val="false"/>
+                <w:sz w:val="24"/>
+                <w:szCs w:val="24"/>
+              </w:rPr>
+              <w:t xml:space="preserve">0.00</w:t>
+            </w:r>
+          </w:p>
+        </w:tc>
+      </w:tr>
+      <w:tr>
+        <w:tc>
+          <w:tcPr>
+            <w:tcW w:type="dxa" w:w="3500"/>
+            <w:tcMar>
+              <w:top w:type="dxa" w:w="60"/>
+              <w:left w:type="dxa" w:w="90"/>
+              <w:bottom w:type="dxa" w:w="60"/>
+              <w:right w:type="dxa" w:w="90"/>
+            </w:tcMar>
+          </w:tcPr>
+          <w:p>
+            <w:pPr>
+              <w:jc w:val="left"/>
+            </w:pPr>
+            <w:r>
+              <w:rPr>
+                <w:rFonts w:ascii="Courier New" w:cs="Courier New" w:eastAsia="Courier New" w:hAnsi="Courier New"/>
+                <w:b w:val="false"/>
+                <w:bCs w:val="false"/>
+                <w:i w:val="false"/>
+                <w:iCs w:val="false"/>
+                <w:sz w:val="24"/>
+                <w:szCs w:val="24"/>
+              </w:rPr>
+              <w:t xml:space="preserve">MB-102 Breadboard</w:t>
+            </w:r>
+          </w:p>
+        </w:tc>
+        <w:tc>
+          <w:tcPr>
+            <w:tcW w:type="dxa" w:w="2500"/>
+            <w:tcMar>
+              <w:top w:type="dxa" w:w="60"/>
+              <w:left w:type="dxa" w:w="90"/>
+              <w:bottom w:type="dxa" w:w="60"/>
+              <w:right w:type="dxa" w:w="90"/>
+            </w:tcMar>
+          </w:tcPr>
+          <w:p>
+            <w:pPr>
+              <w:jc w:val="left"/>
+            </w:pPr>
+            <w:r>
+              <w:rPr>
+                <w:rFonts w:ascii="Courier New" w:cs="Courier New" w:eastAsia="Courier New" w:hAnsi="Courier New"/>
+                <w:b w:val="false"/>
+                <w:bCs w:val="false"/>
+                <w:i w:val="false"/>
+                <w:iCs w:val="false"/>
+                <w:sz w:val="24"/>
+                <w:szCs w:val="24"/>
+              </w:rPr>
+              <w:t xml:space="preserve">Learning kit (on hand)</w:t>
+            </w:r>
+          </w:p>
+        </w:tc>
+        <w:tc>
+          <w:tcPr>
+            <w:tcW w:type="dxa" w:w="900"/>
+            <w:tcMar>
+              <w:top w:type="dxa" w:w="60"/>
+              <w:left w:type="dxa" w:w="90"/>
+              <w:bottom w:type="dxa" w:w="60"/>
+              <w:right w:type="dxa" w:w="90"/>
+            </w:tcMar>
+          </w:tcPr>
+          <w:p>
+            <w:pPr>
+              <w:jc w:val="center"/>
+            </w:pPr>
+            <w:r>
+              <w:rPr>
+                <w:rFonts w:ascii="Courier New" w:cs="Courier New" w:eastAsia="Courier New" w:hAnsi="Courier New"/>
+                <w:b w:val="false"/>
+                <w:bCs w:val="false"/>
+                <w:i w:val="false"/>
+                <w:iCs w:val="false"/>
+                <w:sz w:val="24"/>
+                <w:szCs w:val="24"/>
+              </w:rPr>
+              <w:t xml:space="preserve">1</w:t>
+            </w:r>
+          </w:p>
+        </w:tc>
+        <w:tc>
+          <w:tcPr>
+            <w:tcW w:type="dxa" w:w="2127"/>
+            <w:tcMar>
+              <w:top w:type="dxa" w:w="60"/>
+              <w:left w:type="dxa" w:w="90"/>
+              <w:bottom w:type="dxa" w:w="60"/>
+              <w:right w:type="dxa" w:w="90"/>
+            </w:tcMar>
+          </w:tcPr>
+          <w:p>
+            <w:pPr>
+              <w:jc w:val="right"/>
+            </w:pPr>
+            <w:r>
+              <w:rPr>
+                <w:rFonts w:ascii="Courier New" w:cs="Courier New" w:eastAsia="Courier New" w:hAnsi="Courier New"/>
+                <w:b w:val="false"/>
+                <w:bCs w:val="false"/>
+                <w:i w:val="false"/>
+                <w:iCs w:val="false"/>
+                <w:sz w:val="24"/>
+                <w:szCs w:val="24"/>
+              </w:rPr>
+              <w:t xml:space="preserve">0.00</w:t>
+            </w:r>
+          </w:p>
+        </w:tc>
+      </w:tr>
+      <w:tr>
+        <w:tc>
+          <w:tcPr>
+            <w:tcW w:type="dxa" w:w="3500"/>
+            <w:tcMar>
+              <w:top w:type="dxa" w:w="60"/>
+              <w:left w:type="dxa" w:w="90"/>
+              <w:bottom w:type="dxa" w:w="60"/>
+              <w:right w:type="dxa" w:w="90"/>
+            </w:tcMar>
+          </w:tcPr>
+          <w:p>
+            <w:pPr>
+              <w:jc w:val="left"/>
+            </w:pPr>
+            <w:r>
+              <w:rPr>
+                <w:rFonts w:ascii="Courier New" w:cs="Courier New" w:eastAsia="Courier New" w:hAnsi="Courier New"/>
+                <w:b w:val="false"/>
+                <w:bCs w:val="false"/>
+                <w:i w:val="false"/>
+                <w:iCs w:val="false"/>
+                <w:sz w:val="24"/>
+                <w:szCs w:val="24"/>
+              </w:rPr>
+              <w:t xml:space="preserve">Jumper Wires and F-M Cables</w:t>
+            </w:r>
+          </w:p>
+        </w:tc>
+        <w:tc>
+          <w:tcPr>
+            <w:tcW w:type="dxa" w:w="2500"/>
+            <w:tcMar>
+              <w:top w:type="dxa" w:w="60"/>
+              <w:left w:type="dxa" w:w="90"/>
+              <w:bottom w:type="dxa" w:w="60"/>
+              <w:right w:type="dxa" w:w="90"/>
+            </w:tcMar>
+          </w:tcPr>
+          <w:p>
+            <w:pPr>
+              <w:jc w:val="left"/>
+            </w:pPr>
+            <w:r>
+              <w:rPr>
+                <w:rFonts w:ascii="Courier New" w:cs="Courier New" w:eastAsia="Courier New" w:hAnsi="Courier New"/>
+                <w:b w:val="false"/>
+                <w:bCs w:val="false"/>
+                <w:i w:val="false"/>
+                <w:iCs w:val="false"/>
+                <w:sz w:val="24"/>
+                <w:szCs w:val="24"/>
+              </w:rPr>
+              <w:t xml:space="preserve">Learning kit (on hand)</w:t>
+            </w:r>
+          </w:p>
+        </w:tc>
+        <w:tc>
+          <w:tcPr>
+            <w:tcW w:type="dxa" w:w="900"/>
+            <w:tcMar>
+              <w:top w:type="dxa" w:w="60"/>
+              <w:left w:type="dxa" w:w="90"/>
+              <w:bottom w:type="dxa" w:w="60"/>
+              <w:right w:type="dxa" w:w="90"/>
+            </w:tcMar>
+          </w:tcPr>
+          <w:p>
+            <w:pPr>
+              <w:jc w:val="center"/>
+            </w:pPr>
+            <w:r>
+              <w:rPr>
+                <w:rFonts w:ascii="Courier New" w:cs="Courier New" w:eastAsia="Courier New" w:hAnsi="Courier New"/>
+                <w:b w:val="false"/>
+                <w:bCs w:val="false"/>
+                <w:i w:val="false"/>
+                <w:iCs w:val="false"/>
+                <w:sz w:val="24"/>
+                <w:szCs w:val="24"/>
+              </w:rPr>
+              <w:t xml:space="preserve">1 set</w:t>
+            </w:r>
+          </w:p>
+        </w:tc>
+        <w:tc>
+          <w:tcPr>
+            <w:tcW w:type="dxa" w:w="2127"/>
+            <w:tcMar>
+              <w:top w:type="dxa" w:w="60"/>
+              <w:left w:type="dxa" w:w="90"/>
+              <w:bottom w:type="dxa" w:w="60"/>
+              <w:right w:type="dxa" w:w="90"/>
+            </w:tcMar>
+          </w:tcPr>
+          <w:p>
+            <w:pPr>
+              <w:jc w:val="right"/>
+            </w:pPr>
+            <w:r>
+              <w:rPr>
+                <w:rFonts w:ascii="Courier New" w:cs="Courier New" w:eastAsia="Courier New" w:hAnsi="Courier New"/>
+                <w:b w:val="false"/>
+                <w:bCs w:val="false"/>
+                <w:i w:val="false"/>
+                <w:iCs w:val="false"/>
+                <w:sz w:val="24"/>
+                <w:szCs w:val="24"/>
+              </w:rPr>
+              <w:t xml:space="preserve">0.00</w:t>
+            </w:r>
+          </w:p>
+        </w:tc>
+      </w:tr>
+      <w:tr>
+        <w:tc>
+          <w:tcPr>
+            <w:tcW w:type="dxa" w:w="3500"/>
+            <w:tcMar>
+              <w:top w:type="dxa" w:w="60"/>
+              <w:left w:type="dxa" w:w="90"/>
+              <w:bottom w:type="dxa" w:w="60"/>
+              <w:right w:type="dxa" w:w="90"/>
+            </w:tcMar>
+          </w:tcPr>
+          <w:p>
+            <w:pPr>
+              <w:jc w:val="left"/>
+            </w:pPr>
+            <w:r>
+              <w:rPr>
+                <w:rFonts w:ascii="Courier New" w:cs="Courier New" w:eastAsia="Courier New" w:hAnsi="Courier New"/>
+                <w:b w:val="false"/>
+                <w:bCs w:val="false"/>
+                <w:i w:val="false"/>
+                <w:iCs w:val="false"/>
+                <w:sz w:val="24"/>
+                <w:szCs w:val="24"/>
+              </w:rPr>
+              <w:t xml:space="preserve">9 V Battery with DC Plug</w:t>
+            </w:r>
+          </w:p>
+        </w:tc>
+        <w:tc>
+          <w:tcPr>
+            <w:tcW w:type="dxa" w:w="2500"/>
+            <w:tcMar>
+              <w:top w:type="dxa" w:w="60"/>
+              <w:left w:type="dxa" w:w="90"/>
+              <w:bottom w:type="dxa" w:w="60"/>
+              <w:right w:type="dxa" w:w="90"/>
+            </w:tcMar>
+          </w:tcPr>
+          <w:p>
+            <w:pPr>
+              <w:jc w:val="left"/>
+            </w:pPr>
+            <w:r>
+              <w:rPr>
+                <w:rFonts w:ascii="Courier New" w:cs="Courier New" w:eastAsia="Courier New" w:hAnsi="Courier New"/>
+                <w:b w:val="false"/>
+                <w:bCs w:val="false"/>
+                <w:i w:val="false"/>
+                <w:iCs w:val="false"/>
+                <w:sz w:val="24"/>
+                <w:szCs w:val="24"/>
+              </w:rPr>
+              <w:t xml:space="preserve">Learning kit (on hand)</w:t>
+            </w:r>
+          </w:p>
+        </w:tc>
+        <w:tc>
+          <w:tcPr>
+            <w:tcW w:type="dxa" w:w="900"/>
+            <w:tcMar>
+              <w:top w:type="dxa" w:w="60"/>
+              <w:left w:type="dxa" w:w="90"/>
+              <w:bottom w:type="dxa" w:w="60"/>
+              <w:right w:type="dxa" w:w="90"/>
+            </w:tcMar>
+          </w:tcPr>
+          <w:p>
+            <w:pPr>
+              <w:jc w:val="center"/>
+            </w:pPr>
+            <w:r>
+              <w:rPr>
+                <w:rFonts w:ascii="Courier New" w:cs="Courier New" w:eastAsia="Courier New" w:hAnsi="Courier New"/>
+                <w:b w:val="false"/>
+                <w:bCs w:val="false"/>
+                <w:i w:val="false"/>
+                <w:iCs w:val="false"/>
+                <w:sz w:val="24"/>
+                <w:szCs w:val="24"/>
+              </w:rPr>
+              <w:t xml:space="preserve">1</w:t>
+            </w:r>
+          </w:p>
+        </w:tc>
+        <w:tc>
+          <w:tcPr>
+            <w:tcW w:type="dxa" w:w="2127"/>
+            <w:tcMar>
+              <w:top w:type="dxa" w:w="60"/>
+              <w:left w:type="dxa" w:w="90"/>
+              <w:bottom w:type="dxa" w:w="60"/>
+              <w:right w:type="dxa" w:w="90"/>
+            </w:tcMar>
+          </w:tcPr>
+          <w:p>
+            <w:pPr>
+              <w:jc w:val="right"/>
+            </w:pPr>
+            <w:r>
+              <w:rPr>
+                <w:rFonts w:ascii="Courier New" w:cs="Courier New" w:eastAsia="Courier New" w:hAnsi="Courier New"/>
+                <w:b w:val="false"/>
+                <w:bCs w:val="false"/>
+                <w:i w:val="false"/>
+                <w:iCs w:val="false"/>
+                <w:sz w:val="24"/>
+                <w:szCs w:val="24"/>
+              </w:rPr>
+              <w:t xml:space="preserve">0.00</w:t>
+            </w:r>
+          </w:p>
+        </w:tc>
+      </w:tr>
+      <w:tr>
+        <w:tc>
+          <w:tcPr>
+            <w:tcW w:type="dxa" w:w="3500"/>
+            <w:tcMar>
+              <w:top w:type="dxa" w:w="60"/>
+              <w:left w:type="dxa" w:w="90"/>
+              <w:bottom w:type="dxa" w:w="60"/>
+              <w:right w:type="dxa" w:w="90"/>
+            </w:tcMar>
+          </w:tcPr>
+          <w:p>
+            <w:pPr>
+              <w:jc w:val="left"/>
+            </w:pPr>
+            <w:r>
+              <w:rPr>
+                <w:rFonts w:ascii="Courier New" w:cs="Courier New" w:eastAsia="Courier New" w:hAnsi="Courier New"/>
+                <w:b w:val="false"/>
+                <w:bCs w:val="false"/>
+                <w:i w:val="false"/>
+                <w:iCs w:val="false"/>
+                <w:sz w:val="24"/>
+                <w:szCs w:val="24"/>
+              </w:rPr>
+              <w:t xml:space="preserve">Push Switch with Cap</w:t>
+            </w:r>
+          </w:p>
+        </w:tc>
+        <w:tc>
+          <w:tcPr>
+            <w:tcW w:type="dxa" w:w="2500"/>
+            <w:tcMar>
+              <w:top w:type="dxa" w:w="60"/>
+              <w:left w:type="dxa" w:w="90"/>
+              <w:bottom w:type="dxa" w:w="60"/>
+              <w:right w:type="dxa" w:w="90"/>
+            </w:tcMar>
+          </w:tcPr>
+          <w:p>
+            <w:pPr>
+              <w:jc w:val="left"/>
+            </w:pPr>
+            <w:r>
+              <w:rPr>
+                <w:rFonts w:ascii="Courier New" w:cs="Courier New" w:eastAsia="Courier New" w:hAnsi="Courier New"/>
+                <w:b w:val="false"/>
+                <w:bCs w:val="false"/>
+                <w:i w:val="false"/>
+                <w:iCs w:val="false"/>
+                <w:sz w:val="24"/>
+                <w:szCs w:val="24"/>
+              </w:rPr>
+              <w:t xml:space="preserve">Learning kit (on hand)</w:t>
+            </w:r>
+          </w:p>
+        </w:tc>
+        <w:tc>
+          <w:tcPr>
+            <w:tcW w:type="dxa" w:w="900"/>
+            <w:tcMar>
+              <w:top w:type="dxa" w:w="60"/>
+              <w:left w:type="dxa" w:w="90"/>
+              <w:bottom w:type="dxa" w:w="60"/>
+              <w:right w:type="dxa" w:w="90"/>
+            </w:tcMar>
+          </w:tcPr>
+          <w:p>
+            <w:pPr>
+              <w:jc w:val="center"/>
+            </w:pPr>
+            <w:r>
+              <w:rPr>
+                <w:rFonts w:ascii="Courier New" w:cs="Courier New" w:eastAsia="Courier New" w:hAnsi="Courier New"/>
+                <w:b w:val="false"/>
+                <w:bCs w:val="false"/>
+                <w:i w:val="false"/>
+                <w:iCs w:val="false"/>
+                <w:sz w:val="24"/>
+                <w:szCs w:val="24"/>
+              </w:rPr>
+              <w:t xml:space="preserve">1</w:t>
+            </w:r>
+          </w:p>
+        </w:tc>
+        <w:tc>
+          <w:tcPr>
+            <w:tcW w:type="dxa" w:w="2127"/>
+            <w:tcMar>
+              <w:top w:type="dxa" w:w="60"/>
+              <w:left w:type="dxa" w:w="90"/>
+              <w:bottom w:type="dxa" w:w="60"/>
+              <w:right w:type="dxa" w:w="90"/>
+            </w:tcMar>
+          </w:tcPr>
+          <w:p>
+            <w:pPr>
+              <w:jc w:val="right"/>
+            </w:pPr>
+            <w:r>
+              <w:rPr>
+                <w:rFonts w:ascii="Courier New" w:cs="Courier New" w:eastAsia="Courier New" w:hAnsi="Courier New"/>
+                <w:b w:val="false"/>
+                <w:bCs w:val="false"/>
+                <w:i w:val="false"/>
+                <w:iCs w:val="false"/>
+                <w:sz w:val="24"/>
+                <w:szCs w:val="24"/>
+              </w:rPr>
+              <w:t xml:space="preserve">0.00</w:t>
+            </w:r>
+          </w:p>
+        </w:tc>
+      </w:tr>
+      <w:tr>
+        <w:tc>
+          <w:tcPr>
+            <w:tcW w:type="dxa" w:w="3500"/>
+            <w:tcMar>
+              <w:top w:type="dxa" w:w="60"/>
+              <w:left w:type="dxa" w:w="90"/>
+              <w:bottom w:type="dxa" w:w="60"/>
+              <w:right w:type="dxa" w:w="90"/>
+            </w:tcMar>
+          </w:tcPr>
+          <w:p>
+            <w:pPr>
+              <w:jc w:val="left"/>
+            </w:pPr>
+            <w:r>
+              <w:rPr>
+                <w:rFonts w:ascii="Courier New" w:cs="Courier New" w:eastAsia="Courier New" w:hAnsi="Courier New"/>
+                <w:b w:val="false"/>
+                <w:bCs w:val="false"/>
+                <w:i w:val="false"/>
+                <w:iCs w:val="false"/>
+                <w:sz w:val="24"/>
+                <w:szCs w:val="24"/>
+              </w:rPr>
+              <w:t xml:space="preserve">USB Type-B Cable</w:t>
+            </w:r>
+          </w:p>
+        </w:tc>
+        <w:tc>
+          <w:tcPr>
+            <w:tcW w:type="dxa" w:w="2500"/>
+            <w:tcMar>
+              <w:top w:type="dxa" w:w="60"/>
+              <w:left w:type="dxa" w:w="90"/>
+              <w:bottom w:type="dxa" w:w="60"/>
+              <w:right w:type="dxa" w:w="90"/>
+            </w:tcMar>
+          </w:tcPr>
+          <w:p>
+            <w:pPr>
+              <w:jc w:val="left"/>
+            </w:pPr>
+            <w:r>
+              <w:rPr>
+                <w:rFonts w:ascii="Courier New" w:cs="Courier New" w:eastAsia="Courier New" w:hAnsi="Courier New"/>
+                <w:b w:val="false"/>
+                <w:bCs w:val="false"/>
+                <w:i w:val="false"/>
+                <w:iCs w:val="false"/>
+                <w:sz w:val="24"/>
+                <w:szCs w:val="24"/>
+              </w:rPr>
+              <w:t xml:space="preserve">Learning kit (on hand)</w:t>
+            </w:r>
+          </w:p>
+        </w:tc>
+        <w:tc>
+          <w:tcPr>
+            <w:tcW w:type="dxa" w:w="900"/>
+            <w:tcMar>
+              <w:top w:type="dxa" w:w="60"/>
+              <w:left w:type="dxa" w:w="90"/>
+              <w:bottom w:type="dxa" w:w="60"/>
+              <w:right w:type="dxa" w:w="90"/>
+            </w:tcMar>
+          </w:tcPr>
+          <w:p>
+            <w:pPr>
+              <w:jc w:val="center"/>
+            </w:pPr>
+            <w:r>
+              <w:rPr>
+                <w:rFonts w:ascii="Courier New" w:cs="Courier New" w:eastAsia="Courier New" w:hAnsi="Courier New"/>
+                <w:b w:val="false"/>
+                <w:bCs w:val="false"/>
+                <w:i w:val="false"/>
+                <w:iCs w:val="false"/>
+                <w:sz w:val="24"/>
+                <w:szCs w:val="24"/>
+              </w:rPr>
+              <w:t xml:space="preserve">1</w:t>
+            </w:r>
+          </w:p>
+        </w:tc>
+        <w:tc>
+          <w:tcPr>
+            <w:tcW w:type="dxa" w:w="2127"/>
+            <w:tcMar>
+              <w:top w:type="dxa" w:w="60"/>
+              <w:left w:type="dxa" w:w="90"/>
+              <w:bottom w:type="dxa" w:w="60"/>
+              <w:right w:type="dxa" w:w="90"/>
+            </w:tcMar>
+          </w:tcPr>
+          <w:p>
+            <w:pPr>
+              <w:jc w:val="right"/>
+            </w:pPr>
+            <w:r>
+              <w:rPr>
+                <w:rFonts w:ascii="Courier New" w:cs="Courier New" w:eastAsia="Courier New" w:hAnsi="Courier New"/>
+                <w:b w:val="false"/>
+                <w:bCs w:val="false"/>
+                <w:i w:val="false"/>
+                <w:iCs w:val="false"/>
+                <w:sz w:val="24"/>
+                <w:szCs w:val="24"/>
+              </w:rPr>
+              <w:t xml:space="preserve">0.00</w:t>
+            </w:r>
+          </w:p>
+        </w:tc>
+      </w:tr>
+      <w:tr>
+        <w:tc>
+          <w:tcPr>
+            <w:tcW w:type="dxa" w:w="3500"/>
+            <w:tcMar>
+              <w:top w:type="dxa" w:w="60"/>
+              <w:left w:type="dxa" w:w="90"/>
+              <w:bottom w:type="dxa" w:w="60"/>
+              <w:right w:type="dxa" w:w="90"/>
+            </w:tcMar>
+          </w:tcPr>
+          <w:p>
+            <w:pPr>
+              <w:jc w:val="left"/>
+            </w:pPr>
+            <w:r>
+              <w:rPr>
+                <w:rFonts w:ascii="Courier New" w:cs="Courier New" w:eastAsia="Courier New" w:hAnsi="Courier New"/>
+                <w:b w:val="false"/>
+                <w:bCs w:val="false"/>
+                <w:i w:val="false"/>
+                <w:iCs w:val="false"/>
+                <w:sz w:val="24"/>
+                <w:szCs w:val="24"/>
+              </w:rPr>
+              <w:t xml:space="preserve">HC-SR04 Ultrasonic Sensor</w:t>
+            </w:r>
+          </w:p>
+        </w:tc>
+        <w:tc>
+          <w:tcPr>
+            <w:tcW w:type="dxa" w:w="2500"/>
+            <w:tcMar>
+              <w:top w:type="dxa" w:w="60"/>
+              <w:left w:type="dxa" w:w="90"/>
+              <w:bottom w:type="dxa" w:w="60"/>
+              <w:right w:type="dxa" w:w="90"/>
+            </w:tcMar>
+          </w:tcPr>
+          <w:p>
+            <w:pPr>
+              <w:jc w:val="left"/>
+            </w:pPr>
+            <w:r>
+              <w:rPr>
+                <w:rFonts w:ascii="Courier New" w:cs="Courier New" w:eastAsia="Courier New" w:hAnsi="Courier New"/>
+                <w:b w:val="false"/>
+                <w:bCs w:val="false"/>
+                <w:i w:val="false"/>
+                <w:iCs w:val="false"/>
+                <w:sz w:val="24"/>
+                <w:szCs w:val="24"/>
+              </w:rPr>
+              <w:t xml:space="preserve">Purchased separately</w:t>
+            </w:r>
+          </w:p>
+        </w:tc>
+        <w:tc>
+          <w:tcPr>
+            <w:tcW w:type="dxa" w:w="900"/>
+            <w:tcMar>
+              <w:top w:type="dxa" w:w="60"/>
+              <w:left w:type="dxa" w:w="90"/>
+              <w:bottom w:type="dxa" w:w="60"/>
+              <w:right w:type="dxa" w:w="90"/>
+            </w:tcMar>
+          </w:tcPr>
+          <w:p>
+            <w:pPr>
+              <w:jc w:val="center"/>
+            </w:pPr>
+            <w:r>
+              <w:rPr>
+                <w:rFonts w:ascii="Courier New" w:cs="Courier New" w:eastAsia="Courier New" w:hAnsi="Courier New"/>
+                <w:b w:val="false"/>
+                <w:bCs w:val="false"/>
+                <w:i w:val="false"/>
+                <w:iCs w:val="false"/>
+                <w:sz w:val="24"/>
+                <w:szCs w:val="24"/>
+              </w:rPr>
+              <w:t xml:space="preserve">1</w:t>
+            </w:r>
+          </w:p>
+        </w:tc>
+        <w:tc>
+          <w:tcPr>
+            <w:tcW w:type="dxa" w:w="2127"/>
+            <w:tcMar>
+              <w:top w:type="dxa" w:w="60"/>
+              <w:left w:type="dxa" w:w="90"/>
+              <w:bottom w:type="dxa" w:w="60"/>
+              <w:right w:type="dxa" w:w="90"/>
+            </w:tcMar>
+          </w:tcPr>
+          <w:p>
+            <w:pPr>
+              <w:jc w:val="right"/>
+            </w:pPr>
+            <w:r>
+              <w:rPr>
+                <w:rFonts w:ascii="Courier New" w:cs="Courier New" w:eastAsia="Courier New" w:hAnsi="Courier New"/>
+                <w:b w:val="false"/>
+                <w:bCs w:val="false"/>
+                <w:i w:val="false"/>
+                <w:iCs w:val="false"/>
+                <w:sz w:val="24"/>
+                <w:szCs w:val="24"/>
+              </w:rPr>
+              <w:t xml:space="preserve">60.00 - 100.00</w:t>
+            </w:r>
+          </w:p>
+        </w:tc>
+      </w:tr>
+      <w:tr>
+        <w:tc>
+          <w:tcPr>
+            <w:tcW w:type="dxa" w:w="3500"/>
+            <w:tcMar>
+              <w:top w:type="dxa" w:w="60"/>
+              <w:left w:type="dxa" w:w="90"/>
+              <w:bottom w:type="dxa" w:w="60"/>
+              <w:right w:type="dxa" w:w="90"/>
+            </w:tcMar>
+          </w:tcPr>
+          <w:p>
+            <w:pPr>
+              <w:jc w:val="left"/>
+            </w:pPr>
+            <w:r>
+              <w:rPr>
+                <w:rFonts w:ascii="Courier New" w:cs="Courier New" w:eastAsia="Courier New" w:hAnsi="Courier New"/>
+                <w:b w:val="false"/>
+                <w:bCs w:val="false"/>
+                <w:i w:val="false"/>
+                <w:iCs w:val="false"/>
+                <w:sz w:val="24"/>
+                <w:szCs w:val="24"/>
+              </w:rPr>
+              <w:t xml:space="preserve">HC-SR501 PIR Motion Sensor</w:t>
+            </w:r>
+          </w:p>
+        </w:tc>
+        <w:tc>
+          <w:tcPr>
+            <w:tcW w:type="dxa" w:w="2500"/>
+            <w:tcMar>
+              <w:top w:type="dxa" w:w="60"/>
+              <w:left w:type="dxa" w:w="90"/>
+              <w:bottom w:type="dxa" w:w="60"/>
+              <w:right w:type="dxa" w:w="90"/>
+            </w:tcMar>
+          </w:tcPr>
+          <w:p>
+            <w:pPr>
+              <w:jc w:val="left"/>
+            </w:pPr>
+            <w:r>
+              <w:rPr>
+                <w:rFonts w:ascii="Courier New" w:cs="Courier New" w:eastAsia="Courier New" w:hAnsi="Courier New"/>
+                <w:b w:val="false"/>
+                <w:bCs w:val="false"/>
+                <w:i w:val="false"/>
+                <w:iCs w:val="false"/>
+                <w:sz w:val="24"/>
+                <w:szCs w:val="24"/>
+              </w:rPr>
+              <w:t xml:space="preserve">Purchased separately</w:t>
+            </w:r>
+          </w:p>
+        </w:tc>
+        <w:tc>
+          <w:tcPr>
+            <w:tcW w:type="dxa" w:w="900"/>
+            <w:tcMar>
+              <w:top w:type="dxa" w:w="60"/>
+              <w:left w:type="dxa" w:w="90"/>
+              <w:bottom w:type="dxa" w:w="60"/>
+              <w:right w:type="dxa" w:w="90"/>
+            </w:tcMar>
+          </w:tcPr>
+          <w:p>
+            <w:pPr>
+              <w:jc w:val="center"/>
+            </w:pPr>
+            <w:r>
+              <w:rPr>
+                <w:rFonts w:ascii="Courier New" w:cs="Courier New" w:eastAsia="Courier New" w:hAnsi="Courier New"/>
+                <w:b w:val="false"/>
+                <w:bCs w:val="false"/>
+                <w:i w:val="false"/>
+                <w:iCs w:val="false"/>
+                <w:sz w:val="24"/>
+                <w:szCs w:val="24"/>
+              </w:rPr>
+              <w:t xml:space="preserve">1</w:t>
+            </w:r>
+          </w:p>
+        </w:tc>
+        <w:tc>
+          <w:tcPr>
+            <w:tcW w:type="dxa" w:w="2127"/>
+            <w:tcMar>
+              <w:top w:type="dxa" w:w="60"/>
+              <w:left w:type="dxa" w:w="90"/>
+              <w:bottom w:type="dxa" w:w="60"/>
+              <w:right w:type="dxa" w:w="90"/>
+            </w:tcMar>
+          </w:tcPr>
+          <w:p>
+            <w:pPr>
+              <w:jc w:val="right"/>
+            </w:pPr>
+            <w:r>
+              <w:rPr>
+                <w:rFonts w:ascii="Courier New" w:cs="Courier New" w:eastAsia="Courier New" w:hAnsi="Courier New"/>
+                <w:b w:val="false"/>
+                <w:bCs w:val="false"/>
+                <w:i w:val="false"/>
+                <w:iCs w:val="false"/>
+                <w:sz w:val="24"/>
+                <w:szCs w:val="24"/>
+              </w:rPr>
+              <w:t xml:space="preserve">70.00 - 120.00</w:t>
+            </w:r>
+          </w:p>
+        </w:tc>
+      </w:tr>
+      <w:tr>
+        <w:tc>
+          <w:tcPr>
+            <w:tcW w:type="dxa" w:w="3500"/>
+            <w:tcMar>
+              <w:top w:type="dxa" w:w="60"/>
+              <w:left w:type="dxa" w:w="90"/>
+              <w:bottom w:type="dxa" w:w="60"/>
+              <w:right w:type="dxa" w:w="90"/>
+            </w:tcMar>
+          </w:tcPr>
+          <w:p>
+            <w:pPr>
+              <w:jc w:val="left"/>
+            </w:pPr>
+            <w:r>
+              <w:rPr>
+                <w:rFonts w:ascii="Courier New" w:cs="Courier New" w:eastAsia="Courier New" w:hAnsi="Courier New"/>
+                <w:b w:val="false"/>
+                <w:bCs w:val="false"/>
+                <w:i w:val="false"/>
+                <w:iCs w:val="false"/>
+                <w:sz w:val="24"/>
+                <w:szCs w:val="24"/>
+              </w:rPr>
+              <w:t xml:space="preserve">Foam Board, Hinges, Adhesive</w:t>
+            </w:r>
+          </w:p>
+        </w:tc>
+        <w:tc>
+          <w:tcPr>
+            <w:tcW w:type="dxa" w:w="2500"/>
+            <w:tcMar>
+              <w:top w:type="dxa" w:w="60"/>
+              <w:left w:type="dxa" w:w="90"/>
+              <w:bottom w:type="dxa" w:w="60"/>
+              <w:right w:type="dxa" w:w="90"/>
+            </w:tcMar>
+          </w:tcPr>
+          <w:p>
+            <w:pPr>
+              <w:jc w:val="left"/>
+            </w:pPr>
+            <w:r>
+              <w:rPr>
+                <w:rFonts w:ascii="Courier New" w:cs="Courier New" w:eastAsia="Courier New" w:hAnsi="Courier New"/>
+                <w:b w:val="false"/>
+                <w:bCs w:val="false"/>
+                <w:i w:val="false"/>
+                <w:iCs w:val="false"/>
+                <w:sz w:val="24"/>
+                <w:szCs w:val="24"/>
+              </w:rPr>
+              <w:t xml:space="preserve">Purchased separately</w:t>
+            </w:r>
+          </w:p>
+        </w:tc>
+        <w:tc>
+          <w:tcPr>
+            <w:tcW w:type="dxa" w:w="900"/>
+            <w:tcMar>
+              <w:top w:type="dxa" w:w="60"/>
+              <w:left w:type="dxa" w:w="90"/>
+              <w:bottom w:type="dxa" w:w="60"/>
+              <w:right w:type="dxa" w:w="90"/>
+            </w:tcMar>
+          </w:tcPr>
+          <w:p>
+            <w:pPr>
+              <w:jc w:val="center"/>
+            </w:pPr>
+            <w:r>
+              <w:rPr>
+                <w:rFonts w:ascii="Courier New" w:cs="Courier New" w:eastAsia="Courier New" w:hAnsi="Courier New"/>
+                <w:b w:val="false"/>
+                <w:bCs w:val="false"/>
+                <w:i w:val="false"/>
+                <w:iCs w:val="false"/>
+                <w:sz w:val="24"/>
+                <w:szCs w:val="24"/>
+              </w:rPr>
+              <w:t xml:space="preserve">1 set</w:t>
+            </w:r>
+          </w:p>
+        </w:tc>
+        <w:tc>
+          <w:tcPr>
+            <w:tcW w:type="dxa" w:w="2127"/>
+            <w:tcMar>
+              <w:top w:type="dxa" w:w="60"/>
+              <w:left w:type="dxa" w:w="90"/>
+              <w:bottom w:type="dxa" w:w="60"/>
+              <w:right w:type="dxa" w:w="90"/>
+            </w:tcMar>
+          </w:tcPr>
+          <w:p>
+            <w:pPr>
+              <w:jc w:val="right"/>
+            </w:pPr>
+            <w:r>
+              <w:rPr>
+                <w:rFonts w:ascii="Courier New" w:cs="Courier New" w:eastAsia="Courier New" w:hAnsi="Courier New"/>
+                <w:b w:val="false"/>
+                <w:bCs w:val="false"/>
+                <w:i w:val="false"/>
+                <w:iCs w:val="false"/>
+                <w:sz w:val="24"/>
+                <w:szCs w:val="24"/>
+              </w:rPr>
+              <w:t xml:space="preserve">20.00 - 80.00</w:t>
+            </w:r>
+          </w:p>
+        </w:tc>
+      </w:tr>
+      <w:tr>
+        <w:tc>
+          <w:tcPr>
+            <w:tcW w:type="dxa" w:w="3500"/>
+            <w:tcMar>
+              <w:top w:type="dxa" w:w="60"/>
+              <w:left w:type="dxa" w:w="90"/>
+              <w:bottom w:type="dxa" w:w="60"/>
+              <w:right w:type="dxa" w:w="90"/>
+            </w:tcMar>
+          </w:tcPr>
+          <w:p>
+            <w:pPr>
+              <w:jc w:val="left"/>
+            </w:pPr>
+            <w:r>
+              <w:rPr>
+                <w:rFonts w:ascii="Courier New" w:cs="Courier New" w:eastAsia="Courier New" w:hAnsi="Courier New"/>
+                <w:b w:val="false"/>
+                <w:bCs w:val="false"/>
+                <w:i w:val="false"/>
+                <w:iCs w:val="false"/>
+                <w:sz w:val="24"/>
+                <w:szCs w:val="24"/>
+              </w:rPr>
+              <w:t xml:space="preserve">TOTAL ESTIMATED COST</w:t>
+            </w:r>
+          </w:p>
+        </w:tc>
+        <w:tc>
+          <w:tcPr>
+            <w:tcW w:type="dxa" w:w="2500"/>
+            <w:tcMar>
+              <w:top w:type="dxa" w:w="60"/>
+              <w:left w:type="dxa" w:w="90"/>
+              <w:bottom w:type="dxa" w:w="60"/>
+              <w:right w:type="dxa" w:w="90"/>
+            </w:tcMar>
+          </w:tcPr>
+          <w:p>
+            <w:pPr>
+              <w:jc w:val="left"/>
+            </w:pPr>
+            <w:r>
+              <w:rPr>
+                <w:rFonts w:ascii="Courier New" w:cs="Courier New" w:eastAsia="Courier New" w:hAnsi="Courier New"/>
+                <w:b w:val="false"/>
+                <w:bCs w:val="false"/>
+                <w:i w:val="false"/>
+                <w:iCs w:val="false"/>
+                <w:sz w:val="24"/>
+                <w:szCs w:val="24"/>
+              </w:rPr>
+              <w:t xml:space="preserve"/>
+            </w:r>
+          </w:p>
+        </w:tc>
+        <w:tc>
+          <w:tcPr>
+            <w:tcW w:type="dxa" w:w="900"/>
+            <w:tcMar>
+              <w:top w:type="dxa" w:w="60"/>
+              <w:left w:type="dxa" w:w="90"/>
+              <w:bottom w:type="dxa" w:w="60"/>
+              <w:right w:type="dxa" w:w="90"/>
+            </w:tcMar>
+          </w:tcPr>
+          <w:p>
+            <w:pPr>
+              <w:jc w:val="center"/>
+            </w:pPr>
+            <w:r>
+              <w:rPr>
+                <w:rFonts w:ascii="Courier New" w:cs="Courier New" w:eastAsia="Courier New" w:hAnsi="Courier New"/>
+                <w:b w:val="false"/>
+                <w:bCs w:val="false"/>
+                <w:i w:val="false"/>
+                <w:iCs w:val="false"/>
+                <w:sz w:val="24"/>
+                <w:szCs w:val="24"/>
+              </w:rPr>
+              <w:t xml:space="preserve"/>
+            </w:r>
+          </w:p>
+        </w:tc>
+        <w:tc>
+          <w:tcPr>
+            <w:tcW w:type="dxa" w:w="2127"/>
+            <w:tcMar>
+              <w:top w:type="dxa" w:w="60"/>
+              <w:left w:type="dxa" w:w="90"/>
+              <w:bottom w:type="dxa" w:w="60"/>
+              <w:right w:type="dxa" w:w="90"/>
+            </w:tcMar>
+          </w:tcPr>
+          <w:p>
+            <w:pPr>
+              <w:jc w:val="right"/>
+            </w:pPr>
+            <w:r>
+              <w:rPr>
+                <w:rFonts w:ascii="Courier New" w:cs="Courier New" w:eastAsia="Courier New" w:hAnsi="Courier New"/>
+                <w:b w:val="false"/>
+                <w:bCs w:val="false"/>
+                <w:i w:val="false"/>
+                <w:iCs w:val="false"/>
+                <w:sz w:val="24"/>
+                <w:szCs w:val="24"/>
+              </w:rPr>
+              <w:t xml:space="preserve">150.00 - 300.00</w:t>
+            </w:r>
+          </w:p>
+        </w:tc>
+      </w:tr>
+    </w:tbl>
+    <w:p>
+      <w:pPr>
+        <w:spacing w:after="200" w:before="180"/>
         <w:jc w:val="both"/>
+      </w:pPr>
+      <w:r>
+        <w:rPr>
+          <w:rFonts w:ascii="Courier New" w:cs="Courier New" w:eastAsia="Courier New" w:hAnsi="Courier New"/>
+          <w:b w:val="false"/>
+          <w:bCs w:val="false"/>
+          <w:i w:val="false"/>
+          <w:iCs w:val="false"/>
+          <w:sz w:val="24"/>
+          <w:szCs w:val="24"/>
+        </w:rPr>
+        <w:t xml:space="preserve">The total additional cost of approximately PHP 150.00 to PHP 300.00 is well below the cost of a commercial door-alarm or access-control unit, supporting the claim that the design is affordable enough to be reproduced by students and small institutions.</w:t>
+      </w:r>
+    </w:p>
+    <w:p>
+      <w:r>
+        <w:br w:type="page"/>
+      </w:r>
+    </w:p>
+    <w:p>
+      <w:pPr>
+        <w:spacing w:after="180" w:before="260"/>
       </w:pPr>
       <w:r>
         <w:rPr>
@@ -1889,35 +3917,87 @@
           <w:bCs/>
           <w:i w:val="false"/>
           <w:iCs w:val="false"/>
-          <w:caps w:val="false"/>
-          <w:sz w:val="24"/>
-          <w:szCs w:val="24"/>
-        </w:rPr>
-        <w:t xml:space="preserve">Jumper Wires, Breadboard, and Perforated Circuit Board.</w:t>
-      </w:r>
-      <w:r>
-        <w:rPr>
-          <w:rFonts w:ascii="Courier New" w:cs="Courier New" w:eastAsia="Courier New" w:hAnsi="Courier New"/>
-          <w:b w:val="false"/>
-          <w:bCs w:val="false"/>
-          <w:i w:val="false"/>
-          <w:iCs w:val="false"/>
-          <w:caps w:val="false"/>
-          <w:sz w:val="24"/>
-          <w:szCs w:val="24"/>
-        </w:rPr>
-        <w:t xml:space="preserve"> Connect the components during testing and allow the final circuit to be soldered into a more permanent and reliable form.</w:t>
-      </w:r>
-    </w:p>
-    <w:p>
-      <w:pPr>
-        <w:pStyle w:val="ListParagraph"/>
-        <w:numPr>
-          <w:ilvl w:val="0"/>
-          <w:numId w:val="2"/>
-        </w:numPr>
-        <w:spacing w:after="180"/>
+          <w:sz w:val="24"/>
+          <w:szCs w:val="24"/>
+        </w:rPr>
+        <w:t xml:space="preserve">III. EXPERIMENTAL MATRIX</w:t>
+      </w:r>
+    </w:p>
+    <w:p>
+      <w:pPr>
+        <w:spacing w:after="200"/>
         <w:jc w:val="both"/>
+      </w:pPr>
+      <w:r>
+        <w:rPr>
+          <w:rFonts w:ascii="Courier New" w:cs="Courier New" w:eastAsia="Courier New" w:hAnsi="Courier New"/>
+          <w:b w:val="false"/>
+          <w:bCs w:val="false"/>
+          <w:i w:val="false"/>
+          <w:iCs w:val="false"/>
+          <w:sz w:val="24"/>
+          <w:szCs w:val="24"/>
+        </w:rPr>
+        <w:t xml:space="preserve">This study uses a quantitative experimental-developmental approach to examine how an automatic door sensor affects the detection of persons approaching a room and the control of entry into it. The experimentation involves the construction and testing of a mini scale-model prototype within a controlled indoor area of Agusan National High School, with the system undergoing three to five trials for each measurement.</w:t>
+      </w:r>
+    </w:p>
+    <w:p>
+      <w:pPr>
+        <w:spacing w:after="200"/>
+        <w:jc w:val="both"/>
+      </w:pPr>
+      <w:r>
+        <w:rPr>
+          <w:rFonts w:ascii="Courier New" w:cs="Courier New" w:eastAsia="Courier New" w:hAnsi="Courier New"/>
+          <w:b w:val="false"/>
+          <w:bCs w:val="false"/>
+          <w:i w:val="false"/>
+          <w:iCs w:val="false"/>
+          <w:sz w:val="24"/>
+          <w:szCs w:val="24"/>
+        </w:rPr>
+        <w:t xml:space="preserve">Control data consist of measurements taken at the same model doorway operating manually, with sensing and alarm disabled, in which entry is unrestricted and no record of an approach is produced. Experimental data are collected with SmartDoor active, as volunteer participants approach the model from marked distances and present the registered keyfob, the unregistered card, or no credential at all. Detection and control performance are measured through the ultrasonic sensor, the passive infrared sensor, the tilt switch, and the display, with independent timing taken by stopwatch. Because the system combines distance sensing, infrared motion sensing, and credential verification, the detection success rate, the response and alarm times, the counts of false positives and false negatives, and the proportions of authorized entries granted and unauthorized attempts denied together serve as indicators of the security performance of the prototype.</w:t>
+      </w:r>
+    </w:p>
+    <w:p>
+      <w:pPr>
+        <w:spacing w:after="200"/>
+        <w:jc w:val="both"/>
+      </w:pPr>
+      <w:r>
+        <w:rPr>
+          <w:rFonts w:ascii="Courier New" w:cs="Courier New" w:eastAsia="Courier New" w:hAnsi="Courier New"/>
+          <w:b w:val="false"/>
+          <w:bCs w:val="false"/>
+          <w:i w:val="false"/>
+          <w:iCs w:val="false"/>
+          <w:sz w:val="24"/>
+          <w:szCs w:val="24"/>
+        </w:rPr>
+        <w:t xml:space="preserve">An important limitation follows from the use of a mini model: the door is reduced in scale, but the approaching person is not. Detection distance, detection success, false positives and negatives, response time, and credential verification therefore involve a full-size human being sensed by full-size sensors, and these results are considered indicative of how the system would behave on a real doorway. In contrast, the door opening and closing duration, the torque required of the servo, and the current drawn during movement are properties of the lightweight model panel alone. These are reported as characteristics of the prototype and are not claimed to scale to a full-size door, which would be heavier and would require a stronger actuator.</w:t>
+      </w:r>
+    </w:p>
+    <w:p>
+      <w:pPr>
+        <w:spacing w:after="200"/>
+        <w:jc w:val="both"/>
+      </w:pPr>
+      <w:r>
+        <w:rPr>
+          <w:rFonts w:ascii="Courier New" w:cs="Courier New" w:eastAsia="Courier New" w:hAnsi="Courier New"/>
+          <w:b w:val="false"/>
+          <w:bCs w:val="false"/>
+          <w:i w:val="false"/>
+          <w:iCs w:val="false"/>
+          <w:sz w:val="24"/>
+          <w:szCs w:val="24"/>
+        </w:rPr>
+        <w:t xml:space="preserve">Notification in this version of the prototype is local. The system alerts through the buzzer, the red indicator, and the display rather than through a message to a mobile phone, since no wireless module is included in the available kit. The alarm therefore reaches an occupant who is within hearing range of the door. The study focuses on single-door, room-level security in indoor settings such as classrooms, faculty rooms, boarding-house bedrooms, and small offices. Testing is conducted under controlled lighting with cooperating participants, so results describe the behaviour of the system under favourable conditions rather than under attempted defeat by a determined intruder. The intended scale of production is small, with target users being students, boarding-house tenants, small offices, and schools requiring affordable room-level security rather than commercial access-control installations.</w:t>
+      </w:r>
+    </w:p>
+    <w:p>
+      <w:pPr>
+        <w:spacing w:after="180" w:before="200"/>
       </w:pPr>
       <w:r>
         <w:rPr>
@@ -1926,193 +4006,10 @@
           <w:bCs/>
           <w:i w:val="false"/>
           <w:iCs w:val="false"/>
-          <w:caps w:val="false"/>
-          <w:sz w:val="24"/>
-          <w:szCs w:val="24"/>
-        </w:rPr>
-        <w:t xml:space="preserve">Digital Multimeter.</w:t>
-      </w:r>
-      <w:r>
-        <w:rPr>
-          <w:rFonts w:ascii="Courier New" w:cs="Courier New" w:eastAsia="Courier New" w:hAnsi="Courier New"/>
-          <w:b w:val="false"/>
-          <w:bCs w:val="false"/>
-          <w:i w:val="false"/>
-          <w:iCs w:val="false"/>
-          <w:caps w:val="false"/>
-          <w:sz w:val="24"/>
-          <w:szCs w:val="24"/>
-        </w:rPr>
-        <w:t xml:space="preserve"> Measures supply voltage and current draw during standby and active operation, providing the electrical data used to estimate power consumption and operating time.</w:t>
-      </w:r>
-    </w:p>
-    <w:p>
-      <w:pPr>
-        <w:pStyle w:val="ListParagraph"/>
-        <w:numPr>
-          <w:ilvl w:val="0"/>
-          <w:numId w:val="2"/>
-        </w:numPr>
-        <w:spacing w:after="180"/>
-        <w:jc w:val="both"/>
-      </w:pPr>
-      <w:r>
-        <w:rPr>
-          <w:rFonts w:ascii="Courier New" w:cs="Courier New" w:eastAsia="Courier New" w:hAnsi="Courier New"/>
-          <w:b/>
-          <w:bCs/>
-          <w:i w:val="false"/>
-          <w:iCs w:val="false"/>
-          <w:caps w:val="false"/>
-          <w:sz w:val="24"/>
-          <w:szCs w:val="24"/>
-        </w:rPr>
-        <w:t xml:space="preserve">Tape Measure and Floor Markers.</w:t>
-      </w:r>
-      <w:r>
-        <w:rPr>
-          <w:rFonts w:ascii="Courier New" w:cs="Courier New" w:eastAsia="Courier New" w:hAnsi="Courier New"/>
-          <w:b w:val="false"/>
-          <w:bCs w:val="false"/>
-          <w:i w:val="false"/>
-          <w:iCs w:val="false"/>
-          <w:caps w:val="false"/>
-          <w:sz w:val="24"/>
-          <w:szCs w:val="24"/>
-        </w:rPr>
-        <w:t xml:space="preserve"> Establish fixed, repeatable distances in front of the door so that detection trials are conducted from consistent positions.</w:t>
-      </w:r>
-    </w:p>
-    <w:p>
-      <w:pPr>
-        <w:pStyle w:val="ListParagraph"/>
-        <w:numPr>
-          <w:ilvl w:val="0"/>
-          <w:numId w:val="2"/>
-        </w:numPr>
-        <w:spacing w:after="180"/>
-        <w:jc w:val="both"/>
-      </w:pPr>
-      <w:r>
-        <w:rPr>
-          <w:rFonts w:ascii="Courier New" w:cs="Courier New" w:eastAsia="Courier New" w:hAnsi="Courier New"/>
-          <w:b/>
-          <w:bCs/>
-          <w:i w:val="false"/>
-          <w:iCs w:val="false"/>
-          <w:caps w:val="false"/>
-          <w:sz w:val="24"/>
-          <w:szCs w:val="24"/>
-        </w:rPr>
-        <w:t xml:space="preserve">Stopwatch or Mobile Timer.</w:t>
-      </w:r>
-      <w:r>
-        <w:rPr>
-          <w:rFonts w:ascii="Courier New" w:cs="Courier New" w:eastAsia="Courier New" w:hAnsi="Courier New"/>
-          <w:b w:val="false"/>
-          <w:bCs w:val="false"/>
-          <w:i w:val="false"/>
-          <w:iCs w:val="false"/>
-          <w:caps w:val="false"/>
-          <w:sz w:val="24"/>
-          <w:szCs w:val="24"/>
-        </w:rPr>
-        <w:t xml:space="preserve"> Serves as an independent check on the response and alert timings recorded by the system, ensuring that reported values are not dependent on a single measurement method.</w:t>
-      </w:r>
-    </w:p>
-    <w:p>
-      <w:pPr>
-        <w:spacing w:after="180" w:before="260"/>
-        <w:jc w:val="left"/>
-      </w:pPr>
-      <w:r>
-        <w:rPr>
-          <w:rFonts w:ascii="Courier New" w:cs="Courier New" w:eastAsia="Courier New" w:hAnsi="Courier New"/>
-          <w:b/>
-          <w:bCs/>
-          <w:i w:val="false"/>
-          <w:iCs w:val="false"/>
-          <w:caps w:val="false"/>
-          <w:sz w:val="24"/>
-          <w:szCs w:val="24"/>
-        </w:rPr>
-        <w:t xml:space="preserve">II. EXPERIMENTAL MATRIX</w:t>
-      </w:r>
-    </w:p>
-    <w:p>
-      <w:pPr>
-        <w:spacing w:after="200"/>
-        <w:jc w:val="both"/>
-      </w:pPr>
-      <w:r>
-        <w:rPr>
-          <w:rFonts w:ascii="Courier New" w:cs="Courier New" w:eastAsia="Courier New" w:hAnsi="Courier New"/>
-          <w:b w:val="false"/>
-          <w:bCs w:val="false"/>
-          <w:i w:val="false"/>
-          <w:iCs w:val="false"/>
-          <w:caps w:val="false"/>
-          <w:sz w:val="24"/>
-          <w:szCs w:val="24"/>
-        </w:rPr>
-        <w:t xml:space="preserve">This study uses a quantitative experimental-developmental approach to examine how an automatic door sensor system affects the detection of persons approaching a room and the control of entry into it. The experimentation involves the construction and testing of an Arduino-based prototype mounted on a scale-model door frame within a controlled indoor area of Agusan National High School, with the system undergoing three to five trials for each measurement.</w:t>
-      </w:r>
-    </w:p>
-    <w:p>
-      <w:pPr>
-        <w:spacing w:after="200"/>
-        <w:jc w:val="both"/>
-      </w:pPr>
-      <w:r>
-        <w:rPr>
-          <w:rFonts w:ascii="Courier New" w:cs="Courier New" w:eastAsia="Courier New" w:hAnsi="Courier New"/>
-          <w:b w:val="false"/>
-          <w:bCs w:val="false"/>
-          <w:i w:val="false"/>
-          <w:iCs w:val="false"/>
-          <w:caps w:val="false"/>
-          <w:sz w:val="24"/>
-          <w:szCs w:val="24"/>
-        </w:rPr>
-        <w:t xml:space="preserve">Control data consist of measurements taken at the same doorway operating manually and without any sensing or alerting, in which entry is unrestricted and no record of an approach is produced. Experimental data are collected with SmartDoor active, as volunteer participants approach the door from marked distances, present a valid credential, present an invalid credential, or present none at all. Detection and control performance are measured through the ultrasonic sensor, the passive infrared sensor, the reed switch, and the system log, with independent timing taken by stopwatch. Because the system combines distance sensing, infrared motion sensing, and credential verification, the detection success rate, the response and alert times, the counts of false positives and false negatives, and the proportion of unauthorized attempts denied together serve as indicators of the security performance of the prototype.</w:t>
-      </w:r>
-    </w:p>
-    <w:p>
-      <w:pPr>
-        <w:spacing w:after="200"/>
-        <w:jc w:val="both"/>
-      </w:pPr>
-      <w:r>
-        <w:rPr>
-          <w:rFonts w:ascii="Courier New" w:cs="Courier New" w:eastAsia="Courier New" w:hAnsi="Courier New"/>
-          <w:b w:val="false"/>
-          <w:bCs w:val="false"/>
-          <w:i w:val="false"/>
-          <w:iCs w:val="false"/>
-          <w:caps w:val="false"/>
-          <w:sz w:val="24"/>
-          <w:szCs w:val="24"/>
-        </w:rPr>
-        <w:t xml:space="preserve">The study focuses on single-door, room-level security in indoor settings such as classrooms, faculty rooms, boarding-house bedrooms, and small offices, where entry is occasional rather than continuous and where the occupant is frequently absent. Testing is limited to a scale model under controlled lighting and with cooperating participants, so results describe the behaviour of the system under favourable conditions rather than under attempted defeat by a determined intruder. The intended scale of production is small, with target users being students, boarding-house tenants, small offices, and schools requiring affordable room-level security rather than commercial access-control installations.</w:t>
-      </w:r>
-    </w:p>
-    <w:p>
-      <w:pPr>
-        <w:spacing w:after="180" w:before="200"/>
-        <w:jc w:val="left"/>
-      </w:pPr>
-      <w:r>
-        <w:rPr>
-          <w:rFonts w:ascii="Courier New" w:cs="Courier New" w:eastAsia="Courier New" w:hAnsi="Courier New"/>
-          <w:b/>
-          <w:bCs/>
-          <w:i w:val="false"/>
-          <w:iCs w:val="false"/>
-          <w:caps w:val="false"/>
-          <w:sz w:val="24"/>
-          <w:szCs w:val="24"/>
-        </w:rPr>
-        <w:t xml:space="preserve">Table 1. Measurements Recorded for Each Trial</w:t>
+          <w:sz w:val="24"/>
+          <w:szCs w:val="24"/>
+        </w:rPr>
+        <w:t xml:space="preserve">Table 2. Measurements Recorded for Each Trial</w:t>
       </w:r>
     </w:p>
     <w:tbl>
@@ -2159,7 +4056,6 @@
                 <w:bCs/>
                 <w:i w:val="false"/>
                 <w:iCs w:val="false"/>
-                <w:caps w:val="false"/>
                 <w:sz w:val="24"/>
                 <w:szCs w:val="24"/>
               </w:rPr>
@@ -2189,7 +4085,6 @@
                 <w:bCs/>
                 <w:i w:val="false"/>
                 <w:iCs w:val="false"/>
-                <w:caps w:val="false"/>
                 <w:sz w:val="24"/>
                 <w:szCs w:val="24"/>
               </w:rPr>
@@ -2219,7 +4114,6 @@
                 <w:bCs/>
                 <w:i w:val="false"/>
                 <w:iCs w:val="false"/>
-                <w:caps w:val="false"/>
                 <w:sz w:val="24"/>
                 <w:szCs w:val="24"/>
               </w:rPr>
@@ -2249,7 +4143,6 @@
                 <w:bCs/>
                 <w:i w:val="false"/>
                 <w:iCs w:val="false"/>
-                <w:caps w:val="false"/>
                 <w:sz w:val="24"/>
                 <w:szCs w:val="24"/>
               </w:rPr>
@@ -2259,9 +4152,6 @@
         </w:tc>
       </w:tr>
       <w:tr>
-        <w:trPr>
-          <w:tblHeader w:val="false"/>
-        </w:trPr>
         <w:tc>
           <w:tcPr>
             <w:tcW w:type="dxa" w:w="2500"/>
@@ -2283,7 +4173,6 @@
                 <w:bCs w:val="false"/>
                 <w:i w:val="false"/>
                 <w:iCs w:val="false"/>
-                <w:caps w:val="false"/>
                 <w:sz w:val="24"/>
                 <w:szCs w:val="24"/>
               </w:rPr>
@@ -2312,7 +4201,6 @@
                 <w:bCs w:val="false"/>
                 <w:i w:val="false"/>
                 <w:iCs w:val="false"/>
-                <w:caps w:val="false"/>
                 <w:sz w:val="24"/>
                 <w:szCs w:val="24"/>
               </w:rPr>
@@ -2341,7 +4229,6 @@
                 <w:bCs w:val="false"/>
                 <w:i w:val="false"/>
                 <w:iCs w:val="false"/>
-                <w:caps w:val="false"/>
                 <w:sz w:val="24"/>
                 <w:szCs w:val="24"/>
               </w:rPr>
@@ -2370,7 +4257,6 @@
                 <w:bCs w:val="false"/>
                 <w:i w:val="false"/>
                 <w:iCs w:val="false"/>
-                <w:caps w:val="false"/>
                 <w:sz w:val="24"/>
                 <w:szCs w:val="24"/>
               </w:rPr>
@@ -2380,9 +4266,6 @@
         </w:tc>
       </w:tr>
       <w:tr>
-        <w:trPr>
-          <w:tblHeader w:val="false"/>
-        </w:trPr>
         <w:tc>
           <w:tcPr>
             <w:tcW w:type="dxa" w:w="2500"/>
@@ -2404,7 +4287,6 @@
                 <w:bCs w:val="false"/>
                 <w:i w:val="false"/>
                 <w:iCs w:val="false"/>
-                <w:caps w:val="false"/>
                 <w:sz w:val="24"/>
                 <w:szCs w:val="24"/>
               </w:rPr>
@@ -2433,7 +4315,6 @@
                 <w:bCs w:val="false"/>
                 <w:i w:val="false"/>
                 <w:iCs w:val="false"/>
-                <w:caps w:val="false"/>
                 <w:sz w:val="24"/>
                 <w:szCs w:val="24"/>
               </w:rPr>
@@ -2462,7 +4343,6 @@
                 <w:bCs w:val="false"/>
                 <w:i w:val="false"/>
                 <w:iCs w:val="false"/>
-                <w:caps w:val="false"/>
                 <w:sz w:val="24"/>
                 <w:szCs w:val="24"/>
               </w:rPr>
@@ -2491,7 +4371,6 @@
                 <w:bCs w:val="false"/>
                 <w:i w:val="false"/>
                 <w:iCs w:val="false"/>
-                <w:caps w:val="false"/>
                 <w:sz w:val="24"/>
                 <w:szCs w:val="24"/>
               </w:rPr>
@@ -2501,9 +4380,6 @@
         </w:tc>
       </w:tr>
       <w:tr>
-        <w:trPr>
-          <w:tblHeader w:val="false"/>
-        </w:trPr>
         <w:tc>
           <w:tcPr>
             <w:tcW w:type="dxa" w:w="2500"/>
@@ -2525,7 +4401,6 @@
                 <w:bCs w:val="false"/>
                 <w:i w:val="false"/>
                 <w:iCs w:val="false"/>
-                <w:caps w:val="false"/>
                 <w:sz w:val="24"/>
                 <w:szCs w:val="24"/>
               </w:rPr>
@@ -2554,7 +4429,6 @@
                 <w:bCs w:val="false"/>
                 <w:i w:val="false"/>
                 <w:iCs w:val="false"/>
-                <w:caps w:val="false"/>
                 <w:sz w:val="24"/>
                 <w:szCs w:val="24"/>
               </w:rPr>
@@ -2583,7 +4457,6 @@
                 <w:bCs w:val="false"/>
                 <w:i w:val="false"/>
                 <w:iCs w:val="false"/>
-                <w:caps w:val="false"/>
                 <w:sz w:val="24"/>
                 <w:szCs w:val="24"/>
               </w:rPr>
@@ -2612,19 +4485,15 @@
                 <w:bCs w:val="false"/>
                 <w:i w:val="false"/>
                 <w:iCs w:val="false"/>
-                <w:caps w:val="false"/>
-                <w:sz w:val="24"/>
-                <w:szCs w:val="24"/>
-              </w:rPr>
-              <w:t xml:space="preserve">Sensing to motor or alert action</w:t>
+                <w:sz w:val="24"/>
+                <w:szCs w:val="24"/>
+              </w:rPr>
+              <w:t xml:space="preserve">Sensing to servo or alarm action</w:t>
             </w:r>
           </w:p>
         </w:tc>
       </w:tr>
       <w:tr>
-        <w:trPr>
-          <w:tblHeader w:val="false"/>
-        </w:trPr>
         <w:tc>
           <w:tcPr>
             <w:tcW w:type="dxa" w:w="2500"/>
@@ -2646,7 +4515,6 @@
                 <w:bCs w:val="false"/>
                 <w:i w:val="false"/>
                 <w:iCs w:val="false"/>
-                <w:caps w:val="false"/>
                 <w:sz w:val="24"/>
                 <w:szCs w:val="24"/>
               </w:rPr>
@@ -2675,7 +4543,6 @@
                 <w:bCs w:val="false"/>
                 <w:i w:val="false"/>
                 <w:iCs w:val="false"/>
-                <w:caps w:val="false"/>
                 <w:sz w:val="24"/>
                 <w:szCs w:val="24"/>
               </w:rPr>
@@ -2704,7 +4571,6 @@
                 <w:bCs w:val="false"/>
                 <w:i w:val="false"/>
                 <w:iCs w:val="false"/>
-                <w:caps w:val="false"/>
                 <w:sz w:val="24"/>
                 <w:szCs w:val="24"/>
               </w:rPr>
@@ -2733,7 +4599,6 @@
                 <w:bCs w:val="false"/>
                 <w:i w:val="false"/>
                 <w:iCs w:val="false"/>
-                <w:caps w:val="false"/>
                 <w:sz w:val="24"/>
                 <w:szCs w:val="24"/>
               </w:rPr>
@@ -2743,9 +4608,6 @@
         </w:tc>
       </w:tr>
       <w:tr>
-        <w:trPr>
-          <w:tblHeader w:val="false"/>
-        </w:trPr>
         <w:tc>
           <w:tcPr>
             <w:tcW w:type="dxa" w:w="2500"/>
@@ -2767,7 +4629,6 @@
                 <w:bCs w:val="false"/>
                 <w:i w:val="false"/>
                 <w:iCs w:val="false"/>
-                <w:caps w:val="false"/>
                 <w:sz w:val="24"/>
                 <w:szCs w:val="24"/>
               </w:rPr>
@@ -2796,7 +4657,6 @@
                 <w:bCs w:val="false"/>
                 <w:i w:val="false"/>
                 <w:iCs w:val="false"/>
-                <w:caps w:val="false"/>
                 <w:sz w:val="24"/>
                 <w:szCs w:val="24"/>
               </w:rPr>
@@ -2825,7 +4685,6 @@
                 <w:bCs w:val="false"/>
                 <w:i w:val="false"/>
                 <w:iCs w:val="false"/>
-                <w:caps w:val="false"/>
                 <w:sz w:val="24"/>
                 <w:szCs w:val="24"/>
               </w:rPr>
@@ -2854,7 +4713,6 @@
                 <w:bCs w:val="false"/>
                 <w:i w:val="false"/>
                 <w:iCs w:val="false"/>
-                <w:caps w:val="false"/>
                 <w:sz w:val="24"/>
                 <w:szCs w:val="24"/>
               </w:rPr>
@@ -2864,9 +4722,6 @@
         </w:tc>
       </w:tr>
       <w:tr>
-        <w:trPr>
-          <w:tblHeader w:val="false"/>
-        </w:trPr>
         <w:tc>
           <w:tcPr>
             <w:tcW w:type="dxa" w:w="2500"/>
@@ -2888,7 +4743,6 @@
                 <w:bCs w:val="false"/>
                 <w:i w:val="false"/>
                 <w:iCs w:val="false"/>
-                <w:caps w:val="false"/>
                 <w:sz w:val="24"/>
                 <w:szCs w:val="24"/>
               </w:rPr>
@@ -2917,7 +4771,6 @@
                 <w:bCs w:val="false"/>
                 <w:i w:val="false"/>
                 <w:iCs w:val="false"/>
-                <w:caps w:val="false"/>
                 <w:sz w:val="24"/>
                 <w:szCs w:val="24"/>
               </w:rPr>
@@ -2946,7 +4799,6 @@
                 <w:bCs w:val="false"/>
                 <w:i w:val="false"/>
                 <w:iCs w:val="false"/>
-                <w:caps w:val="false"/>
                 <w:sz w:val="24"/>
                 <w:szCs w:val="24"/>
               </w:rPr>
@@ -2975,19 +4827,15 @@
                 <w:bCs w:val="false"/>
                 <w:i w:val="false"/>
                 <w:iCs w:val="false"/>
-                <w:caps w:val="false"/>
-                <w:sz w:val="24"/>
-                <w:szCs w:val="24"/>
-              </w:rPr>
-              <w:t xml:space="preserve">Time held open before auto-close</w:t>
+                <w:sz w:val="24"/>
+                <w:szCs w:val="24"/>
+              </w:rPr>
+              <w:t xml:space="preserve">Time held open before closing</w:t>
             </w:r>
           </w:p>
         </w:tc>
       </w:tr>
       <w:tr>
-        <w:trPr>
-          <w:tblHeader w:val="false"/>
-        </w:trPr>
         <w:tc>
           <w:tcPr>
             <w:tcW w:type="dxa" w:w="2500"/>
@@ -3009,11 +4857,10 @@
                 <w:bCs w:val="false"/>
                 <w:i w:val="false"/>
                 <w:iCs w:val="false"/>
-                <w:caps w:val="false"/>
-                <w:sz w:val="24"/>
-                <w:szCs w:val="24"/>
-              </w:rPr>
-              <w:t xml:space="preserve">Alert delivery time</w:t>
+                <w:sz w:val="24"/>
+                <w:szCs w:val="24"/>
+              </w:rPr>
+              <w:t xml:space="preserve">Alarm activation time</w:t>
             </w:r>
           </w:p>
         </w:tc>
@@ -3038,7 +4885,6 @@
                 <w:bCs w:val="false"/>
                 <w:i w:val="false"/>
                 <w:iCs w:val="false"/>
-                <w:caps w:val="false"/>
                 <w:sz w:val="24"/>
                 <w:szCs w:val="24"/>
               </w:rPr>
@@ -3067,7 +4913,6 @@
                 <w:bCs w:val="false"/>
                 <w:i w:val="false"/>
                 <w:iCs w:val="false"/>
-                <w:caps w:val="false"/>
                 <w:sz w:val="24"/>
                 <w:szCs w:val="24"/>
               </w:rPr>
@@ -3096,19 +4941,15 @@
                 <w:bCs w:val="false"/>
                 <w:i w:val="false"/>
                 <w:iCs w:val="false"/>
-                <w:caps w:val="false"/>
-                <w:sz w:val="24"/>
-                <w:szCs w:val="24"/>
-              </w:rPr>
-              <w:t xml:space="preserve">Notification received by the owner</w:t>
+                <w:sz w:val="24"/>
+                <w:szCs w:val="24"/>
+              </w:rPr>
+              <w:t xml:space="preserve">Buzzer and red indicator after a refused attempt</w:t>
             </w:r>
           </w:p>
         </w:tc>
       </w:tr>
       <w:tr>
-        <w:trPr>
-          <w:tblHeader w:val="false"/>
-        </w:trPr>
         <w:tc>
           <w:tcPr>
             <w:tcW w:type="dxa" w:w="2500"/>
@@ -3130,11 +4971,10 @@
                 <w:bCs w:val="false"/>
                 <w:i w:val="false"/>
                 <w:iCs w:val="false"/>
-                <w:caps w:val="false"/>
-                <w:sz w:val="24"/>
-                <w:szCs w:val="24"/>
-              </w:rPr>
-              <w:t xml:space="preserve">Unauthorized attempts denied</w:t>
+                <w:sz w:val="24"/>
+                <w:szCs w:val="24"/>
+              </w:rPr>
+              <w:t xml:space="preserve">Authorized entries granted</w:t>
             </w:r>
           </w:p>
         </w:tc>
@@ -3159,7 +4999,6 @@
                 <w:bCs w:val="false"/>
                 <w:i w:val="false"/>
                 <w:iCs w:val="false"/>
-                <w:caps w:val="false"/>
                 <w:sz w:val="24"/>
                 <w:szCs w:val="24"/>
               </w:rPr>
@@ -3188,7 +5027,6 @@
                 <w:bCs w:val="false"/>
                 <w:i w:val="false"/>
                 <w:iCs w:val="false"/>
-                <w:caps w:val="false"/>
                 <w:sz w:val="24"/>
                 <w:szCs w:val="24"/>
               </w:rPr>
@@ -3217,19 +5055,15 @@
                 <w:bCs w:val="false"/>
                 <w:i w:val="false"/>
                 <w:iCs w:val="false"/>
-                <w:caps w:val="false"/>
-                <w:sz w:val="24"/>
-                <w:szCs w:val="24"/>
-              </w:rPr>
-              <w:t xml:space="preserve">Entries refused without valid credential</w:t>
+                <w:sz w:val="24"/>
+                <w:szCs w:val="24"/>
+              </w:rPr>
+              <w:t xml:space="preserve">Valid keyfob accepted and door opened</w:t>
             </w:r>
           </w:p>
         </w:tc>
       </w:tr>
       <w:tr>
-        <w:trPr>
-          <w:tblHeader w:val="false"/>
-        </w:trPr>
         <w:tc>
           <w:tcPr>
             <w:tcW w:type="dxa" w:w="2500"/>
@@ -3251,11 +5085,10 @@
                 <w:bCs w:val="false"/>
                 <w:i w:val="false"/>
                 <w:iCs w:val="false"/>
-                <w:caps w:val="false"/>
-                <w:sz w:val="24"/>
-                <w:szCs w:val="24"/>
-              </w:rPr>
-              <w:t xml:space="preserve">Current draw</w:t>
+                <w:sz w:val="24"/>
+                <w:szCs w:val="24"/>
+              </w:rPr>
+              <w:t xml:space="preserve">Unauthorized attempts denied</w:t>
             </w:r>
           </w:p>
         </w:tc>
@@ -3280,11 +5113,10 @@
                 <w:bCs w:val="false"/>
                 <w:i w:val="false"/>
                 <w:iCs w:val="false"/>
-                <w:caps w:val="false"/>
-                <w:sz w:val="24"/>
-                <w:szCs w:val="24"/>
-              </w:rPr>
-              <w:t xml:space="preserve">mA</w:t>
+                <w:sz w:val="24"/>
+                <w:szCs w:val="24"/>
+              </w:rPr>
+              <w:t xml:space="preserve">%</w:t>
             </w:r>
           </w:p>
         </w:tc>
@@ -3309,7 +5141,6 @@
                 <w:bCs w:val="false"/>
                 <w:i w:val="false"/>
                 <w:iCs w:val="false"/>
-                <w:caps w:val="false"/>
                 <w:sz w:val="24"/>
                 <w:szCs w:val="24"/>
               </w:rPr>
@@ -3338,19 +5169,15 @@
                 <w:bCs w:val="false"/>
                 <w:i w:val="false"/>
                 <w:iCs w:val="false"/>
-                <w:caps w:val="false"/>
-                <w:sz w:val="24"/>
-                <w:szCs w:val="24"/>
-              </w:rPr>
-              <w:t xml:space="preserve">Standby and active consumption</w:t>
+                <w:sz w:val="24"/>
+                <w:szCs w:val="24"/>
+              </w:rPr>
+              <w:t xml:space="preserve">Unregistered card or no credential refused</w:t>
             </w:r>
           </w:p>
         </w:tc>
       </w:tr>
       <w:tr>
-        <w:trPr>
-          <w:tblHeader w:val="false"/>
-        </w:trPr>
         <w:tc>
           <w:tcPr>
             <w:tcW w:type="dxa" w:w="2500"/>
@@ -3372,7 +5199,120 @@
                 <w:bCs w:val="false"/>
                 <w:i w:val="false"/>
                 <w:iCs w:val="false"/>
-                <w:caps w:val="false"/>
+                <w:sz w:val="24"/>
+                <w:szCs w:val="24"/>
+              </w:rPr>
+              <w:t xml:space="preserve">Current draw</w:t>
+            </w:r>
+          </w:p>
+        </w:tc>
+        <w:tc>
+          <w:tcPr>
+            <w:tcW w:type="dxa" w:w="1500"/>
+            <w:tcMar>
+              <w:top w:type="dxa" w:w="60"/>
+              <w:left w:type="dxa" w:w="90"/>
+              <w:bottom w:type="dxa" w:w="60"/>
+              <w:right w:type="dxa" w:w="90"/>
+            </w:tcMar>
+          </w:tcPr>
+          <w:p>
+            <w:pPr>
+              <w:jc w:val="left"/>
+            </w:pPr>
+            <w:r>
+              <w:rPr>
+                <w:rFonts w:ascii="Courier New" w:cs="Courier New" w:eastAsia="Courier New" w:hAnsi="Courier New"/>
+                <w:b w:val="false"/>
+                <w:bCs w:val="false"/>
+                <w:i w:val="false"/>
+                <w:iCs w:val="false"/>
+                <w:sz w:val="24"/>
+                <w:szCs w:val="24"/>
+              </w:rPr>
+              <w:t xml:space="preserve">mA</w:t>
+            </w:r>
+          </w:p>
+        </w:tc>
+        <w:tc>
+          <w:tcPr>
+            <w:tcW w:type="dxa" w:w="1700"/>
+            <w:tcMar>
+              <w:top w:type="dxa" w:w="60"/>
+              <w:left w:type="dxa" w:w="90"/>
+              <w:bottom w:type="dxa" w:w="60"/>
+              <w:right w:type="dxa" w:w="90"/>
+            </w:tcMar>
+          </w:tcPr>
+          <w:p>
+            <w:pPr>
+              <w:jc w:val="left"/>
+            </w:pPr>
+            <w:r>
+              <w:rPr>
+                <w:rFonts w:ascii="Courier New" w:cs="Courier New" w:eastAsia="Courier New" w:hAnsi="Courier New"/>
+                <w:b w:val="false"/>
+                <w:bCs w:val="false"/>
+                <w:i w:val="false"/>
+                <w:iCs w:val="false"/>
+                <w:sz w:val="24"/>
+                <w:szCs w:val="24"/>
+              </w:rPr>
+              <w:t xml:space="preserve"/>
+            </w:r>
+          </w:p>
+        </w:tc>
+        <w:tc>
+          <w:tcPr>
+            <w:tcW w:type="dxa" w:w="3327"/>
+            <w:tcMar>
+              <w:top w:type="dxa" w:w="60"/>
+              <w:left w:type="dxa" w:w="90"/>
+              <w:bottom w:type="dxa" w:w="60"/>
+              <w:right w:type="dxa" w:w="90"/>
+            </w:tcMar>
+          </w:tcPr>
+          <w:p>
+            <w:pPr>
+              <w:jc w:val="left"/>
+            </w:pPr>
+            <w:r>
+              <w:rPr>
+                <w:rFonts w:ascii="Courier New" w:cs="Courier New" w:eastAsia="Courier New" w:hAnsi="Courier New"/>
+                <w:b w:val="false"/>
+                <w:bCs w:val="false"/>
+                <w:i w:val="false"/>
+                <w:iCs w:val="false"/>
+                <w:sz w:val="24"/>
+                <w:szCs w:val="24"/>
+              </w:rPr>
+              <w:t xml:space="preserve">Standby and during door movement</w:t>
+            </w:r>
+          </w:p>
+        </w:tc>
+      </w:tr>
+      <w:tr>
+        <w:tc>
+          <w:tcPr>
+            <w:tcW w:type="dxa" w:w="2500"/>
+            <w:tcMar>
+              <w:top w:type="dxa" w:w="60"/>
+              <w:left w:type="dxa" w:w="90"/>
+              <w:bottom w:type="dxa" w:w="60"/>
+              <w:right w:type="dxa" w:w="90"/>
+            </w:tcMar>
+          </w:tcPr>
+          <w:p>
+            <w:pPr>
+              <w:jc w:val="left"/>
+            </w:pPr>
+            <w:r>
+              <w:rPr>
+                <w:rFonts w:ascii="Courier New" w:cs="Courier New" w:eastAsia="Courier New" w:hAnsi="Courier New"/>
+                <w:b w:val="false"/>
+                <w:bCs w:val="false"/>
+                <w:i w:val="false"/>
+                <w:iCs w:val="false"/>
                 <w:sz w:val="24"/>
                 <w:szCs w:val="24"/>
               </w:rPr>
@@ -3401,7 +5341,6 @@
                 <w:bCs w:val="false"/>
                 <w:i w:val="false"/>
                 <w:iCs w:val="false"/>
-                <w:caps w:val="false"/>
                 <w:sz w:val="24"/>
                 <w:szCs w:val="24"/>
               </w:rPr>
@@ -3430,7 +5369,6 @@
                 <w:bCs w:val="false"/>
                 <w:i w:val="false"/>
                 <w:iCs w:val="false"/>
-                <w:caps w:val="false"/>
                 <w:sz w:val="24"/>
                 <w:szCs w:val="24"/>
               </w:rPr>
@@ -3459,11 +5397,10 @@
                 <w:bCs w:val="false"/>
                 <w:i w:val="false"/>
                 <w:iCs w:val="false"/>
-                <w:caps w:val="false"/>
-                <w:sz w:val="24"/>
-                <w:szCs w:val="24"/>
-              </w:rPr>
-              <w:t xml:space="preserve">Runtime on a full battery charge</w:t>
+                <w:sz w:val="24"/>
+                <w:szCs w:val="24"/>
+              </w:rPr>
+              <w:t xml:space="preserve">Runtime on one 9 V battery</w:t>
             </w:r>
           </w:p>
         </w:tc>
@@ -3486,7 +5423,6 @@
           <w:bCs/>
           <w:i w:val="false"/>
           <w:iCs w:val="false"/>
-          <w:caps w:val="false"/>
           <w:sz w:val="24"/>
           <w:szCs w:val="24"/>
         </w:rPr>
@@ -3498,7 +5434,7 @@
         <w:pStyle w:val="ListParagraph"/>
         <w:numPr>
           <w:ilvl w:val="0"/>
-          <w:numId w:val="3"/>
+          <w:numId w:val="4"/>
         </w:numPr>
         <w:spacing w:after="200"/>
         <w:jc w:val="both"/>
@@ -3510,7 +5446,6 @@
           <w:bCs/>
           <w:i w:val="false"/>
           <w:iCs w:val="false"/>
-          <w:caps w:val="false"/>
           <w:sz w:val="24"/>
           <w:szCs w:val="24"/>
         </w:rPr>
@@ -3523,11 +5458,10 @@
           <w:bCs w:val="false"/>
           <w:i w:val="false"/>
           <w:iCs w:val="false"/>
-          <w:caps w:val="false"/>
-          <w:sz w:val="24"/>
-          <w:szCs w:val="24"/>
-        </w:rPr>
-        <w:t xml:space="preserve"> The researchers gather all components and program the Arduino Uno with the access-control logic, which reads the ultrasonic and infrared sensors, checks credentials against a stored list of authorized codes, and drives the servo, buzzer, and notification module. They then calibrate each sensor before any trial. The ultrasonic sensor is checked against a tape measure at marked distances of 50, 100, 150, and 200 cm, and its reported values are compared with the true distances. The passive infrared sensor has its sensitivity and time-delay potentiometers adjusted until it registers a walking person at the intended range without responding to an empty corridor. The servo travel limits are set so that the model door opens fully and closes flush without straining the motor, and the reed switch position is adjusted until it reliably distinguishes the closed state from an opening of two centimetres or more. Authorized tag codes and keypad personal identification numbers are registered, and the Wi-Fi module is connected to the test network and confirmed to reach the owner's phone.</w:t>
+          <w:sz w:val="24"/>
+          <w:szCs w:val="24"/>
+        </w:rPr>
+        <w:t xml:space="preserve"> The researchers gather all materials and program the Arduino Uno R3 with the access-control logic, which reads the ultrasonic and infrared sensors, checks the code of any presented tag against the registered credential, and drives the servo, display, buzzer, and indicator lights. They then calibrate each sensor before any trial. The ultrasonic sensor is checked against a tape measure at marked distances of 50, 100, 150, and 200 cm, and its reported values compared with the true distances. The passive infrared sensor has its sensitivity and time-delay potentiometers adjusted until it registers a walking person at the intended range without responding to an empty corridor. The servo travel limits are set so that the model door opens fully and closes flush without straining the motor, and the tilt switch is positioned on the panel until it reliably distinguishes the closed position from an opening of a few centimetres. The keyfob supplied with the reader is registered in the program as the authorized credential and the white card is deliberately left unregistered, so that the two tags represent an authorized and an unauthorized user during testing.</w:t>
       </w:r>
     </w:p>
     <w:p>
@@ -3535,7 +5469,7 @@
         <w:pStyle w:val="ListParagraph"/>
         <w:numPr>
           <w:ilvl w:val="0"/>
-          <w:numId w:val="3"/>
+          <w:numId w:val="4"/>
         </w:numPr>
         <w:spacing w:after="200"/>
         <w:jc w:val="both"/>
@@ -3547,7 +5481,6 @@
           <w:bCs/>
           <w:i w:val="false"/>
           <w:iCs w:val="false"/>
-          <w:caps w:val="false"/>
           <w:sz w:val="24"/>
           <w:szCs w:val="24"/>
         </w:rPr>
@@ -3560,11 +5493,10 @@
           <w:bCs w:val="false"/>
           <w:i w:val="false"/>
           <w:iCs w:val="false"/>
-          <w:caps w:val="false"/>
-          <w:sz w:val="24"/>
-          <w:szCs w:val="24"/>
-        </w:rPr>
-        <w:t xml:space="preserve"> The researchers assemble the scale-model door and frame, then mount the ultrasonic and infrared sensors on the frame at approximately chest height and facing the approach path. The servo is fixed to the frame and linked to the door panel by a lever arm, the reed switch is mounted on the frame with its paired magnet on the door edge, and the RFID reader and keypad are installed on the approach side within easy reach. The Arduino, buck converter, battery pack, switch, and fuse are housed in an enclosure fixed clear of the moving panel, with the liquid-crystal display, buzzer, and indicator lights visible on its face. All connections are soldered to a perforated circuit board for the final build, wiring is secured so that no cable can be caught by the door, and the completed system is powered on and observed through a full open-and-close cycle before any participant trial begins.</w:t>
+          <w:sz w:val="24"/>
+          <w:szCs w:val="24"/>
+        </w:rPr>
+        <w:t xml:space="preserve"> The researchers cut and assemble the mini door panel and frame from foam board, joining the panel to the frame with miniature hinges so that it swings freely. The ultrasonic and infrared sensors are mounted on the frame facing the approach path, and the RFID reader is mounted on the approach side within easy reach. The servo is fixed to the frame and linked to the panel by a short lever arm, and the tilt switch is attached to the panel itself. The Arduino, breadboard, display, buzzer, indicator lights, switch, and 9 V battery are mounted on a base beside the frame rather than on the door panel, so that the weight of the electronics does not load the micro servo and the small panel can swing freely. All connections are made with jumper and female-to-male cables, wiring is secured so that no cable can be caught by the moving panel, and the completed system is powered on and observed through a full open-and-close cycle before any participant trial begins.</w:t>
       </w:r>
     </w:p>
     <w:p>
@@ -3572,7 +5504,7 @@
         <w:pStyle w:val="ListParagraph"/>
         <w:numPr>
           <w:ilvl w:val="0"/>
-          <w:numId w:val="3"/>
+          <w:numId w:val="4"/>
         </w:numPr>
         <w:spacing w:after="200"/>
         <w:jc w:val="both"/>
@@ -3584,7 +5516,6 @@
           <w:bCs/>
           <w:i w:val="false"/>
           <w:iCs w:val="false"/>
-          <w:caps w:val="false"/>
           <w:sz w:val="24"/>
           <w:szCs w:val="24"/>
         </w:rPr>
@@ -3597,11 +5528,10 @@
           <w:bCs w:val="false"/>
           <w:i w:val="false"/>
           <w:iCs w:val="false"/>
-          <w:caps w:val="false"/>
-          <w:sz w:val="24"/>
-          <w:szCs w:val="24"/>
-        </w:rPr>
-        <w:t xml:space="preserve"> The researchers record the condition of the doorway before automation. With the sensing and alerting disabled, volunteer participants approach and open the model door while the researchers record whether any detection, record, or notification is produced, and how long any awareness of the entry takes to reach the room owner. The number of entries completed without restriction is counted, the manual opening and closing times are timed by stopwatch, and the standby current of the unpowered installation is noted. These baseline values establish the unmonitored condition against which the automated system is compared.</w:t>
+          <w:sz w:val="24"/>
+          <w:szCs w:val="24"/>
+        </w:rPr>
+        <w:t xml:space="preserve"> The researchers record the condition of the model doorway before automation. With sensing and alarm disabled, volunteer participants approach and open the model door while the researchers record whether any detection, indication, or alarm is produced, and whether anyone not standing at the door would become aware of the entry. The number of entries completed without restriction is counted, the manual opening and closing times are taken by stopwatch, and the current drawn by the unpowered installation is noted. These baseline values establish the unmonitored condition against which the automated system is compared.</w:t>
       </w:r>
     </w:p>
     <w:p>
@@ -3609,7 +5539,7 @@
         <w:pStyle w:val="ListParagraph"/>
         <w:numPr>
           <w:ilvl w:val="0"/>
-          <w:numId w:val="3"/>
+          <w:numId w:val="4"/>
         </w:numPr>
         <w:spacing w:after="200"/>
         <w:jc w:val="both"/>
@@ -3621,7 +5551,6 @@
           <w:bCs/>
           <w:i w:val="false"/>
           <w:iCs w:val="false"/>
-          <w:caps w:val="false"/>
           <w:sz w:val="24"/>
           <w:szCs w:val="24"/>
         </w:rPr>
@@ -3634,11 +5563,10 @@
           <w:bCs w:val="false"/>
           <w:i w:val="false"/>
           <w:iCs w:val="false"/>
-          <w:caps w:val="false"/>
-          <w:sz w:val="24"/>
-          <w:szCs w:val="24"/>
-        </w:rPr>
-        <w:t xml:space="preserve"> The researchers activate SmartDoor and conduct the trials. In the detection trials, a participant walks toward the door from each marked distance while the researchers record the distance at which detection occurs, whether detection is correct, and the time between detection and the system's response. In the authorized-entry trials, the participant presents a registered tag or enters a valid personal identification number, and the researchers record whether the door opens, how long it remains open, and whether the reed switch confirms the movement. In the unauthorized-attempt trials, the participant presents an unregistered tag, enters an incorrect number, or presents no credential at all, and the researchers record whether entry is refused, whether the buzzer sounds, and how long the notification takes to reach the owner's phone. A further set of trials is run with no person present and with a non-human object placed before the sensors, to count false positives, and with a participant standing still within range, to count false negatives. Current draw is measured with the multimeter in standby and during door movement, and the prototype is left running on battery power to determine continuous operating time. Every condition is repeated for three to five trials, and all readings are entered on the recording sheet as they are taken.</w:t>
+          <w:sz w:val="24"/>
+          <w:szCs w:val="24"/>
+        </w:rPr>
+        <w:t xml:space="preserve"> The researchers activate SmartDoor and conduct the trials. In the detection trials, a participant walks toward the model from each marked distance while the researchers record the distance at which detection occurs, whether the detection is correct, and the time between detection and the response of the system. In the authorized-entry trials, the participant presents the registered keyfob, and the researchers record whether the green indicator lights, whether the servo opens the panel, how long it remains open, and whether the tilt switch confirms the movement. In the unauthorized-attempt trials, the participant presents the unregistered white card or presents no credential at all, and the researchers record whether entry is refused, whether the red indicator and buzzer activate, and how long the alarm takes to sound. A further set of trials is run with no person present and with a non-human object placed before the sensors, to count false positives, and with a participant standing still within range, to count false negatives. Current draw is measured with the multimeter in standby and during door movement, and the prototype is left running on the 9 V battery to determine continuous operating time. Every condition is repeated for three to five trials, and all readings are entered on the recording sheet as they are taken.</w:t>
       </w:r>
     </w:p>
     <w:p>
@@ -3646,7 +5574,7 @@
         <w:pStyle w:val="ListParagraph"/>
         <w:numPr>
           <w:ilvl w:val="0"/>
-          <w:numId w:val="3"/>
+          <w:numId w:val="4"/>
         </w:numPr>
         <w:spacing w:after="200"/>
         <w:jc w:val="both"/>
@@ -3658,7 +5586,6 @@
           <w:bCs/>
           <w:i w:val="false"/>
           <w:iCs w:val="false"/>
-          <w:caps w:val="false"/>
           <w:sz w:val="24"/>
           <w:szCs w:val="24"/>
         </w:rPr>
@@ -3671,11 +5598,10 @@
           <w:bCs w:val="false"/>
           <w:i w:val="false"/>
           <w:iCs w:val="false"/>
-          <w:caps w:val="false"/>
-          <w:sz w:val="24"/>
-          <w:szCs w:val="24"/>
-        </w:rPr>
-        <w:t xml:space="preserve"> Throughout the process, the researchers adhere to strict safety protocols. All wiring is insulated and the enclosure kept closed during operation, the inline fuse is fitted before any power is applied, and the battery is charged only under supervision and never left unattended. Participants are briefed to keep hands clear of the hinge line and the servo arm while the door is in motion, and the model door is operated at reduced torque so that it cannot injure a hand caught in its path. No trial obstructs a functioning exit, and testing is conducted only in an area approved by the school. After the trials, the researchers power down the system, disconnect and safely store the battery, dismantle the temporary mounting, and clean and store all equipment according to standard laboratory practice.</w:t>
+          <w:sz w:val="24"/>
+          <w:szCs w:val="24"/>
+        </w:rPr>
+        <w:t xml:space="preserve"> Throughout the process, the researchers adhere to strict safety protocols. The prototype operates entirely on a 9 V battery at low voltage and is never connected to mains electricity or to any functioning door in the school. All connections are checked before power is applied, and the battery is disconnected whenever the circuit is being changed. Participants are briefed to keep fingers clear of the hinge line and the servo arm while the panel is moving; because the panel is foam board driven by a 9 g micro servo, it carries very little force and cannot cause injury. No trial obstructs a functioning exit, and testing is conducted only in an area approved by the school. After the trials, the researchers power down the system, disconnect and store the battery, dismantle the temporary mounting, and return the borrowed instruments and the learning-kit components to their proper storage.</w:t>
       </w:r>
     </w:p>
     <w:p>
@@ -3683,7 +5609,7 @@
         <w:pStyle w:val="ListParagraph"/>
         <w:numPr>
           <w:ilvl w:val="0"/>
-          <w:numId w:val="3"/>
+          <w:numId w:val="4"/>
         </w:numPr>
         <w:spacing w:after="200"/>
         <w:jc w:val="both"/>
@@ -3695,7 +5621,6 @@
           <w:bCs/>
           <w:i w:val="false"/>
           <w:iCs w:val="false"/>
-          <w:caps w:val="false"/>
           <w:sz w:val="24"/>
           <w:szCs w:val="24"/>
         </w:rPr>
@@ -3708,11 +5633,10 @@
           <w:bCs w:val="false"/>
           <w:i w:val="false"/>
           <w:iCs w:val="false"/>
-          <w:caps w:val="false"/>
-          <w:sz w:val="24"/>
-          <w:szCs w:val="24"/>
-        </w:rPr>
-        <w:t xml:space="preserve"> Data analysis focuses on comparing the automated condition against the unmonitored baseline for the same doorway, using descriptive statistics and simple plots. Means and standard deviations are computed for detection distance, response time, alert delivery time, door open duration, and current draw, and detection success, denial of unauthorized attempts, false positives, and false negatives are expressed as rates over the total number of trials. Line and bar plots are used to show how detection and response behave across the marked approach distances and across repeated trials. Where the data permit, inferential tests such as paired or independent-samples t-tests are applied to determine whether the differences between the baseline and automated conditions are statistically significant, and basic effect sizes are calculated to describe the magnitude of any improvement relative to the unmonitored condition and to the performance targets set before testing.</w:t>
+          <w:sz w:val="24"/>
+          <w:szCs w:val="24"/>
+        </w:rPr>
+        <w:t xml:space="preserve"> Data analysis focuses on comparing the automated condition against the unmonitored baseline for the same model doorway, using descriptive statistics and simple plots. Means and standard deviations are computed for detection distance, response time, alarm activation time, door open duration, and current draw, and detection success, authorized entries granted, unauthorized attempts denied, false positives, and false negatives are expressed as rates over the total number of trials. Line and bar plots are used to show how detection and response behave across the marked approach distances and across repeated trials. Where the data permit, inferential tests such as paired or independent-samples t-tests are applied to determine whether the differences between the baseline and automated conditions are statistically significant, and basic effect sizes are calculated to describe the magnitude of any improvement relative to the unmonitored condition and to the performance targets set before testing. In reporting, measurements that depend on the scale of the model are distinguished from those that do not, following the limitation stated in the experimental matrix.</w:t>
       </w:r>
     </w:p>
     <w:sectPr>
@@ -3904,6 +5828,18 @@
   <w:abstractNum w:abstractNumId="3" w15:restartNumberingAfterBreak="0">
     <w:multiLevelType w:val="hybridMultilevel"/>
     <w:lvl w:ilvl="0" w15:tentative="1">
+      <w:start w:val="13"/>
+      <w:numFmt w:val="decimal"/>
+      <w:lvlText w:val="%1."/>
+      <w:lvlJc w:val="start"/>
+      <w:pPr>
+        <w:ind w:left="504" w:hanging="504"/>
+      </w:pPr>
+    </w:lvl>
+  </w:abstractNum>
+  <w:abstractNum w:abstractNumId="4" w15:restartNumberingAfterBreak="0">
+    <w:multiLevelType w:val="hybridMultilevel"/>
+    <w:lvl w:ilvl="0" w15:tentative="1">
       <w:start w:val="1"/>
       <w:numFmt w:val="decimal"/>
       <w:lvlText w:val="%1."/>
@@ -3927,6 +5863,12 @@
   </w:num>
   <w:num w:numId="3">
     <w:abstractNumId w:val="3"/>
+    <w:lvlOverride w:ilvl="0">
+      <w:startOverride w:val="13"/>
+    </w:lvlOverride>
+  </w:num>
+  <w:num w:numId="4">
+    <w:abstractNumId w:val="4"/>
     <w:lvlOverride w:ilvl="0">
       <w:startOverride w:val="1"/>
     </w:lvlOverride>

--- a/SmartDoor-Research-Paper.docx
+++ b/SmartDoor-Research-Paper.docx
@@ -92,7 +92,7 @@
           <w:sz w:val="24"/>
           <w:szCs w:val="24"/>
         </w:rPr>
-        <w:t>Research and SIP - 10</w:t>
+        <w:t>Research and SIP - 8</w:t>
       </w:r>
     </w:p>
     <w:p/>
@@ -533,7 +533,7 @@
           <w:sz w:val="24"/>
           <w:szCs w:val="24"/>
         </w:rPr>
-        <w:t>This study aimed to design, construct, and evaluate a low-cost automatic door sensor system, referred to as SmartDoor, built as a mini scale model rather than a full-size installation. The prototype detects a person approaching the door, verifies whether that person is authorized, opens the model door for a recognized credential, and raises an audible and visual alarm when an unrecognized attempt is made. It uses an Arduino Uno R3, an HC-SR04 ultrasonic distance sensor, an HC-SR501 passive infrared motion sensor, an RC522 radio-frequency identification reader with a registered keyfob and an unregistered card, an SG90 micro servo driving a foam-board door panel, a limit switch reporting door position, a liquid-crystal display showing system status, a buzzer, and indicator lights. Almost every component was already available in a standard Arduino learning kit, so the total additional cost of the prototype was approximately PHP 210.00 to PHP 440.00.</w:t>
+        <w:t>This study aimed to design, construct, and evaluate a low-cost automatic door sensor system, referred to as SmartDoor, built as a mini scale model rather than a full-size installation. The prototype detects a person approaching the door, verifies whether that person is authorized, opens the model door for a recognized credential, and raises an audible and visual alarm when an unrecognized attempt is made. It uses an Arduino Uno R3, an HC-SR04 ultrasonic distance sensor, an HC-SR501 passive infrared motion sensor, an RC522 radio-frequency identification reader with a registered keyfob and an unregistered card, an SG90 micro servo driving a foam-board door panel, a ball tilt switch reporting door movement, a liquid-crystal display showing system status, a buzzer, and indicator lights. Almost every component was already available in a standard Arduino learning kit, so the total additional cost of the prototype was approximately PHP 150.00 to PHP 300.00.</w:t>
       </w:r>
     </w:p>
     <w:p>
@@ -661,7 +661,7 @@
           <w:sz w:val="24"/>
           <w:szCs w:val="24"/>
         </w:rPr>
-        <w:t>Room security is a basic concern in any shared environment. Unauthorized entry into a private room can lead to the loss of personal belongings, the disclosure of confidential records, and a general sense of unease among occupants. Robbery and theft remain among the most frequently reported crimes in the Philippines (Philippine National Police [PNP], n.d.), and many such incidents involve entry into spaces that were unlocked, unattended, or unmonitored. Conventional doors are passive: they neither record nor report who approaches them, and they rely completely on the occupant to lock them. For students in boarding houses, teachers with classroom storage, and offices holding records, this leaves a gap between the moment an intruder approaches a door and the moment anyone becomes aware of it.</w:t>
+        <w:t>Room security is a basic concern in any shared environment. Unauthorized entry into a private room can mean the loss of personal belongings, the disclosure of confidential records, and a general sense of unease among occupants. Robbery and theft remain among the most frequently reported crimes in the Philippines (Philippine National Police [PNP], n.d.), and many such incidents involve spaces that were unlocked, unattended, or unmonitored. A conventional door is passive: it neither records nor reports who approaches it, and it depends entirely on the occupant to lock it. Between the moment an intruder reaches a door and the moment anyone becomes aware of it, there is a gap.</w:t>
       </w:r>
     </w:p>
     <w:p>
@@ -675,7 +675,7 @@
           <w:sz w:val="24"/>
           <w:szCs w:val="24"/>
         </w:rPr>
-        <w:t>Commercial access-control and surveillance systems address this gap, but their cost, installation requirements, and dependence on continuous mains power place them beyond the reach of many households and public schools. Low-cost microcontroller platforms offer an alternative. The Arduino platform provides an inexpensive, well-documented environment for reading sensors and driving actuators (Arduino, n.d.), and the broader development of connected devices has made it practical for small embedded systems to sense their surroundings and report events (Atzori, Iera, &amp; Morabito, 2010; Gubbi, Buyya, Marusic, &amp; Palaniswami, 2013). Applying this idea to a single doorway allows a room to signal its own status rather than depending on an occupant's presence. Because most of the required components are contained in a standard Arduino learning kit already available in the school, the approach is affordable enough to be reproduced by other students.</w:t>
+        <w:t>Commercial access-control and surveillance systems close that gap, but their cost, installation requirements, and dependence on continuous mains power place them beyond many households and public schools. Low-cost microcontroller platforms offer an alternative. The Arduino platform provides an inexpensive, well-documented environment for reading sensors and driving actuators (Arduino, n.d.), and the growth of connected devices has made it practical for small embedded systems to sense their surroundings and report events (Atzori, Iera, &amp; Morabito, 2010; Gubbi, Buyya, Marusic, &amp; Palaniswami, 2013). Applied to a single doorway, this allows a room to signal its own status instead of depending on an occupant being present.</w:t>
       </w:r>
     </w:p>
     <w:p>
@@ -689,7 +689,7 @@
           <w:sz w:val="24"/>
           <w:szCs w:val="24"/>
         </w:rPr>
-        <w:t>Two sensing methods are commonly used to detect a person near a door. A passive infrared sensor detects the infrared radiation emitted by a warm body moving within its field of view, making it suitable for confirming that a detected object is a person rather than an inanimate obstruction. An ultrasonic sensor emits a high-frequency pulse and measures the time taken for the echo to return, giving a numerical distance to whatever is in front of it. Each has a characteristic weakness: passive infrared sensors may be triggered by heat sources or miss a person who remains still, while ultrasonic sensors register any reflective object regardless of whether it is a person. This study combines both so that a detection event requires agreement between motion and distance, with the intention of reducing false triggers. Authorization is handled separately through radio-frequency identification, in which a reader identifies a nearby tag by its unique code, allowing the system to distinguish a registered keyfob from an unregistered card.</w:t>
+        <w:t>SmartDoor combines two sensing methods. A passive infrared sensor detects the radiation emitted by a warm body in motion, while an ultrasonic sensor measures distance by timing a reflected pulse. Each has a characteristic weakness: infrared may miss a person who stays still, and ultrasonic registers any reflective object. The system therefore requires agreement between the two before treating a detection as a person, which is intended to reduce false triggers. Authorization is handled separately through radio-frequency identification, which identifies a nearby tag by its unique code and so distinguishes a registered keyfob from an unregistered card.</w:t>
       </w:r>
     </w:p>
     <w:p>
@@ -704,7 +704,7 @@
           <w:szCs w:val="24"/>
         </w:rPr>
         <w:lastRenderedPageBreak/>
-        <w:t>This study focuses on the design, construction, and evaluation of SmartDoor as a mini scale-model prototype. A reduced-size door and frame are used so that the system can be built, mounted, powered, and tested safely indoors by junior high school researchers, without modifying any functioning doorway and without the mass, torque, and mains wiring that a full-size door would require. The model reproduces the geometry and the logic of a real installation: a person approaches, the sensors detect, a credential is checked, the door opens or the alarm sounds. The prototype is evaluated as a demonstration of this concept rather than as a certified access-control installation, a fire-safety device, or a replacement for mechanical locks. The intended users are students, boarding-house tenants, small offices, and schools needing affordable, room-level awareness of who approaches and enters a door. The study also seeks to determine whether such a system can respond quickly and consistently enough to be practically useful, while accounting for its power requirements and the very low cost of the components involved.</w:t>
+        <w:t>This study designs, constructs, and evaluates SmartDoor as a mini scale-model prototype. A reduced-size door and frame allow the system to be built and tested safely indoors by junior high school researchers, without modifying a working doorway and without the mass, torque, and mains wiring a full-size door would require. The model reproduces the logic of a real installation: a person approaches, the sensors detect, a credential is checked, and the door opens or the alarm sounds. It is evaluated as a demonstration of the concept rather than as a certified access-control installation, a fire-safety device, or a replacement for mechanical locks.</w:t>
       </w:r>
     </w:p>
     <w:p>
@@ -755,7 +755,7 @@
           <w:sz w:val="24"/>
           <w:szCs w:val="24"/>
         </w:rPr>
-        <w:t>The materials are grouped by source. Items 1 to 12 were already contained in the Arduino Advanced Upgraded Learning Kit available to the researchers and carried no additional cost. Items 13 to 16 were the only materials purchased for this study.</w:t>
+        <w:t>The materials are grouped by source. Items 1 to 12 were already contained in the Arduino Advanced Upgraded Learning Kit available to the researchers, so they carried no additional cost to this study, although their individual prices are still listed in Table 1. Items 13 to 15 were the only materials purchased for this study.</w:t>
       </w:r>
     </w:p>
     <w:p>
@@ -857,7 +857,7 @@
           <w:sz w:val="24"/>
           <w:szCs w:val="24"/>
         </w:rPr>
-        <w:t xml:space="preserve"> Identifies users by reading the unique code stored in a radio-frequency identification tag held near the reader. It operates at 13.56 MHz over the SPI interface at a reading distance of a few centimetres. The module is a 3.3 V device and is therefore connected to the 3.3 V pin of the Arduino rather than to the 5 V supply, with series resistors on the signal lines so that the 5 V logic of the Uno does not exceed the input rating of the reader. The keyfob supplied with the module is registered in the program as the authorized credential, while the accompanying white card is deliberately left unregistered so that it can serve as the unauthorized credential during testing.</w:t>
+        <w:t xml:space="preserve"> Identifies users by reading the unique code stored in a radio-frequency identification tag held near the reader. It operates at 13.56 MHz over the SPI interface at a reading distance of a few centimetres. The keyfob supplied with the module is registered in the program as the authorized credential, while the accompanying white card is deliberately left unregistered so that it can serve as the unauthorized credential during testing.</w:t>
       </w:r>
     </w:p>
     <w:p>
@@ -966,15 +966,15 @@
           <w:szCs w:val="24"/>
         </w:rPr>
         <w:lastRenderedPageBreak/>
-        <w:t>Limit (Push) Switch.</w:t>
-      </w:r>
-      <w:r>
-        <w:rPr>
-          <w:rFonts w:ascii="Courier New" w:eastAsia="Courier New" w:hAnsi="Courier New" w:cs="Courier New"/>
-          <w:sz w:val="24"/>
-          <w:szCs w:val="24"/>
-        </w:rPr>
-        <w:t xml:space="preserve"> Mounted on the frame at the closing edge of the doorway, its contact is held closed by the panel while the door is shut and is released as soon as the panel moves away, allowing the system to confirm that a commanded movement actually occurred and to detect a model door pushed open without authorization. A limit switch is used in preference to the ball tilt switch also contained in the kit because a tilt switch responds only to inclination: a panel hinged on a vertical axis remains upright throughout its swing, so a tilt switch mounted on it would hold the same state in both the closed and the open position. The kit contains several push switches, so this substitution carries no additional cost; a magnetic reed switch and magnet would serve the same purpose.</w:t>
+        <w:t>Ball (Tilt) Switch.</w:t>
+      </w:r>
+      <w:r>
+        <w:rPr>
+          <w:rFonts w:ascii="Courier New" w:eastAsia="Courier New" w:hAnsi="Courier New" w:cs="Courier New"/>
+          <w:sz w:val="24"/>
+          <w:szCs w:val="24"/>
+        </w:rPr>
+        <w:t xml:space="preserve"> Mounted on the moving door panel, it closes or opens its contact as the panel swings, allowing the system to confirm that a commanded movement actually occurred and to detect a model door pushed open without authorization. It performs the same function as a magnetic reed switch at no additional cost.</w:t>
       </w:r>
     </w:p>
     <w:p>
@@ -1061,7 +1061,7 @@
           <w:sz w:val="24"/>
           <w:szCs w:val="24"/>
         </w:rPr>
-        <w:t xml:space="preserve"> Supplies power to the Arduino, the sensors, the reader, and the display independently of a computer or wall outlet, plugging directly into the barrel jack of the Arduino Uno R3. It does not supply the servo, which is powered separately for the reason given in item 16. Battery operation allows the system to continue functioning during a power interruption, which is when a mains-dependent device would otherwise fail.</w:t>
+        <w:t xml:space="preserve"> Supplies power to the prototype independently of a computer or wall outlet, plugging directly into the barrel jack of the Arduino Uno R3. Battery operation allows the system to continue functioning during a power interruption, which is when a mains-dependent device would otherwise fail.</w:t>
       </w:r>
     </w:p>
     <w:p>
@@ -1192,7 +1192,7 @@
           <w:sz w:val="24"/>
           <w:szCs w:val="24"/>
         </w:rPr>
-        <w:t xml:space="preserve"> Detects the infrared radiation emitted by a moving human body, confirming that a detected object is a person rather than an inanimate obstruction. It has an adjustable detection range of approximately 3 m to 7 m and a field of view of about 110 degrees, with adjustable sensitivity and time-delay settings. Two properties of this sensor shape the testing. Its minimum range is longer than the model itself, so the sensor is aimed along the approach path and the researchers remain outside its field of view during trials; and its output stays high for several seconds after each trigger, so a settling interval is allowed between repeated approaches.</w:t>
+        <w:t xml:space="preserve"> Detects the infrared radiation emitted by a moving human body, confirming that a detected object is a person rather than an inanimate obstruction. It has an adjustable detection range of approximately 3 m to 7 m and a field of view of about 110 degrees, with adjustable sensitivity and time-delay settings.</w:t>
       </w:r>
     </w:p>
     <w:p>
@@ -1226,75 +1226,46 @@
     </w:p>
     <w:p>
       <w:pPr>
-        <w:pStyle w:val="ListParagraph"/>
-        <w:numPr>
-          <w:ilvl w:val="0"/>
-          <w:numId w:val="3"/>
-        </w:numPr>
+        <w:spacing w:after="200"/>
+        <w:jc w:val="both"/>
+      </w:pPr>
+      <w:r>
+        <w:rPr>
+          <w:rFonts w:ascii="Courier New" w:eastAsia="Courier New" w:hAnsi="Courier New" w:cs="Courier New"/>
+          <w:sz w:val="24"/>
+          <w:szCs w:val="24"/>
+        </w:rPr>
+        <w:lastRenderedPageBreak/>
+        <w:t>A digital multimeter, a tape measure, and a stopwatch are also used during testing. These are laboratory instruments borrowed from the school rather than materials purchased for the prototype, and they are therefore excluded from the costing below.</w:t>
+      </w:r>
+    </w:p>
+    <w:p>
+      <w:pPr>
+        <w:spacing w:before="260" w:after="180"/>
+      </w:pPr>
+      <w:r>
+        <w:rPr>
+          <w:rFonts w:ascii="Courier New" w:eastAsia="Courier New" w:hAnsi="Courier New" w:cs="Courier New"/>
+          <w:b/>
+          <w:bCs/>
+          <w:sz w:val="24"/>
+          <w:szCs w:val="24"/>
+        </w:rPr>
+        <w:t>II. ESTIMATED COST OF MATERIALS</w:t>
+      </w:r>
+    </w:p>
+    <w:p>
+      <w:pPr>
         <w:spacing w:after="180"/>
         <w:jc w:val="both"/>
       </w:pPr>
       <w:r>
         <w:rPr>
           <w:rFonts w:ascii="Courier New" w:eastAsia="Courier New" w:hAnsi="Courier New" w:cs="Courier New"/>
-          <w:b/>
-          <w:bCs/>
-          <w:sz w:val="24"/>
-          <w:szCs w:val="24"/>
-        </w:rPr>
-        <w:t>4 x AA Battery Holder with Batteries and a 470 uF Capacitor.</w:t>
-      </w:r>
-      <w:r>
-        <w:rPr>
-          <w:rFonts w:ascii="Courier New" w:eastAsia="Courier New" w:hAnsi="Courier New" w:cs="Courier New"/>
-          <w:sz w:val="24"/>
-          <w:szCs w:val="24"/>
-        </w:rPr>
-        <w:t xml:space="preserve"> Supplies the servo from its own 6 V pack instead of from the 5 V regulator of the Arduino. An SG90 draws roughly 250 mA while turning and over 600 mA if it stalls, which is enough to pull a regulated supply down far enough to reset the microcontroller in the middle of a trial. The two supplies share a common ground so that the control signal is referenced correctly, and the capacitor placed across the servo supply absorbs the current surge at the start of each movement.</w:t>
-      </w:r>
-    </w:p>
-    <w:p>
-      <w:pPr>
-        <w:spacing w:after="200"/>
-        <w:jc w:val="both"/>
-      </w:pPr>
-      <w:r>
-        <w:rPr>
-          <w:rFonts w:ascii="Courier New" w:eastAsia="Courier New" w:hAnsi="Courier New" w:cs="Courier New"/>
-          <w:sz w:val="24"/>
-          <w:szCs w:val="24"/>
-        </w:rPr>
-        <w:lastRenderedPageBreak/>
-        <w:t>A digital multimeter, a tape measure, and a stopwatch are also used during testing. These are laboratory instruments borrowed from the school rather than materials purchased for the prototype, and they are therefore excluded from the costing below.</w:t>
-      </w:r>
-    </w:p>
-    <w:p>
-      <w:pPr>
-        <w:spacing w:before="260" w:after="180"/>
-      </w:pPr>
-      <w:r>
-        <w:rPr>
-          <w:rFonts w:ascii="Courier New" w:eastAsia="Courier New" w:hAnsi="Courier New" w:cs="Courier New"/>
-          <w:b/>
-          <w:bCs/>
-          <w:sz w:val="24"/>
-          <w:szCs w:val="24"/>
-        </w:rPr>
-        <w:t>II. ESTIMATED COST OF MATERIALS</w:t>
-      </w:r>
-    </w:p>
-    <w:p>
-      <w:pPr>
-        <w:spacing w:after="180"/>
-        <w:jc w:val="both"/>
-      </w:pPr>
-      <w:r>
-        <w:rPr>
-          <w:rFonts w:ascii="Courier New" w:eastAsia="Courier New" w:hAnsi="Courier New" w:cs="Courier New"/>
-          <w:sz w:val="24"/>
-          <w:szCs w:val="24"/>
-        </w:rPr>
-        <w:t>Table 1 presents the estimated cost of the materials. Because the learning kit was already available, the study required the purchase of only two sensors, a separate battery pack for the servo, and the model-making materials. Prices are indicative of local online and hardware retailers and exclude shipping.</w:t>
+          <w:sz w:val="24"/>
+          <w:szCs w:val="24"/>
+        </w:rPr>
+        <w:t>Table 1 presents the estimated price of every material used. The price of each component is listed whether or not it had to be bought, so that the full value of the build can be seen; the Source column shows which items were already on hand in the learning kit and which were purchased. Because the kit was already available, the study required the purchase of only two sensors and the model-making materials. Prices are indicative of local online and hardware retailers and exclude shipping.</w:t>
       </w:r>
     </w:p>
     <w:p>
@@ -1449,7 +1420,7 @@
                 <w:sz w:val="24"/>
                 <w:szCs w:val="24"/>
               </w:rPr>
-              <w:t>Estimated Cost (PHP)</w:t>
+              <w:t>Estimated Price (PHP)</w:t>
             </w:r>
           </w:p>
         </w:tc>
@@ -1547,7 +1518,7 @@
                 <w:sz w:val="24"/>
                 <w:szCs w:val="24"/>
               </w:rPr>
-              <w:t>0.00</w:t>
+              <w:t>350.00 - 500.00</w:t>
             </w:r>
           </w:p>
         </w:tc>
@@ -1645,7 +1616,7 @@
                 <w:sz w:val="24"/>
                 <w:szCs w:val="24"/>
               </w:rPr>
-              <w:t>0.00</w:t>
+              <w:t>90.00 - 150.00</w:t>
             </w:r>
           </w:p>
         </w:tc>
@@ -1743,7 +1714,7 @@
                 <w:sz w:val="24"/>
                 <w:szCs w:val="24"/>
               </w:rPr>
-              <w:t>0.00</w:t>
+              <w:t>120.00 - 180.00</w:t>
             </w:r>
           </w:p>
         </w:tc>
@@ -1841,7 +1812,7 @@
                 <w:sz w:val="24"/>
                 <w:szCs w:val="24"/>
               </w:rPr>
-              <w:t>0.00</w:t>
+              <w:t>150.00 - 220.00</w:t>
             </w:r>
           </w:p>
         </w:tc>
@@ -1939,7 +1910,7 @@
                 <w:sz w:val="24"/>
                 <w:szCs w:val="24"/>
               </w:rPr>
-              <w:t>0.00</w:t>
+              <w:t>15.00 - 30.00</w:t>
             </w:r>
           </w:p>
         </w:tc>
@@ -2037,7 +2008,7 @@
                 <w:sz w:val="24"/>
                 <w:szCs w:val="24"/>
               </w:rPr>
-              <w:t>0.00</w:t>
+              <w:t>10.00 - 20.00</w:t>
             </w:r>
           </w:p>
         </w:tc>
@@ -2066,7 +2037,7 @@
                 <w:sz w:val="24"/>
                 <w:szCs w:val="24"/>
               </w:rPr>
-              <w:t>Limit (Push) Switch</w:t>
+              <w:t>Ball (Tilt) Switch</w:t>
             </w:r>
           </w:p>
         </w:tc>
@@ -2135,7 +2106,7 @@
                 <w:sz w:val="24"/>
                 <w:szCs w:val="24"/>
               </w:rPr>
-              <w:t>0.00</w:t>
+              <w:t>20.00 - 40.00</w:t>
             </w:r>
           </w:p>
         </w:tc>
@@ -2233,7 +2204,7 @@
                 <w:sz w:val="24"/>
                 <w:szCs w:val="24"/>
               </w:rPr>
-              <w:t>0.00</w:t>
+              <w:t>90.00 - 150.00</w:t>
             </w:r>
           </w:p>
         </w:tc>
@@ -2331,7 +2302,7 @@
                 <w:sz w:val="24"/>
                 <w:szCs w:val="24"/>
               </w:rPr>
-              <w:t>0.00</w:t>
+              <w:t>60.00 - 120.00</w:t>
             </w:r>
           </w:p>
         </w:tc>
@@ -2429,7 +2400,7 @@
                 <w:sz w:val="24"/>
                 <w:szCs w:val="24"/>
               </w:rPr>
-              <w:t>0.00</w:t>
+              <w:t>70.00 - 120.00</w:t>
             </w:r>
           </w:p>
         </w:tc>
@@ -2527,7 +2498,7 @@
                 <w:sz w:val="24"/>
                 <w:szCs w:val="24"/>
               </w:rPr>
-              <w:t>0.00</w:t>
+              <w:t>10.00 - 25.00</w:t>
             </w:r>
           </w:p>
         </w:tc>
@@ -2625,7 +2596,7 @@
                 <w:sz w:val="24"/>
                 <w:szCs w:val="24"/>
               </w:rPr>
-              <w:t>0.00</w:t>
+              <w:t>60.00 - 100.00</w:t>
             </w:r>
           </w:p>
         </w:tc>
@@ -2949,8 +2920,7 @@
                 <w:sz w:val="24"/>
                 <w:szCs w:val="24"/>
               </w:rPr>
-              <w:lastRenderedPageBreak/>
-              <w:t>4 x AA Battery Holder, Batteries, Capacitor</w:t>
+              <w:t>SUBTOTAL, LEARNING KIT COMPONENTS</w:t>
             </w:r>
           </w:p>
         </w:tc>
@@ -2964,16 +2934,7 @@
               <w:right w:w="90" w:type="dxa"/>
             </w:tcMar>
           </w:tcPr>
-          <w:p>
-            <w:r>
-              <w:rPr>
-                <w:rFonts w:ascii="Courier New" w:eastAsia="Courier New" w:hAnsi="Courier New" w:cs="Courier New"/>
-                <w:sz w:val="24"/>
-                <w:szCs w:val="24"/>
-              </w:rPr>
-              <w:t>Purchased separately</w:t>
-            </w:r>
-          </w:p>
+          <w:p/>
         </w:tc>
         <w:tc>
           <w:tcPr>
@@ -2989,14 +2950,6 @@
             <w:pPr>
               <w:jc w:val="center"/>
             </w:pPr>
-            <w:r>
-              <w:rPr>
-                <w:rFonts w:ascii="Courier New" w:eastAsia="Courier New" w:hAnsi="Courier New" w:cs="Courier New"/>
-                <w:sz w:val="24"/>
-                <w:szCs w:val="24"/>
-              </w:rPr>
-              <w:t>1</w:t>
-            </w:r>
           </w:p>
         </w:tc>
         <w:tc>
@@ -3019,7 +2972,7 @@
                 <w:sz w:val="24"/>
                 <w:szCs w:val="24"/>
               </w:rPr>
-              <w:t>60.00 - 140.00</w:t>
+              <w:t>1,045.00 - 1,655.00</w:t>
             </w:r>
           </w:p>
         </w:tc>
@@ -3048,7 +3001,7 @@
                 <w:sz w:val="24"/>
                 <w:szCs w:val="24"/>
               </w:rPr>
-              <w:t>TOTAL ESTIMATED COST</w:t>
+              <w:t>SUBTOTAL, PURCHASED FOR THIS STUDY</w:t>
             </w:r>
           </w:p>
         </w:tc>
@@ -3100,7 +3053,88 @@
                 <w:sz w:val="24"/>
                 <w:szCs w:val="24"/>
               </w:rPr>
-              <w:t>210.00 - 440.00</w:t>
+              <w:t>150.00 - 300.00</w:t>
+            </w:r>
+          </w:p>
+        </w:tc>
+      </w:tr>
+      <w:tr>
+        <w:tblPrEx>
+          <w:tblCellMar>
+            <w:top w:w="0" w:type="dxa"/>
+            <w:bottom w:w="0" w:type="dxa"/>
+          </w:tblCellMar>
+        </w:tblPrEx>
+        <w:tc>
+          <w:tcPr>
+            <w:tcW w:w="3500" w:type="dxa"/>
+            <w:tcMar>
+              <w:top w:w="60" w:type="dxa"/>
+              <w:left w:w="90" w:type="dxa"/>
+              <w:bottom w:w="60" w:type="dxa"/>
+              <w:right w:w="90" w:type="dxa"/>
+            </w:tcMar>
+          </w:tcPr>
+          <w:p>
+            <w:r>
+              <w:rPr>
+                <w:rFonts w:ascii="Courier New" w:eastAsia="Courier New" w:hAnsi="Courier New" w:cs="Courier New"/>
+                <w:sz w:val="24"/>
+                <w:szCs w:val="24"/>
+              </w:rPr>
+              <w:t>TOTAL VALUE OF ALL COMPONENTS</w:t>
+            </w:r>
+          </w:p>
+        </w:tc>
+        <w:tc>
+          <w:tcPr>
+            <w:tcW w:w="2500" w:type="dxa"/>
+            <w:tcMar>
+              <w:top w:w="60" w:type="dxa"/>
+              <w:left w:w="90" w:type="dxa"/>
+              <w:bottom w:w="60" w:type="dxa"/>
+              <w:right w:w="90" w:type="dxa"/>
+            </w:tcMar>
+          </w:tcPr>
+          <w:p/>
+        </w:tc>
+        <w:tc>
+          <w:tcPr>
+            <w:tcW w:w="900" w:type="dxa"/>
+            <w:tcMar>
+              <w:top w:w="60" w:type="dxa"/>
+              <w:left w:w="90" w:type="dxa"/>
+              <w:bottom w:w="60" w:type="dxa"/>
+              <w:right w:w="90" w:type="dxa"/>
+            </w:tcMar>
+          </w:tcPr>
+          <w:p>
+            <w:pPr>
+              <w:jc w:val="center"/>
+            </w:pPr>
+          </w:p>
+        </w:tc>
+        <w:tc>
+          <w:tcPr>
+            <w:tcW w:w="2127" w:type="dxa"/>
+            <w:tcMar>
+              <w:top w:w="60" w:type="dxa"/>
+              <w:left w:w="90" w:type="dxa"/>
+              <w:bottom w:w="60" w:type="dxa"/>
+              <w:right w:w="90" w:type="dxa"/>
+            </w:tcMar>
+          </w:tcPr>
+          <w:p>
+            <w:pPr>
+              <w:jc w:val="right"/>
+            </w:pPr>
+            <w:r>
+              <w:rPr>
+                <w:rFonts w:ascii="Courier New" w:eastAsia="Courier New" w:hAnsi="Courier New" w:cs="Courier New"/>
+                <w:sz w:val="24"/>
+                <w:szCs w:val="24"/>
+              </w:rPr>
+              <w:t>1,195.00 - 1,955.00</w:t>
             </w:r>
           </w:p>
         </w:tc>
@@ -3117,7 +3151,7 @@
           <w:sz w:val="24"/>
           <w:szCs w:val="24"/>
         </w:rPr>
-        <w:t>The total additional cost of approximately PHP 210.00 to PHP 440.00 is well below the cost of a commercial door-alarm or access-control unit, supporting the claim that the design is affordable enough to be reproduced by students and small institutions.</w:t>
+        <w:t>The components used in the build are worth approximately PHP 1,195.00 to PHP 1,955.00 in total, but because the learning kit was already available, the additional cost to this study was only about PHP 150.00 to PHP 300.00. Even the full value of all components is well below the cost of a commercial door-alarm or access-control unit, supporting the claim that the design is affordable enough to be reproduced by students and small institutions.</w:t>
       </w:r>
     </w:p>
     <w:p>
@@ -3166,7 +3200,7 @@
           <w:sz w:val="24"/>
           <w:szCs w:val="24"/>
         </w:rPr>
-        <w:t>Control data consist of measurements taken at the same model doorway operating manually, with sensing and alarm disabled, in which entry is unrestricted and no record of an approach is produced. Experimental data are collected with SmartDoor active, as volunteer participants approach the model from marked distances and present the registered keyfob, the unregistered card, or no credential at all. Detection and control performance are measured through the ultrasonic sensor, the passive infrared sensor, the limit switch, and the display, with independent timing taken by stopwatch. Because the system combines distance sensing, infrared motion sensing, and credential verification, the detection success rate, the response and alarm times, the counts of false positives and false negatives, and the proportions of authorized entries granted and unauthorized attempts denied together serve as indicators of the security performance of the prototype.</w:t>
+        <w:t>Control data consist of measurements taken at the same model doorway operating manually, with sensing and alarm disabled, in which entry is unrestricted and no record of an approach is produced. Experimental data are collected with SmartDoor active, as volunteer participants approach the model from marked distances and present the registered keyfob, the unregistered card, or no credential at all. Detection and control performance are measured through the ultrasonic sensor, the passive infrared sensor, the tilt switch, and the display, with independent timing taken by stopwatch. Because the system combines distance sensing, infrared motion sensing, and credential verification, the detection success rate, the response and alarm times, the counts of false positives and false negatives, and the proportions of authorized entries granted and unauthorized attempts denied together serve as indicators of the security performance of the prototype.</w:t>
       </w:r>
     </w:p>
     <w:p>
@@ -4264,7 +4298,7 @@
                 <w:sz w:val="24"/>
                 <w:szCs w:val="24"/>
               </w:rPr>
-              <w:t>Runtime on one 9 V battery and one 4 x AA pack</w:t>
+              <w:t>Runtime on one 9 V battery</w:t>
             </w:r>
           </w:p>
         </w:tc>
@@ -4318,7 +4352,7 @@
           <w:sz w:val="24"/>
           <w:szCs w:val="24"/>
         </w:rPr>
-        <w:t xml:space="preserve"> The researchers gather all materials and program the Arduino Uno R3 with the access-control logic, which reads the ultrasonic and infrared sensors, checks the code of any presented tag against the registered credential, and drives the servo, display, buzzer, and indicator lights. They then calibrate each sensor before any trial. The ultrasonic sensor is checked against a tape measure at marked distances of 50, 100, 150, and 200 cm, and its reported values compared with the true distances. The passive infrared sensor has its sensitivity and time-delay potentiometers adjusted until it registers a walking person at the intended range without responding to an empty corridor. The servo travel limits are set so that the model door opens fully and closes flush without straining the motor, and the limit switch is positioned on the frame until it reliably distinguishes the closed position from an opening of a few centimetres. The keyfob supplied with the reader is registered in the program as the authorized credential and the white card is deliberately left unregistered, so that the two tags represent an authorized and an unauthorized user during testing.</w:t>
+        <w:t xml:space="preserve"> The researchers gather all materials and program the Arduino Uno R3 with the access-control logic, which reads the ultrasonic and infrared sensors, checks the code of any presented tag against the registered credential, and drives the servo, display, buzzer, and indicator lights. They then calibrate each sensor before any trial. The ultrasonic sensor is checked against a tape measure at marked distances of 50, 100, 150, and 200 cm, and its reported values compared with the true distances. The passive infrared sensor has its sensitivity and time-delay potentiometers adjusted until it registers a walking person at the intended range without responding to an empty corridor. The servo travel limits are set so that the model door opens fully and closes flush without straining the motor, and the tilt switch is positioned on the panel until it reliably distinguishes the closed position from an opening of a few centimetres. The keyfob supplied with the reader is registered in the program as the authorized credential and the white card is deliberately left unregistered, so that the two tags represent an authorized and an unauthorized user during testing.</w:t>
       </w:r>
     </w:p>
     <w:p>
@@ -4347,7 +4381,7 @@
           <w:sz w:val="24"/>
           <w:szCs w:val="24"/>
         </w:rPr>
-        <w:t xml:space="preserve"> The researchers cut and assemble the mini door panel and frame from foam board, joining the panel to the frame with miniature hinges so that it swings freely. The ultrasonic and infrared sensors are mounted on the frame facing the approach path, and the RFID reader is mounted on the approach side within easy reach. The servo is fixed to the frame and linked to the panel by a short lever arm, and the limit switch is mounted on the frame at the closing edge of the doorway. The Arduino, breadboard, display, buzzer, indicator lights, switch, and 9 V battery are mounted on a base beside the frame rather than on the door panel, so that the weight of the electronics does not load the micro servo and the small panel can swing freely. The servo is wired to its own four-cell battery pack, the negative terminal of which is joined to the ground of the Arduino so that the two supplies share a common reference and the control signal is interpreted correctly. Because the reader, the display, the two sensors, the servo, the buzzer, the two indicators, and the two switches together require fourteen signal connections while pins 0 and 1 are reserved for the USB serial link, the analogue pins A0 to A3 are used as additional digital inputs and outputs. All connections are made with jumper and female-to-male cables, wiring is secured so that no cable can be caught by the moving panel, and the completed system is powered on and observed through a full open-and-close cycle before any participant trial begins.</w:t>
+        <w:t xml:space="preserve"> The researchers cut and assemble the mini door panel and frame from foam board, joining the panel to the frame with miniature hinges so that it swings freely. The ultrasonic and infrared sensors are mounted on the frame facing the approach path, and the RFID reader is mounted on the approach side within easy reach. The servo is fixed to the frame and linked to the panel by a short lever arm, and the tilt switch is attached to the panel itself. The Arduino, breadboard, display, buzzer, indicator lights, switch, and 9 V battery are mounted on a base beside the frame rather than on the door panel, so that the weight of the electronics does not load the micro servo and the small panel can swing freely. All connections are made with jumper and female-to-male cables, wiring is secured so that no cable can be caught by the moving panel, and the completed system is powered on and observed through a full open-and-close cycle before any participant trial begins.</w:t>
       </w:r>
     </w:p>
     <w:p>
@@ -4376,7 +4410,7 @@
           <w:sz w:val="24"/>
           <w:szCs w:val="24"/>
         </w:rPr>
-        <w:t xml:space="preserve"> The researchers record the condition of the model doorway before automation. With sensing and alarm disabled, volunteer participants approach and open the model door while the researchers record whether any detection, indication, or alarm is produced, and whether anyone not standing at the door would become aware of the entry. The number of entries completed without restriction is counted, the manual opening and closing times are taken by stopwatch, and it is noted that the unautomated doorway draws no current at all, which is the figure against which the standby and operating currents of the automated system are compared. </w:t>
+        <w:t xml:space="preserve"> The researchers record the condition of the model doorway before automation. With sensing and alarm disabled, volunteer participants approach and open the model door while the researchers record whether any detection, indication, or alarm is produced, and whether anyone not standing at the door would become aware of the entry. The number of entries completed without restriction is counted, the manual opening and closing times are taken by stopwatch, and the current drawn by the unpowered installation is noted. </w:t>
         <w:lastRenderedPageBreak/>
         <w:t>These baseline values establish the unmonitored condition against which the automated system is compared.</w:t>
       </w:r>
@@ -4407,7 +4441,7 @@
           <w:sz w:val="24"/>
           <w:szCs w:val="24"/>
         </w:rPr>
-        <w:t xml:space="preserve"> The researchers activate SmartDoor and conduct the trials. In the detection trials, a participant walks toward the model from each marked distance while the researchers record the distance at which detection occurs, whether the detection is correct, and the time between detection and the response of the system. In the authorized-entry trials, the participant presents the registered keyfob, and the researchers record whether the green indicator lights, whether the servo opens the panel, how long it remains open, and whether the limit switch confirms the movement. In the unauthorized-attempt trials, the participant presents the unregistered white card or presents no credential at all, and the researchers record whether entry is refused, whether the red indicator and buzzer activate, and how long the alarm takes to sound. A further set of trials is run with no person present and with a non-human object placed before the sensors, to count false positives, and with a participant standing still within range, to count false negatives. Current draw is measured with the multimeter in standby and during door movement, and the prototype is left running on the 9 V battery to determine continuous operating time. Every condition is repeated for three to five trials, and all readings are entered on the recording sheet as they are taken.</w:t>
+        <w:t xml:space="preserve"> The researchers activate SmartDoor and conduct the trials. In the detection trials, a participant walks toward the model from each marked distance while the researchers record the distance at which detection occurs, whether the detection is correct, and the time between detection and the response of the system. In the authorized-entry trials, the participant presents the registered keyfob, and the researchers record whether the green indicator lights, whether the servo opens the panel, how long it remains open, and whether the tilt switch confirms the movement. In the unauthorized-attempt trials, the participant presents the unregistered white card or presents no credential at all, and the researchers record whether entry is refused, whether the red indicator and buzzer activate, and how long the alarm takes to sound. A further set of trials is run with no person present and with a non-human object placed before the sensors, to count false positives, and with a participant standing still within range, to count false negatives. Current draw is measured with the multimeter in standby and during door movement, and the prototype is left running on the 9 V battery to determine continuous operating time. Every condition is repeated for three to five trials, and all readings are entered on the recording sheet as they are taken.</w:t>
       </w:r>
     </w:p>
     <w:p>

--- a/SmartDoor-Research-Paper.docx
+++ b/SmartDoor-Research-Paper.docx
@@ -194,20 +194,126 @@
     </w:p>
     <w:p>
       <w:pPr>
+        <w:tabs>
+          <w:tab w:val="right" w:pos="9027"/>
+        </w:tabs>
         <w:spacing w:after="200"/>
-        <w:jc w:val="right"/>
-      </w:pPr>
-      <w:r>
-        <w:rPr>
-          <w:rFonts w:ascii="Courier New" w:eastAsia="Courier New" w:hAnsi="Courier New" w:cs="Courier New"/>
-          <w:sz w:val="24"/>
-          <w:szCs w:val="24"/>
-        </w:rPr>
+      </w:pPr>
+      <w:r>
+        <w:rPr>
+          <w:rFonts w:ascii="Courier New" w:eastAsia="Courier New" w:hAnsi="Courier New" w:cs="Courier New"/>
+          <w:sz w:val="24"/>
+          <w:szCs w:val="24"/>
+        </w:rPr>
+        <w:tab/>
         <w:t>Page</w:t>
       </w:r>
     </w:p>
     <w:p>
       <w:pPr>
+        <w:tabs>
+          <w:tab w:val="right" w:leader="dot" w:pos="9027"/>
+        </w:tabs>
+        <w:spacing w:after="200"/>
+      </w:pPr>
+      <w:r>
+        <w:rPr>
+          <w:rFonts w:ascii="Courier New" w:eastAsia="Courier New" w:hAnsi="Courier New" w:cs="Courier New"/>
+          <w:sz w:val="24"/>
+          <w:szCs w:val="24"/>
+        </w:rPr>
+        <w:t xml:space="preserve">Title Page</w:t>
+      </w:r>
+      <w:r>
+        <w:rPr>
+          <w:rFonts w:ascii="Courier New" w:eastAsia="Courier New" w:hAnsi="Courier New" w:cs="Courier New"/>
+          <w:sz w:val="24"/>
+          <w:szCs w:val="24"/>
+        </w:rPr>
+        <w:tab/>
+        <w:t>1</w:t>
+      </w:r>
+    </w:p>
+    <w:p>
+      <w:pPr>
+        <w:tabs>
+          <w:tab w:val="right" w:leader="dot" w:pos="9027"/>
+        </w:tabs>
+        <w:spacing w:after="200"/>
+      </w:pPr>
+      <w:r>
+        <w:rPr>
+          <w:rFonts w:ascii="Courier New" w:eastAsia="Courier New" w:hAnsi="Courier New" w:cs="Courier New"/>
+          <w:sz w:val="24"/>
+          <w:szCs w:val="24"/>
+        </w:rPr>
+        <w:t xml:space="preserve">Abstract</w:t>
+      </w:r>
+      <w:r>
+        <w:rPr>
+          <w:rFonts w:ascii="Courier New" w:eastAsia="Courier New" w:hAnsi="Courier New" w:cs="Courier New"/>
+          <w:sz w:val="24"/>
+          <w:szCs w:val="24"/>
+        </w:rPr>
+        <w:tab/>
+        <w:t>3</w:t>
+      </w:r>
+    </w:p>
+    <w:p>
+      <w:pPr>
+        <w:tabs>
+          <w:tab w:val="right" w:leader="dot" w:pos="9027"/>
+        </w:tabs>
+        <w:spacing w:after="200"/>
+      </w:pPr>
+      <w:r>
+        <w:rPr>
+          <w:rFonts w:ascii="Courier New" w:eastAsia="Courier New" w:hAnsi="Courier New" w:cs="Courier New"/>
+          <w:sz w:val="24"/>
+          <w:szCs w:val="24"/>
+        </w:rPr>
+        <w:t xml:space="preserve">Acknowledgment</w:t>
+      </w:r>
+      <w:r>
+        <w:rPr>
+          <w:rFonts w:ascii="Courier New" w:eastAsia="Courier New" w:hAnsi="Courier New" w:cs="Courier New"/>
+          <w:sz w:val="24"/>
+          <w:szCs w:val="24"/>
+        </w:rPr>
+        <w:tab/>
+        <w:t>5</w:t>
+      </w:r>
+    </w:p>
+    <w:p>
+      <w:pPr>
+        <w:tabs>
+          <w:tab w:val="right" w:leader="dot" w:pos="9027"/>
+        </w:tabs>
+        <w:spacing w:after="200"/>
+      </w:pPr>
+      <w:r>
+        <w:rPr>
+          <w:rFonts w:ascii="Courier New" w:eastAsia="Courier New" w:hAnsi="Courier New" w:cs="Courier New"/>
+          <w:sz w:val="24"/>
+          <w:szCs w:val="24"/>
+        </w:rPr>
+        <w:t xml:space="preserve">Introduction</w:t>
+      </w:r>
+      <w:r>
+        <w:rPr>
+          <w:rFonts w:ascii="Courier New" w:eastAsia="Courier New" w:hAnsi="Courier New" w:cs="Courier New"/>
+          <w:sz w:val="24"/>
+          <w:szCs w:val="24"/>
+        </w:rPr>
+        <w:tab/>
+        <w:t>6</w:t>
+      </w:r>
+    </w:p>
+    <w:p>
+      <w:pPr>
+        <w:tabs>
+          <w:tab w:val="right" w:leader="dot" w:pos="9027"/>
+        </w:tabs>
         <w:spacing w:after="110"/>
       </w:pPr>
       <w:r>
@@ -216,43 +322,101 @@
           <w:sz w:val="24"/>
           <w:szCs w:val="24"/>
         </w:rPr>
-        <w:t>Title Page</w:t>
-        <w:ptab w:relativeTo="margin" w:alignment="right" w:leader="dot"/>
-        <w:t>I</w:t>
-      </w:r>
-    </w:p>
-    <w:p>
-      <w:pPr>
+        <w:t xml:space="preserve">Materials and Methods</w:t>
+      </w:r>
+      <w:r>
+        <w:rPr>
+          <w:rFonts w:ascii="Courier New" w:eastAsia="Courier New" w:hAnsi="Courier New" w:cs="Courier New"/>
+          <w:sz w:val="24"/>
+          <w:szCs w:val="24"/>
+        </w:rPr>
+        <w:tab/>
+        <w:t>7</w:t>
+      </w:r>
+    </w:p>
+    <w:p>
+      <w:pPr>
+        <w:tabs>
+          <w:tab w:val="right" w:leader="dot" w:pos="9027"/>
+        </w:tabs>
         <w:spacing w:after="110"/>
-      </w:pPr>
-      <w:r>
-        <w:rPr>
-          <w:rFonts w:ascii="Courier New" w:eastAsia="Courier New" w:hAnsi="Courier New" w:cs="Courier New"/>
-          <w:sz w:val="24"/>
-          <w:szCs w:val="24"/>
-        </w:rPr>
-        <w:t>Abstract</w:t>
-        <w:ptab w:relativeTo="margin" w:alignment="right" w:leader="dot"/>
-        <w:t>III</w:t>
-      </w:r>
-    </w:p>
-    <w:p>
-      <w:pPr>
+        <w:ind w:left="567"/>
+      </w:pPr>
+      <w:r>
+        <w:rPr>
+          <w:rFonts w:ascii="Courier New" w:eastAsia="Courier New" w:hAnsi="Courier New" w:cs="Courier New"/>
+          <w:sz w:val="24"/>
+          <w:szCs w:val="24"/>
+        </w:rPr>
+        <w:t xml:space="preserve">Materials Needed</w:t>
+      </w:r>
+      <w:r>
+        <w:rPr>
+          <w:rFonts w:ascii="Courier New" w:eastAsia="Courier New" w:hAnsi="Courier New" w:cs="Courier New"/>
+          <w:sz w:val="24"/>
+          <w:szCs w:val="24"/>
+        </w:rPr>
+        <w:tab/>
+        <w:t>7</w:t>
+      </w:r>
+    </w:p>
+    <w:p>
+      <w:pPr>
+        <w:tabs>
+          <w:tab w:val="right" w:leader="dot" w:pos="9027"/>
+        </w:tabs>
         <w:spacing w:after="110"/>
-      </w:pPr>
-      <w:r>
-        <w:rPr>
-          <w:rFonts w:ascii="Courier New" w:eastAsia="Courier New" w:hAnsi="Courier New" w:cs="Courier New"/>
-          <w:sz w:val="24"/>
-          <w:szCs w:val="24"/>
-        </w:rPr>
-        <w:t>Acknowledgment</w:t>
-        <w:ptab w:relativeTo="margin" w:alignment="right" w:leader="dot"/>
-        <w:t>V</w:t>
-      </w:r>
-    </w:p>
-    <w:p>
-      <w:pPr>
+        <w:ind w:left="567"/>
+      </w:pPr>
+      <w:r>
+        <w:rPr>
+          <w:rFonts w:ascii="Courier New" w:eastAsia="Courier New" w:hAnsi="Courier New" w:cs="Courier New"/>
+          <w:sz w:val="24"/>
+          <w:szCs w:val="24"/>
+        </w:rPr>
+        <w:t xml:space="preserve">Estimated Cost of Materials</w:t>
+      </w:r>
+      <w:r>
+        <w:rPr>
+          <w:rFonts w:ascii="Courier New" w:eastAsia="Courier New" w:hAnsi="Courier New" w:cs="Courier New"/>
+          <w:sz w:val="24"/>
+          <w:szCs w:val="24"/>
+        </w:rPr>
+        <w:tab/>
+        <w:t>9</w:t>
+      </w:r>
+    </w:p>
+    <w:p>
+      <w:pPr>
+        <w:tabs>
+          <w:tab w:val="right" w:leader="dot" w:pos="9027"/>
+        </w:tabs>
+        <w:spacing w:after="200"/>
+        <w:ind w:left="567"/>
+      </w:pPr>
+      <w:r>
+        <w:rPr>
+          <w:rFonts w:ascii="Courier New" w:eastAsia="Courier New" w:hAnsi="Courier New" w:cs="Courier New"/>
+          <w:sz w:val="24"/>
+          <w:szCs w:val="24"/>
+        </w:rPr>
+        <w:t xml:space="preserve">Experimental Matrix</w:t>
+      </w:r>
+      <w:r>
+        <w:rPr>
+          <w:rFonts w:ascii="Courier New" w:eastAsia="Courier New" w:hAnsi="Courier New" w:cs="Courier New"/>
+          <w:sz w:val="24"/>
+          <w:szCs w:val="24"/>
+        </w:rPr>
+        <w:tab/>
+        <w:t>10</w:t>
+      </w:r>
+    </w:p>
+    <w:p>
+      <w:pPr>
+        <w:tabs>
+          <w:tab w:val="right" w:leader="dot" w:pos="9027"/>
+        </w:tabs>
         <w:spacing w:after="110"/>
       </w:pPr>
       <w:r>
@@ -261,181 +425,172 @@
           <w:sz w:val="24"/>
           <w:szCs w:val="24"/>
         </w:rPr>
-        <w:t>Introduction</w:t>
-        <w:ptab w:relativeTo="margin" w:alignment="right" w:leader="dot"/>
-        <w:t>VI</w:t>
-      </w:r>
-    </w:p>
-    <w:p>
-      <w:pPr>
+        <w:t xml:space="preserve">Procedure</w:t>
+      </w:r>
+      <w:r>
+        <w:rPr>
+          <w:rFonts w:ascii="Courier New" w:eastAsia="Courier New" w:hAnsi="Courier New" w:cs="Courier New"/>
+          <w:sz w:val="24"/>
+          <w:szCs w:val="24"/>
+        </w:rPr>
+        <w:tab/>
+        <w:t>11</w:t>
+      </w:r>
+    </w:p>
+    <w:p>
+      <w:pPr>
+        <w:tabs>
+          <w:tab w:val="right" w:leader="dot" w:pos="9027"/>
+        </w:tabs>
         <w:spacing w:after="110"/>
-      </w:pPr>
-      <w:r>
-        <w:rPr>
-          <w:rFonts w:ascii="Courier New" w:eastAsia="Courier New" w:hAnsi="Courier New" w:cs="Courier New"/>
-          <w:sz w:val="24"/>
-          <w:szCs w:val="24"/>
-        </w:rPr>
-        <w:t>Materials and Methods</w:t>
-        <w:ptab w:relativeTo="margin" w:alignment="right" w:leader="dot"/>
-        <w:t>VII</w:t>
-      </w:r>
-    </w:p>
-    <w:p>
-      <w:pPr>
+        <w:ind w:left="567"/>
+      </w:pPr>
+      <w:r>
+        <w:rPr>
+          <w:rFonts w:ascii="Courier New" w:eastAsia="Courier New" w:hAnsi="Courier New" w:cs="Courier New"/>
+          <w:sz w:val="24"/>
+          <w:szCs w:val="24"/>
+        </w:rPr>
+        <w:t xml:space="preserve">Preparation and Calibration</w:t>
+      </w:r>
+      <w:r>
+        <w:rPr>
+          <w:rFonts w:ascii="Courier New" w:eastAsia="Courier New" w:hAnsi="Courier New" w:cs="Courier New"/>
+          <w:sz w:val="24"/>
+          <w:szCs w:val="24"/>
+        </w:rPr>
+        <w:tab/>
+        <w:t>11</w:t>
+      </w:r>
+    </w:p>
+    <w:p>
+      <w:pPr>
+        <w:tabs>
+          <w:tab w:val="right" w:leader="dot" w:pos="9027"/>
+        </w:tabs>
         <w:spacing w:after="110"/>
-        <w:ind w:left="576"/>
-      </w:pPr>
-      <w:r>
-        <w:rPr>
-          <w:rFonts w:ascii="Courier New" w:eastAsia="Courier New" w:hAnsi="Courier New" w:cs="Courier New"/>
-          <w:sz w:val="24"/>
-          <w:szCs w:val="24"/>
-        </w:rPr>
-        <w:t>Materials Needed</w:t>
-        <w:ptab w:relativeTo="margin" w:alignment="right" w:leader="dot"/>
-        <w:t>VII</w:t>
-      </w:r>
-    </w:p>
-    <w:p>
-      <w:pPr>
+        <w:ind w:left="567"/>
+      </w:pPr>
+      <w:r>
+        <w:rPr>
+          <w:rFonts w:ascii="Courier New" w:eastAsia="Courier New" w:hAnsi="Courier New" w:cs="Courier New"/>
+          <w:sz w:val="24"/>
+          <w:szCs w:val="24"/>
+        </w:rPr>
+        <w:t xml:space="preserve">Construction</w:t>
+      </w:r>
+      <w:r>
+        <w:rPr>
+          <w:rFonts w:ascii="Courier New" w:eastAsia="Courier New" w:hAnsi="Courier New" w:cs="Courier New"/>
+          <w:sz w:val="24"/>
+          <w:szCs w:val="24"/>
+        </w:rPr>
+        <w:tab/>
+        <w:t>11</w:t>
+      </w:r>
+    </w:p>
+    <w:p>
+      <w:pPr>
+        <w:tabs>
+          <w:tab w:val="right" w:leader="dot" w:pos="9027"/>
+        </w:tabs>
         <w:spacing w:after="110"/>
-        <w:ind w:left="576"/>
-      </w:pPr>
-      <w:r>
-        <w:rPr>
-          <w:rFonts w:ascii="Courier New" w:eastAsia="Courier New" w:hAnsi="Courier New" w:cs="Courier New"/>
-          <w:sz w:val="24"/>
-          <w:szCs w:val="24"/>
-        </w:rPr>
-        <w:t>Estimated Cost of Materials</w:t>
-        <w:ptab w:relativeTo="margin" w:alignment="right" w:leader="dot"/>
-        <w:t>IX</w:t>
-      </w:r>
-    </w:p>
-    <w:p>
-      <w:pPr>
+        <w:ind w:left="567"/>
+      </w:pPr>
+      <w:r>
+        <w:rPr>
+          <w:rFonts w:ascii="Courier New" w:eastAsia="Courier New" w:hAnsi="Courier New" w:cs="Courier New"/>
+          <w:sz w:val="24"/>
+          <w:szCs w:val="24"/>
+        </w:rPr>
+        <w:t xml:space="preserve">Baseline Collection</w:t>
+      </w:r>
+      <w:r>
+        <w:rPr>
+          <w:rFonts w:ascii="Courier New" w:eastAsia="Courier New" w:hAnsi="Courier New" w:cs="Courier New"/>
+          <w:sz w:val="24"/>
+          <w:szCs w:val="24"/>
+        </w:rPr>
+        <w:tab/>
+        <w:t>11</w:t>
+      </w:r>
+    </w:p>
+    <w:p>
+      <w:pPr>
+        <w:tabs>
+          <w:tab w:val="right" w:leader="dot" w:pos="9027"/>
+        </w:tabs>
         <w:spacing w:after="110"/>
-        <w:ind w:left="576"/>
-      </w:pPr>
-      <w:r>
-        <w:rPr>
-          <w:rFonts w:ascii="Courier New" w:eastAsia="Courier New" w:hAnsi="Courier New" w:cs="Courier New"/>
-          <w:sz w:val="24"/>
-          <w:szCs w:val="24"/>
-        </w:rPr>
-        <w:t>Experimental Matrix</w:t>
-        <w:ptab w:relativeTo="margin" w:alignment="right" w:leader="dot"/>
-        <w:t>X</w:t>
-      </w:r>
-    </w:p>
-    <w:p>
-      <w:pPr>
+        <w:ind w:left="567"/>
+      </w:pPr>
+      <w:r>
+        <w:rPr>
+          <w:rFonts w:ascii="Courier New" w:eastAsia="Courier New" w:hAnsi="Courier New" w:cs="Courier New"/>
+          <w:sz w:val="24"/>
+          <w:szCs w:val="24"/>
+        </w:rPr>
+        <w:t xml:space="preserve">Experimentation</w:t>
+      </w:r>
+      <w:r>
+        <w:rPr>
+          <w:rFonts w:ascii="Courier New" w:eastAsia="Courier New" w:hAnsi="Courier New" w:cs="Courier New"/>
+          <w:sz w:val="24"/>
+          <w:szCs w:val="24"/>
+        </w:rPr>
+        <w:tab/>
+        <w:t>11</w:t>
+      </w:r>
+    </w:p>
+    <w:p>
+      <w:pPr>
+        <w:tabs>
+          <w:tab w:val="right" w:leader="dot" w:pos="9027"/>
+        </w:tabs>
         <w:spacing w:after="110"/>
-      </w:pPr>
-      <w:r>
-        <w:rPr>
-          <w:rFonts w:ascii="Courier New" w:eastAsia="Courier New" w:hAnsi="Courier New" w:cs="Courier New"/>
-          <w:sz w:val="24"/>
-          <w:szCs w:val="24"/>
-        </w:rPr>
-        <w:t>Procedure:</w:t>
-      </w:r>
-    </w:p>
-    <w:p>
-      <w:pPr>
+        <w:ind w:left="567"/>
+      </w:pPr>
+      <w:r>
+        <w:rPr>
+          <w:rFonts w:ascii="Courier New" w:eastAsia="Courier New" w:hAnsi="Courier New" w:cs="Courier New"/>
+          <w:sz w:val="24"/>
+          <w:szCs w:val="24"/>
+        </w:rPr>
+        <w:t xml:space="preserve">Safety and Decommissioning</w:t>
+      </w:r>
+      <w:r>
+        <w:rPr>
+          <w:rFonts w:ascii="Courier New" w:eastAsia="Courier New" w:hAnsi="Courier New" w:cs="Courier New"/>
+          <w:sz w:val="24"/>
+          <w:szCs w:val="24"/>
+        </w:rPr>
+        <w:tab/>
+        <w:t>11</w:t>
+      </w:r>
+    </w:p>
+    <w:p>
+      <w:pPr>
+        <w:tabs>
+          <w:tab w:val="right" w:leader="dot" w:pos="9027"/>
+        </w:tabs>
         <w:spacing w:after="110"/>
-        <w:ind w:left="576"/>
-      </w:pPr>
-      <w:r>
-        <w:rPr>
-          <w:rFonts w:ascii="Courier New" w:eastAsia="Courier New" w:hAnsi="Courier New" w:cs="Courier New"/>
-          <w:sz w:val="24"/>
-          <w:szCs w:val="24"/>
-        </w:rPr>
-        <w:t>Preparation and Calibration</w:t>
-        <w:ptab w:relativeTo="margin" w:alignment="right" w:leader="dot"/>
-        <w:t>XI</w:t>
-      </w:r>
-    </w:p>
-    <w:p>
-      <w:pPr>
-        <w:spacing w:after="110"/>
-        <w:ind w:left="576"/>
-      </w:pPr>
-      <w:r>
-        <w:rPr>
-          <w:rFonts w:ascii="Courier New" w:eastAsia="Courier New" w:hAnsi="Courier New" w:cs="Courier New"/>
-          <w:sz w:val="24"/>
-          <w:szCs w:val="24"/>
-        </w:rPr>
-        <w:t>Construction</w:t>
-        <w:ptab w:relativeTo="margin" w:alignment="right" w:leader="dot"/>
-        <w:t>XI</w:t>
-      </w:r>
-    </w:p>
-    <w:p>
-      <w:pPr>
-        <w:spacing w:after="110"/>
-        <w:ind w:left="576"/>
-      </w:pPr>
-      <w:r>
-        <w:rPr>
-          <w:rFonts w:ascii="Courier New" w:eastAsia="Courier New" w:hAnsi="Courier New" w:cs="Courier New"/>
-          <w:sz w:val="24"/>
-          <w:szCs w:val="24"/>
-        </w:rPr>
-        <w:t>Baseline Collection</w:t>
-        <w:ptab w:relativeTo="margin" w:alignment="right" w:leader="dot"/>
-        <w:t>XI</w:t>
-      </w:r>
-    </w:p>
-    <w:p>
-      <w:pPr>
-        <w:spacing w:after="110"/>
-        <w:ind w:left="576"/>
-      </w:pPr>
-      <w:r>
-        <w:rPr>
-          <w:rFonts w:ascii="Courier New" w:eastAsia="Courier New" w:hAnsi="Courier New" w:cs="Courier New"/>
-          <w:sz w:val="24"/>
-          <w:szCs w:val="24"/>
-        </w:rPr>
-        <w:t>Experimentation</w:t>
-        <w:ptab w:relativeTo="margin" w:alignment="right" w:leader="dot"/>
-        <w:t>XI</w:t>
-      </w:r>
-    </w:p>
-    <w:p>
-      <w:pPr>
-        <w:spacing w:after="110"/>
-        <w:ind w:left="576"/>
-      </w:pPr>
-      <w:r>
-        <w:rPr>
-          <w:rFonts w:ascii="Courier New" w:eastAsia="Courier New" w:hAnsi="Courier New" w:cs="Courier New"/>
-          <w:sz w:val="24"/>
-          <w:szCs w:val="24"/>
-        </w:rPr>
-        <w:t>Safety and Decommissioning</w:t>
-        <w:ptab w:relativeTo="margin" w:alignment="right" w:leader="dot"/>
-        <w:t>XI</w:t>
-      </w:r>
-    </w:p>
-    <w:p>
-      <w:pPr>
-        <w:spacing w:after="110"/>
-        <w:ind w:left="576"/>
-      </w:pPr>
-      <w:r>
-        <w:rPr>
-          <w:rFonts w:ascii="Courier New" w:eastAsia="Courier New" w:hAnsi="Courier New" w:cs="Courier New"/>
-          <w:sz w:val="24"/>
-          <w:szCs w:val="24"/>
-        </w:rPr>
-        <w:t>Data Analysis</w:t>
-        <w:ptab w:relativeTo="margin" w:alignment="right" w:leader="dot"/>
-        <w:t>XI</w:t>
+        <w:ind w:left="567"/>
+      </w:pPr>
+      <w:r>
+        <w:rPr>
+          <w:rFonts w:ascii="Courier New" w:eastAsia="Courier New" w:hAnsi="Courier New" w:cs="Courier New"/>
+          <w:sz w:val="24"/>
+          <w:szCs w:val="24"/>
+        </w:rPr>
+        <w:t xml:space="preserve">Data Analysis</w:t>
+      </w:r>
+      <w:r>
+        <w:rPr>
+          <w:rFonts w:ascii="Courier New" w:eastAsia="Courier New" w:hAnsi="Courier New" w:cs="Courier New"/>
+          <w:sz w:val="24"/>
+          <w:szCs w:val="24"/>
+        </w:rPr>
+        <w:tab/>
+        <w:t>11</w:t>
       </w:r>
     </w:p>
     <w:p>
@@ -4505,13 +4660,76 @@
       </w:r>
     </w:p>
     <w:sectPr>
+      <w:footerReference w:type="default" r:id="rId7"/>
+      <w:footerReference w:type="first" r:id="rId8"/>
       <w:pgSz w:w="11907" w:h="16839"/>
       <w:pgMar w:top="1440" w:right="1440" w:bottom="1440" w:left="1440" w:header="708" w:footer="708" w:gutter="0"/>
       <w:cols w:space="720"/>
+      <w:titlePg/>
       <w:docGrid w:linePitch="360"/>
     </w:sectPr>
   </w:body>
 </w:document>
+</file>
+
+<file path=word/footer1.xml><?xml version="1.0" encoding="utf-8"?>
+<w:ftr xmlns:w="http://schemas.openxmlformats.org/wordprocessingml/2006/main" xmlns:r="http://schemas.openxmlformats.org/officeDocument/2006/relationships">
+  <w:p>
+    <w:pPr>
+      <w:jc w:val="center"/>
+    </w:pPr>
+    <w:r>
+      <w:rPr>
+        <w:rFonts w:ascii="Courier New" w:eastAsia="Courier New" w:hAnsi="Courier New" w:cs="Courier New"/>
+        <w:sz w:val="24"/>
+        <w:szCs w:val="24"/>
+      </w:rPr>
+      <w:fldChar w:fldCharType="begin"/>
+    </w:r>
+    <w:r>
+      <w:rPr>
+        <w:rFonts w:ascii="Courier New" w:eastAsia="Courier New" w:hAnsi="Courier New" w:cs="Courier New"/>
+        <w:sz w:val="24"/>
+        <w:szCs w:val="24"/>
+      </w:rPr>
+      <w:instrText xml:space="preserve"> PAGE </w:instrText>
+    </w:r>
+    <w:r>
+      <w:rPr>
+        <w:rFonts w:ascii="Courier New" w:eastAsia="Courier New" w:hAnsi="Courier New" w:cs="Courier New"/>
+        <w:sz w:val="24"/>
+        <w:szCs w:val="24"/>
+      </w:rPr>
+      <w:fldChar w:fldCharType="separate"/>
+    </w:r>
+    <w:r>
+      <w:rPr>
+        <w:rFonts w:ascii="Courier New" w:eastAsia="Courier New" w:hAnsi="Courier New" w:cs="Courier New"/>
+        <w:sz w:val="24"/>
+        <w:szCs w:val="24"/>
+      </w:rPr>
+      <w:t>1</w:t>
+    </w:r>
+    <w:r>
+      <w:rPr>
+        <w:rFonts w:ascii="Courier New" w:eastAsia="Courier New" w:hAnsi="Courier New" w:cs="Courier New"/>
+        <w:sz w:val="24"/>
+        <w:szCs w:val="24"/>
+      </w:rPr>
+      <w:fldChar w:fldCharType="end"/>
+    </w:r>
+  </w:p>
+</w:ftr>
+</file>
+
+<file path=word/footer2.xml><?xml version="1.0" encoding="utf-8"?>
+<w:ftr xmlns:w="http://schemas.openxmlformats.org/wordprocessingml/2006/main" xmlns:r="http://schemas.openxmlformats.org/officeDocument/2006/relationships">
+  <w:p>
+    <w:pPr>
+      <w:jc w:val="center"/>
+    </w:pPr>
+  </w:p>
+</w:ftr>
 </file>
 
 <file path=word/numbering.xml><?xml version="1.0" encoding="utf-8"?>
